--- a/NEWDOCUMENTATION.docx
+++ b/NEWDOCUMENTATION.docx
@@ -3120,7 +3120,30 @@
         <w:rPr>
           <w:lang w:val="en-GB"/>
         </w:rPr>
-        <w:t>As a restaurant manager, I want to view all historical orders with their associated financial data, filtered by time range and status, so that I can monitor operational performance and revenue trends.</w:t>
+        <w:t>As a restaurant manager, I want to view all historical orders with their associated financial data</w:t>
+      </w:r>
+      <w:commentRangeStart w:id="3"/>
+      <w:r>
+        <w:rPr>
+          <w:lang w:val="en-GB"/>
+        </w:rPr>
+        <w:t>, filtered by time range and status</w:t>
+      </w:r>
+      <w:commentRangeEnd w:id="3"/>
+      <w:r>
+        <w:rPr>
+          <w:rStyle w:val="CommentReference"/>
+          <w:sz w:val="22"/>
+          <w:szCs w:val="22"/>
+          <w:lang w:val="en-GB"/>
+        </w:rPr>
+        <w:commentReference w:id="3"/>
+      </w:r>
+      <w:r>
+        <w:rPr>
+          <w:lang w:val="en-GB"/>
+        </w:rPr>
+        <w:t>, so that I can monitor operational performance and revenue trends.</w:t>
       </w:r>
     </w:p>
     <w:p>
@@ -3403,7 +3426,30 @@
         <w:rPr>
           <w:lang w:val="en-GB"/>
         </w:rPr>
-        <w:t>As a cashier, I want to calculate the total bill for a table, apply an optional discount and close the order, so that the payment process is completed accurately and the order is removed from the active views of all other roles.</w:t>
+        <w:t xml:space="preserve">As a cashier, I want to calculate the total bill for a table, </w:t>
+      </w:r>
+      <w:commentRangeStart w:id="4"/>
+      <w:r>
+        <w:rPr>
+          <w:lang w:val="en-GB"/>
+        </w:rPr>
+        <w:t>apply an optional discount and close the orde</w:t>
+      </w:r>
+      <w:commentRangeEnd w:id="4"/>
+      <w:r>
+        <w:rPr>
+          <w:rStyle w:val="CommentReference"/>
+          <w:sz w:val="22"/>
+          <w:szCs w:val="22"/>
+          <w:lang w:val="en-GB"/>
+        </w:rPr>
+        <w:commentReference w:id="4"/>
+      </w:r>
+      <w:r>
+        <w:rPr>
+          <w:lang w:val="en-GB"/>
+        </w:rPr>
+        <w:t>r, so that the payment process is completed accurately and the order is removed from the active views of all other roles.</w:t>
       </w:r>
     </w:p>
     <w:p>
@@ -3480,14 +3526,14 @@
         </w:rPr>
         <w:t xml:space="preserve">FR-2: </w:t>
       </w:r>
-      <w:commentRangeStart w:id="3"/>
+      <w:commentRangeStart w:id="5"/>
       <w:r>
         <w:rPr>
           <w:lang w:val="en-GB"/>
         </w:rPr>
         <w:t>The system shall notify all subscribed client components of order creation and status updates.</w:t>
       </w:r>
-      <w:commentRangeEnd w:id="3"/>
+      <w:commentRangeEnd w:id="5"/>
       <w:r>
         <w:rPr>
           <w:rStyle w:val="CommentReference"/>
@@ -3495,7 +3541,7 @@
           <w:szCs w:val="22"/>
           <w:lang w:val="en-GB"/>
         </w:rPr>
-        <w:commentReference w:id="3"/>
+        <w:commentReference w:id="5"/>
       </w:r>
     </w:p>
     <w:p>
@@ -3576,7 +3622,19 @@
         <w:rPr>
           <w:lang w:val="en-GB"/>
         </w:rPr>
-        <w:t>The system shall allow authorized users to add free-text notes to individual order items.</w:t>
+        <w:t>The system shall allow authorized users to add free-text notes to individual orde</w:t>
+      </w:r>
+      <w:r>
+        <w:rPr>
+          <w:lang w:val="en-GB"/>
+        </w:rPr>
+        <w:t>r</w:t>
+      </w:r>
+      <w:r>
+        <w:rPr>
+          <w:lang w:val="en-GB"/>
+        </w:rPr>
+        <w:t>.</w:t>
       </w:r>
     </w:p>
     <w:p>
@@ -3624,13 +3682,38 @@
           <w:bCs/>
           <w:lang w:val="en-GB"/>
         </w:rPr>
-        <w:t xml:space="preserve">FR-7: </w:t>
-      </w:r>
-      <w:r>
-        <w:rPr>
-          <w:lang w:val="en-GB"/>
-        </w:rPr>
-        <w:t>The system shall enforce role-based access control, ensuring that each authenticated user can only access the functionalities authorized for the corresponding role.</w:t>
+        <w:t>FR-7</w:t>
+      </w:r>
+      <w:commentRangeStart w:id="6"/>
+      <w:r>
+        <w:rPr>
+          <w:b/>
+          <w:bCs/>
+          <w:lang w:val="en-GB"/>
+        </w:rPr>
+        <w:t xml:space="preserve">: </w:t>
+      </w:r>
+      <w:r>
+        <w:rPr>
+          <w:lang w:val="en-GB"/>
+        </w:rPr>
+        <w:t>The system shall enforce role-based access control, ensuring that each authenticated user can only access the functionalities authorized for the corresponding role</w:t>
+      </w:r>
+      <w:commentRangeEnd w:id="6"/>
+      <w:r>
+        <w:rPr>
+          <w:rStyle w:val="CommentReference"/>
+          <w:sz w:val="22"/>
+          <w:szCs w:val="22"/>
+          <w:lang w:val="en-GB"/>
+        </w:rPr>
+        <w:commentReference w:id="6"/>
+      </w:r>
+      <w:r>
+        <w:rPr>
+          <w:lang w:val="en-GB"/>
+        </w:rPr>
+        <w:t>.</w:t>
       </w:r>
     </w:p>
     <w:p>
@@ -3672,6 +3755,8 @@
       <w:pPr>
         <w:pStyle w:val="Heading3"/>
       </w:pPr>
+      <w:commentRangeStart w:id="7"/>
+      <w:commentRangeStart w:id="8"/>
       <w:r>
         <w:rPr>
           <w:noProof/>
@@ -3718,6 +3803,24 @@
           </wp:inline>
         </w:drawing>
       </w:r>
+      <w:commentRangeEnd w:id="7"/>
+      <w:r>
+        <w:rPr>
+          <w:rStyle w:val="CommentReference"/>
+          <w:sz w:val="24"/>
+          <w:szCs w:val="24"/>
+        </w:rPr>
+        <w:commentReference w:id="7"/>
+      </w:r>
+      <w:commentRangeEnd w:id="8"/>
+      <w:r>
+        <w:rPr>
+          <w:rStyle w:val="CommentReference"/>
+          <w:sz w:val="24"/>
+          <w:szCs w:val="24"/>
+        </w:rPr>
+        <w:commentReference w:id="8"/>
+      </w:r>
     </w:p>
     <w:p>
       <w:pPr>
@@ -4073,7 +4176,19 @@
         <w:rPr>
           <w:lang w:val="en-GB"/>
         </w:rPr>
-        <w:t>The system presents an empty form requesting name, category, price and description.</w:t>
+        <w:t xml:space="preserve">The system presents an empty form requesting name, category, price and </w:t>
+      </w:r>
+      <w:r>
+        <w:rPr>
+          <w:lang w:val="en-GB"/>
+        </w:rPr>
+        <w:t>allergens</w:t>
+      </w:r>
+      <w:r>
+        <w:rPr>
+          <w:lang w:val="en-GB"/>
+        </w:rPr>
+        <w:t>.</w:t>
       </w:r>
     </w:p>
     <w:p>
@@ -4359,7 +4474,13 @@
         <w:rPr>
           <w:lang w:val="en-GB"/>
         </w:rPr>
-        <w:t xml:space="preserve">  logs into the system, </w:t>
+        <w:t xml:space="preserve"> logs</w:t>
+      </w:r>
+      <w:r>
+        <w:rPr>
+          <w:lang w:val="en-GB"/>
+        </w:rPr>
+        <w:t xml:space="preserve"> into the system, </w:t>
       </w:r>
       <w:r>
         <w:rPr>
@@ -4475,13 +4596,19 @@
         <w:rPr>
           <w:lang w:val="en-GB"/>
         </w:rPr>
-        <w:t xml:space="preserve">The manager </w:t>
-      </w:r>
-      <w:r>
-        <w:rPr>
-          <w:lang w:val="en-GB"/>
-        </w:rPr>
-        <w:t xml:space="preserve">, logs into the system and </w:t>
+        <w:t xml:space="preserve">The </w:t>
+      </w:r>
+      <w:r>
+        <w:rPr>
+          <w:lang w:val="en-GB"/>
+        </w:rPr>
+        <w:t>manager,</w:t>
+      </w:r>
+      <w:r>
+        <w:rPr>
+          <w:lang w:val="en-GB"/>
+        </w:rPr>
+        <w:t xml:space="preserve"> logs into the system and </w:t>
       </w:r>
       <w:r>
         <w:rPr>
@@ -4521,14 +4648,14 @@
           <w:lang w:val="en-GB"/>
         </w:rPr>
       </w:pPr>
-      <w:commentRangeStart w:id="4"/>
+      <w:commentRangeStart w:id="9"/>
       <w:r>
         <w:rPr>
           <w:lang w:val="en-GB"/>
         </w:rPr>
         <w:t>The manager optionally applies filters (time range, status).</w:t>
       </w:r>
-      <w:commentRangeEnd w:id="4"/>
+      <w:commentRangeEnd w:id="9"/>
       <w:r>
         <w:rPr>
           <w:rStyle w:val="CommentReference"/>
@@ -4536,7 +4663,7 @@
           <w:szCs w:val="22"/>
           <w:lang w:val="en-GB"/>
         </w:rPr>
-        <w:commentReference w:id="4"/>
+        <w:commentReference w:id="9"/>
       </w:r>
     </w:p>
     <w:p>
@@ -4650,14 +4777,14 @@
           <w:lang w:val="en-GB"/>
         </w:rPr>
       </w:pPr>
-      <w:commentRangeStart w:id="5"/>
+      <w:commentRangeStart w:id="10"/>
       <w:r>
         <w:rPr>
           <w:lang w:val="en-GB"/>
         </w:rPr>
         <w:t>The cashier optionally applies a discount.</w:t>
       </w:r>
-      <w:commentRangeEnd w:id="5"/>
+      <w:commentRangeEnd w:id="10"/>
       <w:r>
         <w:rPr>
           <w:rStyle w:val="CommentReference"/>
@@ -4665,7 +4792,7 @@
           <w:szCs w:val="22"/>
           <w:lang w:val="en-GB"/>
         </w:rPr>
-        <w:commentReference w:id="5"/>
+        <w:commentReference w:id="10"/>
       </w:r>
     </w:p>
     <w:p>
@@ -4869,7 +4996,7 @@
           <w:lang w:val="en-GB"/>
         </w:rPr>
       </w:pPr>
-      <w:commentRangeStart w:id="6"/>
+      <w:commentRangeStart w:id="11"/>
       <w:r>
         <w:rPr>
           <w:noProof/>
@@ -4931,7 +5058,7 @@
           </wp:anchor>
         </w:drawing>
       </w:r>
-      <w:commentRangeEnd w:id="6"/>
+      <w:commentRangeEnd w:id="11"/>
       <w:r>
         <w:rPr>
           <w:rStyle w:val="CommentReference"/>
@@ -4939,7 +5066,7 @@
           <w:szCs w:val="22"/>
           <w:lang w:val="en-GB"/>
         </w:rPr>
-        <w:commentReference w:id="6"/>
+        <w:commentReference w:id="11"/>
       </w:r>
       <w:r>
         <w:rPr>
@@ -5089,7 +5216,19 @@
         <w:rPr>
           <w:lang w:val="en-GB"/>
         </w:rPr>
-        <w:t>Is possible to chose what table manage, so only the order (to deliver) related to a selected table will be showed</w:t>
+        <w:t xml:space="preserve">Is possible to </w:t>
+      </w:r>
+      <w:r>
+        <w:rPr>
+          <w:lang w:val="en-GB"/>
+        </w:rPr>
+        <w:t>choose</w:t>
+      </w:r>
+      <w:r>
+        <w:rPr>
+          <w:lang w:val="en-GB"/>
+        </w:rPr>
+        <w:t xml:space="preserve"> what table manage, so only the order (to deliver) related to a selected table will be showed</w:t>
       </w:r>
     </w:p>
     <w:p>
@@ -5358,7 +5497,31 @@
         <w:rPr>
           <w:lang w:val="en-GB"/>
         </w:rPr>
-        <w:t>there in furthermore a screen dedicated to configure DB</w:t>
+        <w:t xml:space="preserve">there in furthermore a screen dedicated to </w:t>
+      </w:r>
+      <w:r>
+        <w:rPr>
+          <w:lang w:val="en-GB"/>
+        </w:rPr>
+        <w:t>configuring</w:t>
+      </w:r>
+      <w:r>
+        <w:rPr>
+          <w:lang w:val="en-GB"/>
+        </w:rPr>
+        <w:t xml:space="preserve"> </w:t>
+      </w:r>
+      <w:r>
+        <w:rPr>
+          <w:lang w:val="en-GB"/>
+        </w:rPr>
+        <w:t xml:space="preserve">connection to </w:t>
+      </w:r>
+      <w:r>
+        <w:rPr>
+          <w:lang w:val="en-GB"/>
+        </w:rPr>
+        <w:t>DB</w:t>
       </w:r>
     </w:p>
     <w:p>
@@ -5527,12 +5690,22 @@
             <w:pPr>
               <w:spacing w:line="280" w:lineRule="auto"/>
             </w:pPr>
+            <w:commentRangeStart w:id="12"/>
             <w:r>
               <w:rPr>
                 <w:b/>
                 <w:bCs/>
               </w:rPr>
               <w:t>com.example.rm.app</w:t>
+            </w:r>
+            <w:commentRangeEnd w:id="12"/>
+            <w:r>
+              <w:rPr>
+                <w:rStyle w:val="CommentReference"/>
+                <w:sz w:val="22"/>
+                <w:szCs w:val="22"/>
+              </w:rPr>
+              <w:commentReference w:id="12"/>
             </w:r>
           </w:p>
         </w:tc>
@@ -6204,6 +6377,7 @@
                 <w:lang w:val="en-GB"/>
               </w:rPr>
             </w:pPr>
+            <w:commentRangeStart w:id="13"/>
             <w:r>
               <w:rPr>
                 <w:b/>
@@ -6211,7 +6385,29 @@
                 <w:color w:val="C0392B"/>
                 <w:lang w:val="en-GB"/>
               </w:rPr>
-              <w:t>[ Diagram placeholder ]</w:t>
+              <w:t xml:space="preserve">[ Diagram placeholder </w:t>
+            </w:r>
+            <w:commentRangeEnd w:id="13"/>
+            <w:r>
+              <w:rPr>
+                <w:rStyle w:val="CommentReference"/>
+                <w:b/>
+                <w:bCs/>
+                <w:color w:val="C0392B"/>
+                <w:sz w:val="22"/>
+                <w:szCs w:val="22"/>
+                <w:lang w:val="en-GB"/>
+              </w:rPr>
+              <w:commentReference w:id="13"/>
+            </w:r>
+            <w:r>
+              <w:rPr>
+                <w:b/>
+                <w:bCs/>
+                <w:color w:val="C0392B"/>
+                <w:lang w:val="en-GB"/>
+              </w:rPr>
+              <w:t>]</w:t>
             </w:r>
           </w:p>
           <w:p>
@@ -6474,13 +6670,34 @@
           <w:lang w:val="en-GB"/>
         </w:rPr>
       </w:pPr>
+      <w:commentRangeStart w:id="14"/>
       <w:r>
         <w:rPr>
           <w:b/>
           <w:bCs/>
           <w:lang w:val="en-GB"/>
         </w:rPr>
-        <w:t xml:space="preserve">DAO (Data Access Object) Pattern. </w:t>
+        <w:t>DAO (Data Access Object) Pattern</w:t>
+      </w:r>
+      <w:commentRangeEnd w:id="14"/>
+      <w:r>
+        <w:rPr>
+          <w:rStyle w:val="CommentReference"/>
+          <w:b/>
+          <w:bCs/>
+          <w:sz w:val="22"/>
+          <w:szCs w:val="22"/>
+          <w:lang w:val="en-GB"/>
+        </w:rPr>
+        <w:commentReference w:id="14"/>
+      </w:r>
+      <w:r>
+        <w:rPr>
+          <w:b/>
+          <w:bCs/>
+          <w:lang w:val="en-GB"/>
+        </w:rPr>
+        <w:t xml:space="preserve">. </w:t>
       </w:r>
     </w:p>
     <w:p>
@@ -6673,6 +6890,7 @@
           <w:lang w:val="en-GB"/>
         </w:rPr>
       </w:pPr>
+      <w:commentRangeStart w:id="15"/>
       <w:r>
         <w:rPr>
           <w:lang w:val="en-GB"/>
@@ -6722,7 +6940,23 @@
         <w:rPr>
           <w:lang w:val="en-GB"/>
         </w:rPr>
-        <w:t>. By receiving DAO interfaces rather than concrete implementations, these classes remain loosely coupled to the persistence layer and can be exercised in isolation by injecting mock or alternative implementations during testing.</w:t>
+        <w:t>. By receiving DAO interfaces rather than concrete implementations, these classes remain loosely coupled to the persistence layer and can be exercised in isolation by injecting mock or alternative implementations during testing</w:t>
+      </w:r>
+      <w:commentRangeEnd w:id="15"/>
+      <w:r>
+        <w:rPr>
+          <w:rStyle w:val="CommentReference"/>
+          <w:sz w:val="22"/>
+          <w:szCs w:val="22"/>
+          <w:lang w:val="en-GB"/>
+        </w:rPr>
+        <w:commentReference w:id="15"/>
+      </w:r>
+      <w:r>
+        <w:rPr>
+          <w:lang w:val="en-GB"/>
+        </w:rPr>
+        <w:t>.</w:t>
       </w:r>
     </w:p>
     <w:p>
@@ -7326,7 +7560,19 @@
         <w:rPr>
           <w:lang w:val="en-GB"/>
         </w:rPr>
-        <w:t>The testing strategy adopted for Restaurant Manager combines unit tests on individual classes and use case oriented tests on the most critical end-to-end flows. The tests mainly cover controller classes, DAO classes and configuration services, ensuring correct interaction between layers and proper handling of edge cases.</w:t>
+        <w:t xml:space="preserve">The testing strategy adopted for Restaurant Manager combines unit tests on individual classes and use </w:t>
+      </w:r>
+      <w:r>
+        <w:rPr>
+          <w:lang w:val="en-GB"/>
+        </w:rPr>
+        <w:t>case-oriented</w:t>
+      </w:r>
+      <w:r>
+        <w:rPr>
+          <w:lang w:val="en-GB"/>
+        </w:rPr>
+        <w:t xml:space="preserve"> tests on the most critical end-to-end flows. The tests mainly cover controller classes, DAO classes and configuration services, ensuring correct interaction between layers and proper handling of edge cases.</w:t>
       </w:r>
     </w:p>
     <w:p>
@@ -7872,7 +8118,24 @@
           <w:lang w:val="en-GB"/>
         </w:rPr>
         <w:lastRenderedPageBreak/>
-        <w:t>5. EXCEPTIONS</w:t>
+        <w:t xml:space="preserve">5. </w:t>
+      </w:r>
+      <w:commentRangeStart w:id="16"/>
+      <w:r>
+        <w:rPr>
+          <w:lang w:val="en-GB"/>
+        </w:rPr>
+        <w:t>EXCEPTIONS</w:t>
+      </w:r>
+      <w:commentRangeEnd w:id="16"/>
+      <w:r>
+        <w:rPr>
+          <w:rStyle w:val="CommentReference"/>
+          <w:sz w:val="36"/>
+          <w:szCs w:val="36"/>
+          <w:lang w:val="en-GB"/>
+        </w:rPr>
+        <w:commentReference w:id="16"/>
       </w:r>
     </w:p>
     <w:p>
@@ -8437,7 +8700,23 @@
           <w:bCs/>
           <w:lang w:val="en-GB"/>
         </w:rPr>
-        <w:t>alternative file system based implementation</w:t>
+        <w:t xml:space="preserve">alternative file </w:t>
+      </w:r>
+      <w:r>
+        <w:rPr>
+          <w:b/>
+          <w:bCs/>
+          <w:lang w:val="en-GB"/>
+        </w:rPr>
+        <w:t>system-based</w:t>
+      </w:r>
+      <w:r>
+        <w:rPr>
+          <w:b/>
+          <w:bCs/>
+          <w:lang w:val="en-GB"/>
+        </w:rPr>
+        <w:t xml:space="preserve"> implementation</w:t>
       </w:r>
       <w:r>
         <w:rPr>
@@ -8473,14 +8752,14 @@
         <w:rPr>
           <w:lang w:val="en-GB"/>
         </w:rPr>
-        <w:t xml:space="preserve"> interface used by the PostgreSQL based DAO. The purpose of this implementation is to demonstrate the flexibility of the DAO pattern and to allow </w:t>
+        <w:t xml:space="preserve"> interface used by the PostgreSQL based DAO. The purpose of this implementation is to demonstrate the flexibility of the DAO pattern and to </w:t>
       </w:r>
       <w:r>
         <w:rPr>
           <w:lang w:val="en-GB"/>
         </w:rPr>
         <w:lastRenderedPageBreak/>
-        <w:t>data persistence without relying on a DBMS, for example in simplified scenarios, in testing contexts or in environments where a database server is not available.</w:t>
+        <w:t>allow data persistence without relying on a DBMS, for example in simplified scenarios, in testing contexts or in environments where a database server is not available.</w:t>
       </w:r>
     </w:p>
     <w:p>
@@ -8865,7 +9144,7 @@
       </w:r>
     </w:p>
   </w:comment>
-  <w:comment w:id="3" w:author="davide brugnoli" w:date="2026-04-30T11:58:00Z" w:initials="db">
+  <w:comment w:id="3" w:author="davide brugnoli" w:date="2026-05-26T15:25:00Z" w:initials="db">
     <w:p>
       <w:pPr>
         <w:pStyle w:val="CommentText"/>
@@ -8877,11 +9156,43 @@
         <w:annotationRef/>
       </w:r>
       <w:r>
+        <w:t>Funzione da riimplementare</w:t>
+      </w:r>
+    </w:p>
+  </w:comment>
+  <w:comment w:id="4" w:author="davide brugnoli" w:date="2026-05-26T15:28:00Z" w:initials="db">
+    <w:p>
+      <w:pPr>
+        <w:pStyle w:val="CommentText"/>
+      </w:pPr>
+      <w:r>
+        <w:rPr>
+          <w:rStyle w:val="CommentReference"/>
+        </w:rPr>
+        <w:annotationRef/>
+      </w:r>
+      <w:r>
+        <w:t>Da implementare</w:t>
+      </w:r>
+    </w:p>
+  </w:comment>
+  <w:comment w:id="5" w:author="davide brugnoli" w:date="2026-04-30T11:58:00Z" w:initials="db">
+    <w:p>
+      <w:pPr>
+        <w:pStyle w:val="CommentText"/>
+      </w:pPr>
+      <w:r>
+        <w:rPr>
+          <w:rStyle w:val="CommentReference"/>
+        </w:rPr>
+        <w:annotationRef/>
+      </w:r>
+      <w:r>
         <w:t>Ricontrolla</w:t>
       </w:r>
     </w:p>
   </w:comment>
-  <w:comment w:id="4" w:author="davide brugnoli" w:date="2026-04-30T12:11:00Z" w:initials="db">
+  <w:comment w:id="6" w:author="davide brugnoli" w:date="2026-05-26T15:29:00Z" w:initials="db">
     <w:p>
       <w:pPr>
         <w:pStyle w:val="CommentText"/>
@@ -8893,11 +9204,59 @@
         <w:annotationRef/>
       </w:r>
       <w:r>
+        <w:t>Controllare se necessario</w:t>
+      </w:r>
+    </w:p>
+  </w:comment>
+  <w:comment w:id="7" w:author="davide brugnoli" w:date="2026-05-26T15:30:00Z" w:initials="db">
+    <w:p>
+      <w:pPr>
+        <w:pStyle w:val="CommentText"/>
+      </w:pPr>
+      <w:r>
+        <w:rPr>
+          <w:rStyle w:val="CommentReference"/>
+        </w:rPr>
+        <w:annotationRef/>
+      </w:r>
+      <w:r>
+        <w:t>Da reinserire la versione più recente, che non riporta 2 volte add</w:t>
+      </w:r>
+    </w:p>
+  </w:comment>
+  <w:comment w:id="8" w:author="davide brugnoli" w:date="2026-05-26T15:32:00Z" w:initials="db">
+    <w:p>
+      <w:pPr>
+        <w:pStyle w:val="CommentText"/>
+      </w:pPr>
+      <w:r>
+        <w:rPr>
+          <w:rStyle w:val="CommentReference"/>
+        </w:rPr>
+        <w:annotationRef/>
+      </w:r>
+      <w:r>
+        <w:t>Revisiona: filter by table, possibilità di incomprensione</w:t>
+      </w:r>
+    </w:p>
+  </w:comment>
+  <w:comment w:id="9" w:author="davide brugnoli" w:date="2026-04-30T12:11:00Z" w:initials="db">
+    <w:p>
+      <w:pPr>
+        <w:pStyle w:val="CommentText"/>
+      </w:pPr>
+      <w:r>
+        <w:rPr>
+          <w:rStyle w:val="CommentReference"/>
+        </w:rPr>
+        <w:annotationRef/>
+      </w:r>
+      <w:r>
         <w:t>Potrebbe esssrre un extend?</w:t>
       </w:r>
     </w:p>
   </w:comment>
-  <w:comment w:id="5" w:author="davide brugnoli" w:date="2026-04-30T12:11:00Z" w:initials="db">
+  <w:comment w:id="10" w:author="davide brugnoli" w:date="2026-04-30T12:11:00Z" w:initials="db">
     <w:p>
       <w:pPr>
         <w:pStyle w:val="CommentText"/>
@@ -8913,7 +9272,7 @@
       </w:r>
     </w:p>
   </w:comment>
-  <w:comment w:id="6" w:author="davide brugnoli" w:date="2026-04-30T12:15:00Z" w:initials="db">
+  <w:comment w:id="11" w:author="davide brugnoli" w:date="2026-04-30T12:15:00Z" w:initials="db">
     <w:p>
       <w:pPr>
         <w:pStyle w:val="CommentText"/>
@@ -8926,6 +9285,86 @@
       </w:r>
       <w:r>
         <w:t>Inserire un immagine a qualità superiore</w:t>
+      </w:r>
+    </w:p>
+  </w:comment>
+  <w:comment w:id="12" w:author="davide brugnoli" w:date="2026-05-26T15:44:00Z" w:initials="db">
+    <w:p>
+      <w:pPr>
+        <w:pStyle w:val="CommentText"/>
+      </w:pPr>
+      <w:r>
+        <w:rPr>
+          <w:rStyle w:val="CommentReference"/>
+        </w:rPr>
+        <w:annotationRef/>
+      </w:r>
+      <w:r>
+        <w:t>Controlla se altri progetti usano com.example.rm.app</w:t>
+      </w:r>
+    </w:p>
+  </w:comment>
+  <w:comment w:id="13" w:author="davide brugnoli" w:date="2026-05-26T15:45:00Z" w:initials="db">
+    <w:p>
+      <w:pPr>
+        <w:pStyle w:val="CommentText"/>
+      </w:pPr>
+      <w:r>
+        <w:rPr>
+          <w:rStyle w:val="CommentReference"/>
+        </w:rPr>
+        <w:annotationRef/>
+      </w:r>
+      <w:r>
+        <w:t>Non inseriremo il Design Level</w:t>
+      </w:r>
+    </w:p>
+  </w:comment>
+  <w:comment w:id="14" w:author="davide brugnoli" w:date="2026-05-26T15:46:00Z" w:initials="db">
+    <w:p>
+      <w:pPr>
+        <w:pStyle w:val="CommentText"/>
+      </w:pPr>
+      <w:r>
+        <w:rPr>
+          <w:rStyle w:val="CommentReference"/>
+        </w:rPr>
+        <w:annotationRef/>
+      </w:r>
+      <w:r>
+        <w:t>I DAO sono pattern?</w:t>
+      </w:r>
+    </w:p>
+  </w:comment>
+  <w:comment w:id="15" w:author="davide brugnoli" w:date="2026-05-26T15:48:00Z" w:initials="db">
+    <w:p>
+      <w:pPr>
+        <w:pStyle w:val="CommentText"/>
+      </w:pPr>
+      <w:r>
+        <w:rPr>
+          <w:rStyle w:val="CommentReference"/>
+        </w:rPr>
+        <w:annotationRef/>
+      </w:r>
+      <w:r>
+        <w:t>Rileggi bene</w:t>
+      </w:r>
+    </w:p>
+  </w:comment>
+  <w:comment w:id="16" w:author="davide brugnoli" w:date="2026-05-26T15:53:00Z" w:initials="db">
+    <w:p>
+      <w:pPr>
+        <w:pStyle w:val="CommentText"/>
+      </w:pPr>
+      <w:r>
+        <w:rPr>
+          <w:rStyle w:val="CommentReference"/>
+        </w:rPr>
+        <w:annotationRef/>
+      </w:r>
+      <w:r>
+        <w:t>Da qui in poi la documentazione non è stata revisionata</w:t>
       </w:r>
     </w:p>
   </w:comment>
@@ -8937,22 +9376,66 @@
   <w15:commentEx w15:paraId="5DABDE37" w15:done="0"/>
   <w15:commentEx w15:paraId="63C32BE6" w15:done="0"/>
   <w15:commentEx w15:paraId="5ABC12F1" w15:done="0"/>
+  <w15:commentEx w15:paraId="06108AB1" w15:done="0"/>
+  <w15:commentEx w15:paraId="6948B227" w15:done="0"/>
   <w15:commentEx w15:paraId="23F9DCC9" w15:done="0"/>
+  <w15:commentEx w15:paraId="36AB0C9D" w15:done="0"/>
+  <w15:commentEx w15:paraId="5A4F53AA" w15:done="0"/>
+  <w15:commentEx w15:paraId="38391F09" w15:paraIdParent="5A4F53AA" w15:done="0"/>
   <w15:commentEx w15:paraId="43FA236F" w15:done="0"/>
   <w15:commentEx w15:paraId="62075B69" w15:done="0"/>
   <w15:commentEx w15:paraId="5891CD9E" w15:done="0"/>
+  <w15:commentEx w15:paraId="47FB3CB4" w15:done="0"/>
+  <w15:commentEx w15:paraId="7D039CDD" w15:done="0"/>
+  <w15:commentEx w15:paraId="61D113FC" w15:done="0"/>
+  <w15:commentEx w15:paraId="0EB5BDA6" w15:done="0"/>
+  <w15:commentEx w15:paraId="5D12BDB0" w15:done="0"/>
 </w15:commentsEx>
 </file>
 
 <file path=word/commentsExtensible.xml><?xml version="1.0" encoding="utf-8"?>
 <w16cex:commentsExtensible xmlns:wpc="http://schemas.microsoft.com/office/word/2010/wordprocessingCanvas" xmlns:cx="http://schemas.microsoft.com/office/drawing/2014/chartex" xmlns:cx1="http://schemas.microsoft.com/office/drawing/2015/9/8/chartex" xmlns:cx2="http://schemas.microsoft.com/office/drawing/2015/10/21/chartex" xmlns:cx3="http://schemas.microsoft.com/office/drawing/2016/5/9/chartex" xmlns:cx4="http://schemas.microsoft.com/office/drawing/2016/5/10/chartex" xmlns:cx5="http://schemas.microsoft.com/office/drawing/2016/5/11/chartex" xmlns:cx6="http://schemas.microsoft.com/office/drawing/2016/5/12/chartex" xmlns:cx7="http://schemas.microsoft.com/office/drawing/2016/5/13/chartex" xmlns:cx8="http://schemas.microsoft.com/office/drawing/2016/5/14/chartex" xmlns:cr="http://schemas.microsoft.com/office/comments/2020/reactions" xmlns:mc="http://schemas.openxmlformats.org/markup-compatibility/2006" xmlns:aink="http://schemas.microsoft.com/office/drawing/2016/ink" xmlns:am3d="http://schemas.microsoft.com/office/drawing/2017/model3d" xmlns:o="urn:schemas-microsoft-com:office:office" xmlns:oel="http://schemas.microsoft.com/office/2019/extlst" xmlns:r="http://schemas.openxmlformats.org/officeDocument/2006/relationships" xmlns:m="http://schemas.openxmlformats.org/officeDocument/2006/math" xmlns:v="urn:schemas-microsoft-com:vml" xmlns:wp14="http://schemas.microsoft.com/office/word/2010/wordprocessingDrawing" xmlns:wp="http://schemas.openxmlformats.org/drawingml/2006/wordprocessingDrawing" xmlns:w10="urn:schemas-microsoft-com:office:word" xmlns:w="http://schemas.openxmlformats.org/wordprocessingml/2006/main" xmlns:w14="http://schemas.microsoft.com/office/word/2010/wordml" xmlns:w15="http://schemas.microsoft.com/office/word/2012/wordml" xmlns:w16cex="http://schemas.microsoft.com/office/word/2018/wordml/cex" xmlns:w16cid="http://schemas.microsoft.com/office/word/2016/wordml/cid" xmlns:w16="http://schemas.microsoft.com/office/word/2018/wordml" xmlns:w16du="http://schemas.microsoft.com/office/word/2023/wordml/word16du" xmlns:w16sdtdh="http://schemas.microsoft.com/office/word/2020/wordml/sdtdatahash" xmlns:w16sdtfl="http://schemas.microsoft.com/office/word/2024/wordml/sdtformatlock" xmlns:w16se="http://schemas.microsoft.com/office/word/2015/wordml/symex" xmlns:wpg="http://schemas.microsoft.com/office/word/2010/wordprocessingGroup" xmlns:wpi="http://schemas.microsoft.com/office/word/2010/wordprocessingInk" xmlns:wne="http://schemas.microsoft.com/office/word/2006/wordml" xmlns:wps="http://schemas.microsoft.com/office/word/2010/wordprocessingShape" mc:Ignorable="w14 w15 w16se w16cid w16 w16cex w16sdtdh w16sdtfl cr w16du wp14">
-  <w16cex:commentExtensible w16cex:durableId="26653817" w16cex:dateUtc="2026-04-30T10:39:00Z"/>
+  <w16cex:commentExtensible w16cex:durableId="26653817" w16cex:dateUtc="2026-04-30T10:39:00Z">
+    <w16cex:extLst>
+      <w16:ext w16:uri="{CE6994B0-6A32-4C9F-8C6B-6E91EDA988CE}">
+        <cr:reactions xmlns:cr="http://schemas.microsoft.com/office/comments/2020/reactions">
+          <cr:reaction reactionType="1">
+            <cr:reactionInfo dateUtc="2026-05-26T09:32:39Z">
+              <cr:user userId="S::davide.brugnoli@students.uniroma2.eu::00c05e8b-0e35-421e-bad9-6afeecc66b22" userProvider="AD" userName="davide brugnoli"/>
+            </cr:reactionInfo>
+          </cr:reaction>
+        </cr:reactions>
+      </w16:ext>
+    </w16cex:extLst>
+  </w16cex:commentExtensible>
   <w16cex:commentExtensible w16cex:durableId="5AB1A90F" w16cex:dateUtc="2026-04-30T09:50:00Z"/>
   <w16cex:commentExtensible w16cex:durableId="223CE331" w16cex:dateUtc="2026-04-30T09:50:00Z"/>
+  <w16cex:commentExtensible w16cex:durableId="66A7F010" w16cex:dateUtc="2026-05-26T13:25:00Z"/>
+  <w16cex:commentExtensible w16cex:durableId="643AFE80" w16cex:dateUtc="2026-05-26T13:28:00Z"/>
   <w16cex:commentExtensible w16cex:durableId="6D76DFA0" w16cex:dateUtc="2026-04-30T09:58:00Z"/>
+  <w16cex:commentExtensible w16cex:durableId="4CCF2757" w16cex:dateUtc="2026-05-26T13:29:00Z"/>
+  <w16cex:commentExtensible w16cex:durableId="3DC8BF16" w16cex:dateUtc="2026-05-26T13:30:00Z">
+    <w16cex:extLst>
+      <w16:ext w16:uri="{CE6994B0-6A32-4C9F-8C6B-6E91EDA988CE}">
+        <cr:reactions xmlns:cr="http://schemas.microsoft.com/office/comments/2020/reactions">
+          <cr:reaction reactionType="1">
+            <cr:reactionInfo dateUtc="2026-05-26T13:31:07Z">
+              <cr:user userId="S::davide.brugnoli@students.uniroma2.eu::00c05e8b-0e35-421e-bad9-6afeecc66b22" userProvider="AD" userName="davide brugnoli"/>
+            </cr:reactionInfo>
+          </cr:reaction>
+        </cr:reactions>
+      </w16:ext>
+    </w16cex:extLst>
+  </w16cex:commentExtensible>
+  <w16cex:commentExtensible w16cex:durableId="52A6E0D1" w16cex:dateUtc="2026-05-26T13:32:00Z"/>
   <w16cex:commentExtensible w16cex:durableId="2282B6D7" w16cex:dateUtc="2026-04-30T10:11:00Z"/>
   <w16cex:commentExtensible w16cex:durableId="2EFD151C" w16cex:dateUtc="2026-04-30T10:11:00Z"/>
   <w16cex:commentExtensible w16cex:durableId="33EF2EA6" w16cex:dateUtc="2026-04-30T10:15:00Z"/>
+  <w16cex:commentExtensible w16cex:durableId="6FA98D39" w16cex:dateUtc="2026-05-26T13:44:00Z"/>
+  <w16cex:commentExtensible w16cex:durableId="1DBF2124" w16cex:dateUtc="2026-05-26T13:45:00Z"/>
+  <w16cex:commentExtensible w16cex:durableId="1B4900E6" w16cex:dateUtc="2026-05-26T13:46:00Z"/>
+  <w16cex:commentExtensible w16cex:durableId="2233859F" w16cex:dateUtc="2026-05-26T13:48:00Z"/>
+  <w16cex:commentExtensible w16cex:durableId="08207586" w16cex:dateUtc="2026-05-26T13:53:00Z"/>
 </w16cex:commentsExtensible>
 </file>
 
@@ -8961,10 +9444,20 @@
   <w16cid:commentId w16cid:paraId="5DABDE37" w16cid:durableId="26653817"/>
   <w16cid:commentId w16cid:paraId="63C32BE6" w16cid:durableId="5AB1A90F"/>
   <w16cid:commentId w16cid:paraId="5ABC12F1" w16cid:durableId="223CE331"/>
+  <w16cid:commentId w16cid:paraId="06108AB1" w16cid:durableId="66A7F010"/>
+  <w16cid:commentId w16cid:paraId="6948B227" w16cid:durableId="643AFE80"/>
   <w16cid:commentId w16cid:paraId="23F9DCC9" w16cid:durableId="6D76DFA0"/>
+  <w16cid:commentId w16cid:paraId="36AB0C9D" w16cid:durableId="4CCF2757"/>
+  <w16cid:commentId w16cid:paraId="5A4F53AA" w16cid:durableId="3DC8BF16"/>
+  <w16cid:commentId w16cid:paraId="38391F09" w16cid:durableId="52A6E0D1"/>
   <w16cid:commentId w16cid:paraId="43FA236F" w16cid:durableId="2282B6D7"/>
   <w16cid:commentId w16cid:paraId="62075B69" w16cid:durableId="2EFD151C"/>
   <w16cid:commentId w16cid:paraId="5891CD9E" w16cid:durableId="33EF2EA6"/>
+  <w16cid:commentId w16cid:paraId="47FB3CB4" w16cid:durableId="6FA98D39"/>
+  <w16cid:commentId w16cid:paraId="7D039CDD" w16cid:durableId="1DBF2124"/>
+  <w16cid:commentId w16cid:paraId="61D113FC" w16cid:durableId="1B4900E6"/>
+  <w16cid:commentId w16cid:paraId="0EB5BDA6" w16cid:durableId="2233859F"/>
+  <w16cid:commentId w16cid:paraId="5D12BDB0" w16cid:durableId="08207586"/>
 </w16cid:commentsIds>
 </file>
 

--- a/NEWDOCUMENTATION.docx
+++ b/NEWDOCUMENTATION.docx
@@ -42,6 +42,9 @@
         </w:rPr>
       </w:pPr>
       <w:commentRangeStart w:id="0"/>
+      <w:commentRangeStart w:id="1"/>
+      <w:commentRangeStart w:id="2"/>
+      <w:commentRangeStart w:id="3"/>
       <w:r>
         <w:rPr>
           <w:b/>
@@ -62,6 +65,36 @@
           <w:lang w:val="en-GB"/>
         </w:rPr>
         <w:commentReference w:id="0"/>
+      </w:r>
+      <w:commentRangeEnd w:id="1"/>
+      <w:r>
+        <w:rPr>
+          <w:rStyle w:val="CommentReference"/>
+          <w:sz w:val="22"/>
+          <w:szCs w:val="22"/>
+          <w:lang w:val="en-GB"/>
+        </w:rPr>
+        <w:commentReference w:id="1"/>
+      </w:r>
+      <w:commentRangeEnd w:id="2"/>
+      <w:r>
+        <w:rPr>
+          <w:rStyle w:val="CommentReference"/>
+          <w:sz w:val="22"/>
+          <w:szCs w:val="22"/>
+          <w:lang w:val="en-GB"/>
+        </w:rPr>
+        <w:commentReference w:id="2"/>
+      </w:r>
+      <w:commentRangeEnd w:id="3"/>
+      <w:r>
+        <w:rPr>
+          <w:rStyle w:val="CommentReference"/>
+          <w:sz w:val="22"/>
+          <w:szCs w:val="22"/>
+          <w:lang w:val="en-GB"/>
+        </w:rPr>
+        <w:commentReference w:id="3"/>
       </w:r>
     </w:p>
     <w:p>
@@ -1446,7 +1479,7 @@
             <w:pPr>
               <w:jc w:val="center"/>
             </w:pPr>
-            <w:commentRangeStart w:id="1"/>
+            <w:commentRangeStart w:id="4"/>
             <w:r>
               <w:rPr>
                 <w:b/>
@@ -1455,14 +1488,14 @@
               </w:rPr>
               <w:t>Component</w:t>
             </w:r>
-            <w:commentRangeEnd w:id="1"/>
+            <w:commentRangeEnd w:id="4"/>
             <w:r>
               <w:rPr>
                 <w:rStyle w:val="CommentReference"/>
                 <w:sz w:val="22"/>
                 <w:szCs w:val="22"/>
               </w:rPr>
-              <w:commentReference w:id="1"/>
+              <w:commentReference w:id="4"/>
             </w:r>
           </w:p>
         </w:tc>
@@ -2362,18 +2395,18 @@
             <w:r>
               <w:t xml:space="preserve">1 GB </w:t>
             </w:r>
-            <w:commentRangeStart w:id="2"/>
+            <w:commentRangeStart w:id="5"/>
             <w:r>
               <w:t>(including Docker image)</w:t>
             </w:r>
-            <w:commentRangeEnd w:id="2"/>
+            <w:commentRangeEnd w:id="5"/>
             <w:r>
               <w:rPr>
                 <w:rStyle w:val="CommentReference"/>
                 <w:sz w:val="22"/>
                 <w:szCs w:val="22"/>
               </w:rPr>
-              <w:commentReference w:id="2"/>
+              <w:commentReference w:id="5"/>
             </w:r>
           </w:p>
         </w:tc>
@@ -3122,14 +3155,14 @@
         </w:rPr>
         <w:t>As a restaurant manager, I want to view all historical orders with their associated financial data</w:t>
       </w:r>
-      <w:commentRangeStart w:id="3"/>
+      <w:commentRangeStart w:id="6"/>
       <w:r>
         <w:rPr>
           <w:lang w:val="en-GB"/>
         </w:rPr>
         <w:t>, filtered by time range and status</w:t>
       </w:r>
-      <w:commentRangeEnd w:id="3"/>
+      <w:commentRangeEnd w:id="6"/>
       <w:r>
         <w:rPr>
           <w:rStyle w:val="CommentReference"/>
@@ -3137,7 +3170,7 @@
           <w:szCs w:val="22"/>
           <w:lang w:val="en-GB"/>
         </w:rPr>
-        <w:commentReference w:id="3"/>
+        <w:commentReference w:id="6"/>
       </w:r>
       <w:r>
         <w:rPr>
@@ -3428,14 +3461,14 @@
         </w:rPr>
         <w:t xml:space="preserve">As a cashier, I want to calculate the total bill for a table, </w:t>
       </w:r>
-      <w:commentRangeStart w:id="4"/>
+      <w:commentRangeStart w:id="7"/>
       <w:r>
         <w:rPr>
           <w:lang w:val="en-GB"/>
         </w:rPr>
         <w:t>apply an optional discount and close the orde</w:t>
       </w:r>
-      <w:commentRangeEnd w:id="4"/>
+      <w:commentRangeEnd w:id="7"/>
       <w:r>
         <w:rPr>
           <w:rStyle w:val="CommentReference"/>
@@ -3443,7 +3476,7 @@
           <w:szCs w:val="22"/>
           <w:lang w:val="en-GB"/>
         </w:rPr>
-        <w:commentReference w:id="4"/>
+        <w:commentReference w:id="7"/>
       </w:r>
       <w:r>
         <w:rPr>
@@ -3476,7 +3509,20 @@
       </w:pPr>
       <w:r>
         <w:lastRenderedPageBreak/>
-        <w:t>1.3 FUNCTIONAL REQUIREMENTS</w:t>
+        <w:t xml:space="preserve">1.3 </w:t>
+      </w:r>
+      <w:commentRangeStart w:id="8"/>
+      <w:r>
+        <w:t>FUNCTIONAL REQUIREMENTS</w:t>
+      </w:r>
+      <w:commentRangeEnd w:id="8"/>
+      <w:r>
+        <w:rPr>
+          <w:rStyle w:val="CommentReference"/>
+          <w:sz w:val="28"/>
+          <w:szCs w:val="28"/>
+        </w:rPr>
+        <w:commentReference w:id="8"/>
       </w:r>
     </w:p>
     <w:p>
@@ -3526,14 +3572,14 @@
         </w:rPr>
         <w:t xml:space="preserve">FR-2: </w:t>
       </w:r>
-      <w:commentRangeStart w:id="5"/>
+      <w:commentRangeStart w:id="9"/>
       <w:r>
         <w:rPr>
           <w:lang w:val="en-GB"/>
         </w:rPr>
         <w:t>The system shall notify all subscribed client components of order creation and status updates.</w:t>
       </w:r>
-      <w:commentRangeEnd w:id="5"/>
+      <w:commentRangeEnd w:id="9"/>
       <w:r>
         <w:rPr>
           <w:rStyle w:val="CommentReference"/>
@@ -3541,7 +3587,7 @@
           <w:szCs w:val="22"/>
           <w:lang w:val="en-GB"/>
         </w:rPr>
-        <w:commentReference w:id="5"/>
+        <w:commentReference w:id="9"/>
       </w:r>
     </w:p>
     <w:p>
@@ -3684,7 +3730,7 @@
         </w:rPr>
         <w:t>FR-7</w:t>
       </w:r>
-      <w:commentRangeStart w:id="6"/>
+      <w:commentRangeStart w:id="10"/>
       <w:r>
         <w:rPr>
           <w:b/>
@@ -3699,7 +3745,7 @@
         </w:rPr>
         <w:t>The system shall enforce role-based access control, ensuring that each authenticated user can only access the functionalities authorized for the corresponding role</w:t>
       </w:r>
-      <w:commentRangeEnd w:id="6"/>
+      <w:commentRangeEnd w:id="10"/>
       <w:r>
         <w:rPr>
           <w:rStyle w:val="CommentReference"/>
@@ -3707,7 +3753,7 @@
           <w:szCs w:val="22"/>
           <w:lang w:val="en-GB"/>
         </w:rPr>
-        <w:commentReference w:id="6"/>
+        <w:commentReference w:id="10"/>
       </w:r>
       <w:r>
         <w:rPr>
@@ -3755,8 +3801,8 @@
       <w:pPr>
         <w:pStyle w:val="Heading3"/>
       </w:pPr>
-      <w:commentRangeStart w:id="7"/>
-      <w:commentRangeStart w:id="8"/>
+      <w:commentRangeStart w:id="11"/>
+      <w:commentRangeStart w:id="12"/>
       <w:r>
         <w:rPr>
           <w:noProof/>
@@ -3803,23 +3849,23 @@
           </wp:inline>
         </w:drawing>
       </w:r>
-      <w:commentRangeEnd w:id="7"/>
+      <w:commentRangeEnd w:id="11"/>
       <w:r>
         <w:rPr>
           <w:rStyle w:val="CommentReference"/>
           <w:sz w:val="24"/>
           <w:szCs w:val="24"/>
         </w:rPr>
-        <w:commentReference w:id="7"/>
-      </w:r>
-      <w:commentRangeEnd w:id="8"/>
+        <w:commentReference w:id="11"/>
+      </w:r>
+      <w:commentRangeEnd w:id="12"/>
       <w:r>
         <w:rPr>
           <w:rStyle w:val="CommentReference"/>
           <w:sz w:val="24"/>
           <w:szCs w:val="24"/>
         </w:rPr>
-        <w:commentReference w:id="8"/>
+        <w:commentReference w:id="12"/>
       </w:r>
     </w:p>
     <w:p>
@@ -4648,14 +4694,14 @@
           <w:lang w:val="en-GB"/>
         </w:rPr>
       </w:pPr>
-      <w:commentRangeStart w:id="9"/>
+      <w:commentRangeStart w:id="13"/>
       <w:r>
         <w:rPr>
           <w:lang w:val="en-GB"/>
         </w:rPr>
         <w:t>The manager optionally applies filters (time range, status).</w:t>
       </w:r>
-      <w:commentRangeEnd w:id="9"/>
+      <w:commentRangeEnd w:id="13"/>
       <w:r>
         <w:rPr>
           <w:rStyle w:val="CommentReference"/>
@@ -4663,7 +4709,7 @@
           <w:szCs w:val="22"/>
           <w:lang w:val="en-GB"/>
         </w:rPr>
-        <w:commentReference w:id="9"/>
+        <w:commentReference w:id="13"/>
       </w:r>
     </w:p>
     <w:p>
@@ -4777,14 +4823,14 @@
           <w:lang w:val="en-GB"/>
         </w:rPr>
       </w:pPr>
-      <w:commentRangeStart w:id="10"/>
+      <w:commentRangeStart w:id="14"/>
       <w:r>
         <w:rPr>
           <w:lang w:val="en-GB"/>
         </w:rPr>
         <w:t>The cashier optionally applies a discount.</w:t>
       </w:r>
-      <w:commentRangeEnd w:id="10"/>
+      <w:commentRangeEnd w:id="14"/>
       <w:r>
         <w:rPr>
           <w:rStyle w:val="CommentReference"/>
@@ -4792,7 +4838,7 @@
           <w:szCs w:val="22"/>
           <w:lang w:val="en-GB"/>
         </w:rPr>
-        <w:commentReference w:id="10"/>
+        <w:commentReference w:id="14"/>
       </w:r>
     </w:p>
     <w:p>
@@ -4996,20 +5042,94 @@
           <w:lang w:val="en-GB"/>
         </w:rPr>
       </w:pPr>
-      <w:commentRangeStart w:id="11"/>
       <w:r>
         <w:rPr>
           <w:noProof/>
-          <w:lang w:val="en-GB"/>
         </w:rPr>
         <w:drawing>
-          <wp:anchor distT="0" distB="0" distL="114300" distR="114300" simplePos="0" relativeHeight="251658240" behindDoc="1" locked="0" layoutInCell="1" allowOverlap="1" wp14:anchorId="4D251EC9" wp14:editId="1ECBBF51">
+          <wp:anchor distT="0" distB="0" distL="114300" distR="114300" simplePos="0" relativeHeight="251660288" behindDoc="1" locked="1" layoutInCell="1" allowOverlap="1" wp14:anchorId="42035202" wp14:editId="5EAA57F9">
             <wp:simplePos x="0" y="0"/>
             <wp:positionH relativeFrom="column">
-              <wp:posOffset>-214745</wp:posOffset>
+              <wp:posOffset>-215265</wp:posOffset>
+            </wp:positionH>
+            <wp:positionV relativeFrom="page">
+              <wp:posOffset>4705350</wp:posOffset>
+            </wp:positionV>
+            <wp:extent cx="6614795" cy="5403850"/>
+            <wp:effectExtent l="19050" t="0" r="0" b="0"/>
+            <wp:wrapNone/>
+            <wp:docPr id="1071546346" name="Picture 13" descr="A screenshot of a computer&#10;&#10;AI-generated content may be incorrect."/>
+            <wp:cNvGraphicFramePr>
+              <a:graphicFrameLocks xmlns:a="http://schemas.openxmlformats.org/drawingml/2006/main" noChangeAspect="1"/>
+            </wp:cNvGraphicFramePr>
+            <a:graphic xmlns:a="http://schemas.openxmlformats.org/drawingml/2006/main">
+              <a:graphicData uri="http://schemas.openxmlformats.org/drawingml/2006/picture">
+                <pic:pic xmlns:pic="http://schemas.openxmlformats.org/drawingml/2006/picture">
+                  <pic:nvPicPr>
+                    <pic:cNvPr id="1071546346" name="Picture 13" descr="A screenshot of a computer&#10;&#10;AI-generated content may be incorrect."/>
+                    <pic:cNvPicPr>
+                      <a:picLocks noChangeAspect="1" noChangeArrowheads="1"/>
+                    </pic:cNvPicPr>
+                  </pic:nvPicPr>
+                  <pic:blipFill>
+                    <a:blip r:embed="rId12" cstate="print">
+                      <a:extLst>
+                        <a:ext uri="{28A0092B-C50C-407E-A947-70E740481C1C}">
+                          <a14:useLocalDpi xmlns:a14="http://schemas.microsoft.com/office/drawing/2010/main" val="0"/>
+                        </a:ext>
+                      </a:extLst>
+                    </a:blip>
+                    <a:srcRect/>
+                    <a:stretch>
+                      <a:fillRect/>
+                    </a:stretch>
+                  </pic:blipFill>
+                  <pic:spPr bwMode="auto">
+                    <a:xfrm>
+                      <a:off x="0" y="0"/>
+                      <a:ext cx="6614795" cy="5403850"/>
+                    </a:xfrm>
+                    <a:prstGeom prst="rect">
+                      <a:avLst/>
+                    </a:prstGeom>
+                    <a:noFill/>
+                    <a:ln>
+                      <a:noFill/>
+                    </a:ln>
+                    <a:effectLst>
+                      <a:outerShdw blurRad="50800" dist="38100" dir="5400000" algn="t" rotWithShape="0">
+                        <a:prstClr val="black">
+                          <a:alpha val="40000"/>
+                        </a:prstClr>
+                      </a:outerShdw>
+                    </a:effectLst>
+                  </pic:spPr>
+                </pic:pic>
+              </a:graphicData>
+            </a:graphic>
+            <wp14:sizeRelH relativeFrom="margin">
+              <wp14:pctWidth>0</wp14:pctWidth>
+            </wp14:sizeRelH>
+            <wp14:sizeRelV relativeFrom="margin">
+              <wp14:pctHeight>0</wp14:pctHeight>
+            </wp14:sizeRelV>
+          </wp:anchor>
+        </w:drawing>
+      </w:r>
+      <w:commentRangeStart w:id="15"/>
+      <w:r>
+        <w:rPr>
+          <w:noProof/>
+          <w:lang w:val="en-GB"/>
+        </w:rPr>
+        <w:drawing>
+          <wp:anchor distT="0" distB="0" distL="114300" distR="114300" simplePos="0" relativeHeight="251658240" behindDoc="1" locked="0" layoutInCell="1" allowOverlap="1" wp14:anchorId="4D251EC9" wp14:editId="27098F91">
+            <wp:simplePos x="0" y="0"/>
+            <wp:positionH relativeFrom="column">
+              <wp:posOffset>-214609</wp:posOffset>
             </wp:positionH>
             <wp:positionV relativeFrom="paragraph">
-              <wp:posOffset>51608</wp:posOffset>
+              <wp:posOffset>88011</wp:posOffset>
             </wp:positionV>
             <wp:extent cx="6554743" cy="5153891"/>
             <wp:effectExtent l="0" t="0" r="0" b="8890"/>
@@ -5026,7 +5146,7 @@
                     <pic:cNvPicPr/>
                   </pic:nvPicPr>
                   <pic:blipFill>
-                    <a:blip r:embed="rId12">
+                    <a:blip r:embed="rId13">
                       <a:extLst>
                         <a:ext uri="{28A0092B-C50C-407E-A947-70E740481C1C}">
                           <a14:useLocalDpi xmlns:a14="http://schemas.microsoft.com/office/drawing/2010/main" val="0"/>
@@ -5040,7 +5160,7 @@
                   <pic:spPr>
                     <a:xfrm>
                       <a:off x="0" y="0"/>
-                      <a:ext cx="6564358" cy="5161451"/>
+                      <a:ext cx="6554743" cy="5153891"/>
                     </a:xfrm>
                     <a:prstGeom prst="rect">
                       <a:avLst/>
@@ -5058,7 +5178,7 @@
           </wp:anchor>
         </w:drawing>
       </w:r>
-      <w:commentRangeEnd w:id="11"/>
+      <w:commentRangeEnd w:id="15"/>
       <w:r>
         <w:rPr>
           <w:rStyle w:val="CommentReference"/>
@@ -5066,7 +5186,7 @@
           <w:szCs w:val="22"/>
           <w:lang w:val="en-GB"/>
         </w:rPr>
-        <w:commentReference w:id="11"/>
+        <w:commentReference w:id="15"/>
       </w:r>
       <w:r>
         <w:rPr>
@@ -5081,6 +5201,7 @@
           <w:lang w:val="en-GB"/>
         </w:rPr>
       </w:pPr>
+      <w:commentRangeStart w:id="16"/>
       <w:r>
         <w:rPr>
           <w:lang w:val="en-GB"/>
@@ -5377,14 +5498,24 @@
         <w:contextualSpacing/>
         <w:jc w:val="both"/>
         <w:rPr>
-          <w:lang w:val="en-GB"/>
-        </w:rPr>
-      </w:pPr>
-      <w:r>
-        <w:rPr>
-          <w:lang w:val="en-GB"/>
-        </w:rPr>
-        <w:t>Il possible to go in a screen dedicated to see the order history: “financial”</w:t>
+          <w:b/>
+          <w:bCs/>
+          <w:lang w:val="en-GB"/>
+        </w:rPr>
+      </w:pPr>
+      <w:r>
+        <w:rPr>
+          <w:lang w:val="en-GB"/>
+        </w:rPr>
+        <w:t xml:space="preserve">Il possible to go in a </w:t>
+      </w:r>
+      <w:r>
+        <w:rPr>
+          <w:b/>
+          <w:bCs/>
+          <w:lang w:val="en-GB"/>
+        </w:rPr>
+        <w:t>screen dedicated to see the order history: “financial”</w:t>
       </w:r>
     </w:p>
     <w:p>
@@ -5398,11 +5529,15 @@
         <w:contextualSpacing/>
         <w:jc w:val="both"/>
         <w:rPr>
-          <w:lang w:val="en-GB"/>
-        </w:rPr>
-      </w:pPr>
-      <w:r>
-        <w:rPr>
+          <w:b/>
+          <w:bCs/>
+          <w:lang w:val="en-GB"/>
+        </w:rPr>
+      </w:pPr>
+      <w:r>
+        <w:rPr>
+          <w:b/>
+          <w:bCs/>
           <w:lang w:val="en-GB"/>
         </w:rPr>
         <w:t>See detail (“clicking” on a row)</w:t>
@@ -5418,8 +5553,16 @@
         <w:spacing w:after="160" w:line="278" w:lineRule="auto"/>
         <w:contextualSpacing/>
         <w:jc w:val="both"/>
-      </w:pPr>
-      <w:r>
+        <w:rPr>
+          <w:b/>
+          <w:bCs/>
+        </w:rPr>
+      </w:pPr>
+      <w:r>
+        <w:rPr>
+          <w:b/>
+          <w:bCs/>
+        </w:rPr>
         <w:t>Kitchen dashboard</w:t>
       </w:r>
     </w:p>
@@ -5434,17 +5577,23 @@
         <w:contextualSpacing/>
         <w:jc w:val="both"/>
         <w:rPr>
-          <w:lang w:val="en-GB"/>
-        </w:rPr>
-      </w:pPr>
-      <w:r>
-        <w:rPr>
+          <w:b/>
+          <w:bCs/>
+          <w:lang w:val="en-GB"/>
+        </w:rPr>
+      </w:pPr>
+      <w:r>
+        <w:rPr>
+          <w:b/>
+          <w:bCs/>
           <w:lang w:val="en-GB"/>
         </w:rPr>
         <w:t xml:space="preserve">Is possible to navigate to a preference screen that allows the user to choose what category of order show </w:t>
       </w:r>
       <w:r>
         <w:rPr>
+          <w:b/>
+          <w:bCs/>
           <w:color w:val="156082" w:themeColor="accent1"/>
           <w:lang w:val="en-GB"/>
         </w:rPr>
@@ -5462,11 +5611,15 @@
         <w:contextualSpacing/>
         <w:jc w:val="both"/>
         <w:rPr>
-          <w:lang w:val="en-GB"/>
-        </w:rPr>
-      </w:pPr>
-      <w:r>
-        <w:rPr>
+          <w:b/>
+          <w:bCs/>
+          <w:lang w:val="en-GB"/>
+        </w:rPr>
+      </w:pPr>
+      <w:r>
+        <w:rPr>
+          <w:b/>
+          <w:bCs/>
           <w:u w:val="single"/>
           <w:lang w:val="en-GB"/>
         </w:rPr>
@@ -5474,6 +5627,8 @@
       </w:r>
       <w:r>
         <w:rPr>
+          <w:b/>
+          <w:bCs/>
           <w:lang w:val="en-GB"/>
         </w:rPr>
         <w:t>: can see detail and close order</w:t>
@@ -5490,38 +5645,62 @@
         <w:contextualSpacing/>
         <w:jc w:val="both"/>
         <w:rPr>
-          <w:lang w:val="en-GB"/>
-        </w:rPr>
-      </w:pPr>
-      <w:r>
-        <w:rPr>
+          <w:b/>
+          <w:bCs/>
+          <w:lang w:val="en-GB"/>
+        </w:rPr>
+      </w:pPr>
+      <w:r>
+        <w:rPr>
+          <w:b/>
+          <w:bCs/>
           <w:lang w:val="en-GB"/>
         </w:rPr>
         <w:t xml:space="preserve">there in furthermore a screen dedicated to </w:t>
       </w:r>
       <w:r>
         <w:rPr>
+          <w:b/>
+          <w:bCs/>
           <w:lang w:val="en-GB"/>
         </w:rPr>
         <w:t>configuring</w:t>
       </w:r>
       <w:r>
         <w:rPr>
+          <w:b/>
+          <w:bCs/>
           <w:lang w:val="en-GB"/>
         </w:rPr>
         <w:t xml:space="preserve"> </w:t>
       </w:r>
       <w:r>
         <w:rPr>
+          <w:b/>
+          <w:bCs/>
           <w:lang w:val="en-GB"/>
         </w:rPr>
         <w:t xml:space="preserve">connection to </w:t>
       </w:r>
       <w:r>
         <w:rPr>
+          <w:b/>
+          <w:bCs/>
           <w:lang w:val="en-GB"/>
         </w:rPr>
         <w:t>DB</w:t>
+      </w:r>
+      <w:commentRangeEnd w:id="16"/>
+      <w:r>
+        <w:rPr>
+          <w:rStyle w:val="CommentReference"/>
+          <w:b/>
+          <w:bCs/>
+          <w:sz w:val="22"/>
+          <w:szCs w:val="22"/>
+          <w:lang w:val="en-GB"/>
+        </w:rPr>
+        <w:commentReference w:id="16"/>
       </w:r>
     </w:p>
     <w:p>
@@ -5690,7 +5869,7 @@
             <w:pPr>
               <w:spacing w:line="280" w:lineRule="auto"/>
             </w:pPr>
-            <w:commentRangeStart w:id="12"/>
+            <w:commentRangeStart w:id="17"/>
             <w:r>
               <w:rPr>
                 <w:b/>
@@ -5698,14 +5877,14 @@
               </w:rPr>
               <w:t>com.example.rm.app</w:t>
             </w:r>
-            <w:commentRangeEnd w:id="12"/>
+            <w:commentRangeEnd w:id="17"/>
             <w:r>
               <w:rPr>
                 <w:rStyle w:val="CommentReference"/>
                 <w:sz w:val="22"/>
                 <w:szCs w:val="22"/>
               </w:rPr>
-              <w:commentReference w:id="12"/>
+              <w:commentReference w:id="17"/>
             </w:r>
           </w:p>
         </w:tc>
@@ -6377,7 +6556,7 @@
                 <w:lang w:val="en-GB"/>
               </w:rPr>
             </w:pPr>
-            <w:commentRangeStart w:id="13"/>
+            <w:commentRangeStart w:id="18"/>
             <w:r>
               <w:rPr>
                 <w:b/>
@@ -6387,7 +6566,7 @@
               </w:rPr>
               <w:t xml:space="preserve">[ Diagram placeholder </w:t>
             </w:r>
-            <w:commentRangeEnd w:id="13"/>
+            <w:commentRangeEnd w:id="18"/>
             <w:r>
               <w:rPr>
                 <w:rStyle w:val="CommentReference"/>
@@ -6398,7 +6577,7 @@
                 <w:szCs w:val="22"/>
                 <w:lang w:val="en-GB"/>
               </w:rPr>
-              <w:commentReference w:id="13"/>
+              <w:commentReference w:id="18"/>
             </w:r>
             <w:r>
               <w:rPr>
@@ -6670,7 +6849,7 @@
           <w:lang w:val="en-GB"/>
         </w:rPr>
       </w:pPr>
-      <w:commentRangeStart w:id="14"/>
+      <w:commentRangeStart w:id="19"/>
       <w:r>
         <w:rPr>
           <w:b/>
@@ -6679,7 +6858,7 @@
         </w:rPr>
         <w:t>DAO (Data Access Object) Pattern</w:t>
       </w:r>
-      <w:commentRangeEnd w:id="14"/>
+      <w:commentRangeEnd w:id="19"/>
       <w:r>
         <w:rPr>
           <w:rStyle w:val="CommentReference"/>
@@ -6689,7 +6868,7 @@
           <w:szCs w:val="22"/>
           <w:lang w:val="en-GB"/>
         </w:rPr>
-        <w:commentReference w:id="14"/>
+        <w:commentReference w:id="19"/>
       </w:r>
       <w:r>
         <w:rPr>
@@ -6890,7 +7069,7 @@
           <w:lang w:val="en-GB"/>
         </w:rPr>
       </w:pPr>
-      <w:commentRangeStart w:id="15"/>
+      <w:commentRangeStart w:id="20"/>
       <w:r>
         <w:rPr>
           <w:lang w:val="en-GB"/>
@@ -6942,7 +7121,7 @@
         </w:rPr>
         <w:t>. By receiving DAO interfaces rather than concrete implementations, these classes remain loosely coupled to the persistence layer and can be exercised in isolation by injecting mock or alternative implementations during testing</w:t>
       </w:r>
-      <w:commentRangeEnd w:id="15"/>
+      <w:commentRangeEnd w:id="20"/>
       <w:r>
         <w:rPr>
           <w:rStyle w:val="CommentReference"/>
@@ -6950,7 +7129,7 @@
           <w:szCs w:val="22"/>
           <w:lang w:val="en-GB"/>
         </w:rPr>
-        <w:commentReference w:id="15"/>
+        <w:commentReference w:id="20"/>
       </w:r>
       <w:r>
         <w:rPr>
@@ -8120,14 +8299,14 @@
         <w:lastRenderedPageBreak/>
         <w:t xml:space="preserve">5. </w:t>
       </w:r>
-      <w:commentRangeStart w:id="16"/>
+      <w:commentRangeStart w:id="21"/>
       <w:r>
         <w:rPr>
           <w:lang w:val="en-GB"/>
         </w:rPr>
         <w:t>EXCEPTIONS</w:t>
       </w:r>
-      <w:commentRangeEnd w:id="16"/>
+      <w:commentRangeEnd w:id="21"/>
       <w:r>
         <w:rPr>
           <w:rStyle w:val="CommentReference"/>
@@ -8135,7 +8314,7 @@
           <w:szCs w:val="36"/>
           <w:lang w:val="en-GB"/>
         </w:rPr>
-        <w:commentReference w:id="16"/>
+        <w:commentReference w:id="21"/>
       </w:r>
     </w:p>
     <w:p>
@@ -8926,7 +9105,7 @@
           <w:lang w:val="en-GB"/>
         </w:rPr>
       </w:pPr>
-      <w:hyperlink r:id="rId13" w:history="1">
+      <w:hyperlink r:id="rId14" w:history="1">
         <w:r>
           <w:rPr>
             <w:color w:val="0563C1"/>
@@ -8974,7 +9153,7 @@
           <w:lang w:val="en-GB"/>
         </w:rPr>
       </w:pPr>
-      <w:hyperlink r:id="rId14" w:history="1">
+      <w:hyperlink r:id="rId15" w:history="1">
         <w:r>
           <w:rPr>
             <w:color w:val="0563C1"/>
@@ -9055,7 +9234,7 @@
         </w:rPr>
         <w:t xml:space="preserve">Dashboard URL: </w:t>
       </w:r>
-      <w:hyperlink r:id="rId15" w:history="1">
+      <w:hyperlink r:id="rId16" w:history="1">
         <w:r>
           <w:rPr>
             <w:color w:val="0563C1"/>
@@ -9067,8 +9246,8 @@
       </w:hyperlink>
     </w:p>
     <w:sectPr>
-      <w:headerReference w:type="default" r:id="rId16"/>
-      <w:footerReference w:type="default" r:id="rId17"/>
+      <w:headerReference w:type="default" r:id="rId17"/>
+      <w:footerReference w:type="default" r:id="rId18"/>
       <w:pgSz w:w="11906" w:h="16838"/>
       <w:pgMar w:top="1440" w:right="1440" w:bottom="1440" w:left="1440" w:header="708" w:footer="708" w:gutter="0"/>
       <w:cols w:space="720"/>
@@ -9112,7 +9291,7 @@
       </w:r>
     </w:p>
   </w:comment>
-  <w:comment w:id="1" w:author="davide brugnoli" w:date="2026-04-30T11:50:00Z" w:initials="db">
+  <w:comment w:id="1" w:author="davide brugnoli" w:date="2026-06-01T17:55:00Z" w:initials="db">
     <w:p>
       <w:pPr>
         <w:pStyle w:val="CommentText"/>
@@ -9124,11 +9303,59 @@
         <w:annotationRef/>
       </w:r>
       <w:r>
+        <w:t>-questione observere per controllare la presenza di notifiche</w:t>
+      </w:r>
+    </w:p>
+  </w:comment>
+  <w:comment w:id="2" w:author="davide brugnoli" w:date="2026-06-01T17:57:00Z" w:initials="db">
+    <w:p>
+      <w:pPr>
+        <w:pStyle w:val="CommentText"/>
+      </w:pPr>
+      <w:r>
+        <w:rPr>
+          <w:rStyle w:val="CommentReference"/>
+        </w:rPr>
+        <w:annotationRef/>
+      </w:r>
+      <w:r>
+        <w:t>-questione controlli nello strato di persistenza</w:t>
+      </w:r>
+    </w:p>
+  </w:comment>
+  <w:comment w:id="3" w:author="davide brugnoli" w:date="2026-06-01T18:02:00Z" w:initials="db">
+    <w:p>
+      <w:pPr>
+        <w:pStyle w:val="CommentText"/>
+      </w:pPr>
+      <w:r>
+        <w:rPr>
+          <w:rStyle w:val="CommentReference"/>
+        </w:rPr>
+        <w:annotationRef/>
+      </w:r>
+      <w:r>
+        <w:t>Esegui check su consigli</w:t>
+      </w:r>
+    </w:p>
+  </w:comment>
+  <w:comment w:id="4" w:author="davide brugnoli" w:date="2026-04-30T11:50:00Z" w:initials="db">
+    <w:p>
+      <w:pPr>
+        <w:pStyle w:val="CommentText"/>
+      </w:pPr>
+      <w:r>
+        <w:rPr>
+          <w:rStyle w:val="CommentReference"/>
+        </w:rPr>
+        <w:annotationRef/>
+      </w:r>
+      <w:r>
         <w:t>I requisiti sono specifici per lo sviluppo, controllare se va bene e in caso adattarli all’utilizzo e non allo sviluppo</w:t>
       </w:r>
     </w:p>
   </w:comment>
-  <w:comment w:id="2" w:author="davide brugnoli" w:date="2026-04-30T11:50:00Z" w:initials="db">
+  <w:comment w:id="5" w:author="davide brugnoli" w:date="2026-04-30T11:50:00Z" w:initials="db">
     <w:p>
       <w:pPr>
         <w:pStyle w:val="CommentText"/>
@@ -9144,7 +9371,7 @@
       </w:r>
     </w:p>
   </w:comment>
-  <w:comment w:id="3" w:author="davide brugnoli" w:date="2026-05-26T15:25:00Z" w:initials="db">
+  <w:comment w:id="6" w:author="davide brugnoli" w:date="2026-05-26T15:25:00Z" w:initials="db">
     <w:p>
       <w:pPr>
         <w:pStyle w:val="CommentText"/>
@@ -9160,7 +9387,7 @@
       </w:r>
     </w:p>
   </w:comment>
-  <w:comment w:id="4" w:author="davide brugnoli" w:date="2026-05-26T15:28:00Z" w:initials="db">
+  <w:comment w:id="7" w:author="davide brugnoli" w:date="2026-05-26T15:28:00Z" w:initials="db">
     <w:p>
       <w:pPr>
         <w:pStyle w:val="CommentText"/>
@@ -9176,7 +9403,7 @@
       </w:r>
     </w:p>
   </w:comment>
-  <w:comment w:id="5" w:author="davide brugnoli" w:date="2026-04-30T11:58:00Z" w:initials="db">
+  <w:comment w:id="8" w:author="davide brugnoli" w:date="2026-06-01T17:52:00Z" w:initials="db">
     <w:p>
       <w:pPr>
         <w:pStyle w:val="CommentText"/>
@@ -9188,11 +9415,27 @@
         <w:annotationRef/>
       </w:r>
       <w:r>
+        <w:t>Rimuovere shall allow (nei consiglie è indicato come errore)</w:t>
+      </w:r>
+    </w:p>
+  </w:comment>
+  <w:comment w:id="9" w:author="davide brugnoli" w:date="2026-04-30T11:58:00Z" w:initials="db">
+    <w:p>
+      <w:pPr>
+        <w:pStyle w:val="CommentText"/>
+      </w:pPr>
+      <w:r>
+        <w:rPr>
+          <w:rStyle w:val="CommentReference"/>
+        </w:rPr>
+        <w:annotationRef/>
+      </w:r>
+      <w:r>
         <w:t>Ricontrolla</w:t>
       </w:r>
     </w:p>
   </w:comment>
-  <w:comment w:id="6" w:author="davide brugnoli" w:date="2026-05-26T15:29:00Z" w:initials="db">
+  <w:comment w:id="10" w:author="davide brugnoli" w:date="2026-05-26T15:29:00Z" w:initials="db">
     <w:p>
       <w:pPr>
         <w:pStyle w:val="CommentText"/>
@@ -9208,7 +9451,7 @@
       </w:r>
     </w:p>
   </w:comment>
-  <w:comment w:id="7" w:author="davide brugnoli" w:date="2026-05-26T15:30:00Z" w:initials="db">
+  <w:comment w:id="11" w:author="davide brugnoli" w:date="2026-05-26T15:30:00Z" w:initials="db">
     <w:p>
       <w:pPr>
         <w:pStyle w:val="CommentText"/>
@@ -9224,7 +9467,7 @@
       </w:r>
     </w:p>
   </w:comment>
-  <w:comment w:id="8" w:author="davide brugnoli" w:date="2026-05-26T15:32:00Z" w:initials="db">
+  <w:comment w:id="12" w:author="davide brugnoli" w:date="2026-05-26T15:32:00Z" w:initials="db">
     <w:p>
       <w:pPr>
         <w:pStyle w:val="CommentText"/>
@@ -9240,7 +9483,7 @@
       </w:r>
     </w:p>
   </w:comment>
-  <w:comment w:id="9" w:author="davide brugnoli" w:date="2026-04-30T12:11:00Z" w:initials="db">
+  <w:comment w:id="13" w:author="davide brugnoli" w:date="2026-04-30T12:11:00Z" w:initials="db">
     <w:p>
       <w:pPr>
         <w:pStyle w:val="CommentText"/>
@@ -9256,7 +9499,7 @@
       </w:r>
     </w:p>
   </w:comment>
-  <w:comment w:id="10" w:author="davide brugnoli" w:date="2026-04-30T12:11:00Z" w:initials="db">
+  <w:comment w:id="14" w:author="davide brugnoli" w:date="2026-04-30T12:11:00Z" w:initials="db">
     <w:p>
       <w:pPr>
         <w:pStyle w:val="CommentText"/>
@@ -9272,7 +9515,7 @@
       </w:r>
     </w:p>
   </w:comment>
-  <w:comment w:id="11" w:author="davide brugnoli" w:date="2026-04-30T12:15:00Z" w:initials="db">
+  <w:comment w:id="15" w:author="davide brugnoli" w:date="2026-04-30T12:15:00Z" w:initials="db">
     <w:p>
       <w:pPr>
         <w:pStyle w:val="CommentText"/>
@@ -9288,7 +9531,7 @@
       </w:r>
     </w:p>
   </w:comment>
-  <w:comment w:id="12" w:author="davide brugnoli" w:date="2026-05-26T15:44:00Z" w:initials="db">
+  <w:comment w:id="16" w:author="davide brugnoli" w:date="2026-06-03T11:04:00Z" w:initials="db">
     <w:p>
       <w:pPr>
         <w:pStyle w:val="CommentText"/>
@@ -9300,11 +9543,27 @@
         <w:annotationRef/>
       </w:r>
       <w:r>
+        <w:t>Da rimuovere</w:t>
+      </w:r>
+    </w:p>
+  </w:comment>
+  <w:comment w:id="17" w:author="davide brugnoli" w:date="2026-05-26T15:44:00Z" w:initials="db">
+    <w:p>
+      <w:pPr>
+        <w:pStyle w:val="CommentText"/>
+      </w:pPr>
+      <w:r>
+        <w:rPr>
+          <w:rStyle w:val="CommentReference"/>
+        </w:rPr>
+        <w:annotationRef/>
+      </w:r>
+      <w:r>
         <w:t>Controlla se altri progetti usano com.example.rm.app</w:t>
       </w:r>
     </w:p>
   </w:comment>
-  <w:comment w:id="13" w:author="davide brugnoli" w:date="2026-05-26T15:45:00Z" w:initials="db">
+  <w:comment w:id="18" w:author="davide brugnoli" w:date="2026-05-26T15:45:00Z" w:initials="db">
     <w:p>
       <w:pPr>
         <w:pStyle w:val="CommentText"/>
@@ -9320,7 +9579,7 @@
       </w:r>
     </w:p>
   </w:comment>
-  <w:comment w:id="14" w:author="davide brugnoli" w:date="2026-05-26T15:46:00Z" w:initials="db">
+  <w:comment w:id="19" w:author="davide brugnoli" w:date="2026-05-26T15:46:00Z" w:initials="db">
     <w:p>
       <w:pPr>
         <w:pStyle w:val="CommentText"/>
@@ -9336,7 +9595,7 @@
       </w:r>
     </w:p>
   </w:comment>
-  <w:comment w:id="15" w:author="davide brugnoli" w:date="2026-05-26T15:48:00Z" w:initials="db">
+  <w:comment w:id="20" w:author="davide brugnoli" w:date="2026-05-26T15:48:00Z" w:initials="db">
     <w:p>
       <w:pPr>
         <w:pStyle w:val="CommentText"/>
@@ -9352,7 +9611,7 @@
       </w:r>
     </w:p>
   </w:comment>
-  <w:comment w:id="16" w:author="davide brugnoli" w:date="2026-05-26T15:53:00Z" w:initials="db">
+  <w:comment w:id="21" w:author="davide brugnoli" w:date="2026-05-26T15:53:00Z" w:initials="db">
     <w:p>
       <w:pPr>
         <w:pStyle w:val="CommentText"/>
@@ -9374,17 +9633,22 @@
 <file path=word/commentsExtended.xml><?xml version="1.0" encoding="utf-8"?>
 <w15:commentsEx xmlns:wpc="http://schemas.microsoft.com/office/word/2010/wordprocessingCanvas" xmlns:cx="http://schemas.microsoft.com/office/drawing/2014/chartex" xmlns:cx1="http://schemas.microsoft.com/office/drawing/2015/9/8/chartex" xmlns:cx2="http://schemas.microsoft.com/office/drawing/2015/10/21/chartex" xmlns:cx3="http://schemas.microsoft.com/office/drawing/2016/5/9/chartex" xmlns:cx4="http://schemas.microsoft.com/office/drawing/2016/5/10/chartex" xmlns:cx5="http://schemas.microsoft.com/office/drawing/2016/5/11/chartex" xmlns:cx6="http://schemas.microsoft.com/office/drawing/2016/5/12/chartex" xmlns:cx7="http://schemas.microsoft.com/office/drawing/2016/5/13/chartex" xmlns:cx8="http://schemas.microsoft.com/office/drawing/2016/5/14/chartex" xmlns:mc="http://schemas.openxmlformats.org/markup-compatibility/2006" xmlns:aink="http://schemas.microsoft.com/office/drawing/2016/ink" xmlns:am3d="http://schemas.microsoft.com/office/drawing/2017/model3d" xmlns:o="urn:schemas-microsoft-com:office:office" xmlns:oel="http://schemas.microsoft.com/office/2019/extlst" xmlns:r="http://schemas.openxmlformats.org/officeDocument/2006/relationships" xmlns:m="http://schemas.openxmlformats.org/officeDocument/2006/math" xmlns:v="urn:schemas-microsoft-com:vml" xmlns:wp14="http://schemas.microsoft.com/office/word/2010/wordprocessingDrawing" xmlns:wp="http://schemas.openxmlformats.org/drawingml/2006/wordprocessingDrawing" xmlns:w10="urn:schemas-microsoft-com:office:word" xmlns:w="http://schemas.openxmlformats.org/wordprocessingml/2006/main" xmlns:w14="http://schemas.microsoft.com/office/word/2010/wordml" xmlns:w15="http://schemas.microsoft.com/office/word/2012/wordml" xmlns:w16cex="http://schemas.microsoft.com/office/word/2018/wordml/cex" xmlns:w16cid="http://schemas.microsoft.com/office/word/2016/wordml/cid" xmlns:w16="http://schemas.microsoft.com/office/word/2018/wordml" xmlns:w16du="http://schemas.microsoft.com/office/word/2023/wordml/word16du" xmlns:w16sdtdh="http://schemas.microsoft.com/office/word/2020/wordml/sdtdatahash" xmlns:w16sdtfl="http://schemas.microsoft.com/office/word/2024/wordml/sdtformatlock" xmlns:w16se="http://schemas.microsoft.com/office/word/2015/wordml/symex" xmlns:wpg="http://schemas.microsoft.com/office/word/2010/wordprocessingGroup" xmlns:wpi="http://schemas.microsoft.com/office/word/2010/wordprocessingInk" xmlns:wne="http://schemas.microsoft.com/office/word/2006/wordml" xmlns:wps="http://schemas.microsoft.com/office/word/2010/wordprocessingShape" mc:Ignorable="w14 w15 w16se w16cid w16 w16cex w16sdtdh w16sdtfl w16du wp14">
   <w15:commentEx w15:paraId="5DABDE37" w15:done="0"/>
+  <w15:commentEx w15:paraId="5D36B10B" w15:paraIdParent="5DABDE37" w15:done="0"/>
+  <w15:commentEx w15:paraId="15B5B6FE" w15:paraIdParent="5DABDE37" w15:done="0"/>
+  <w15:commentEx w15:paraId="55E1E209" w15:paraIdParent="5DABDE37" w15:done="0"/>
   <w15:commentEx w15:paraId="63C32BE6" w15:done="0"/>
   <w15:commentEx w15:paraId="5ABC12F1" w15:done="0"/>
   <w15:commentEx w15:paraId="06108AB1" w15:done="0"/>
   <w15:commentEx w15:paraId="6948B227" w15:done="0"/>
+  <w15:commentEx w15:paraId="2ECF85D9" w15:done="0"/>
   <w15:commentEx w15:paraId="23F9DCC9" w15:done="0"/>
   <w15:commentEx w15:paraId="36AB0C9D" w15:done="0"/>
   <w15:commentEx w15:paraId="5A4F53AA" w15:done="0"/>
   <w15:commentEx w15:paraId="38391F09" w15:paraIdParent="5A4F53AA" w15:done="0"/>
   <w15:commentEx w15:paraId="43FA236F" w15:done="0"/>
   <w15:commentEx w15:paraId="62075B69" w15:done="0"/>
-  <w15:commentEx w15:paraId="5891CD9E" w15:done="0"/>
+  <w15:commentEx w15:paraId="0BD793F5" w15:done="0"/>
+  <w15:commentEx w15:paraId="56CDDAF6" w15:done="0"/>
   <w15:commentEx w15:paraId="47FB3CB4" w15:done="0"/>
   <w15:commentEx w15:paraId="7D039CDD" w15:done="0"/>
   <w15:commentEx w15:paraId="61D113FC" w15:done="0"/>
@@ -9408,10 +9672,14 @@
       </w16:ext>
     </w16cex:extLst>
   </w16cex:commentExtensible>
+  <w16cex:commentExtensible w16cex:durableId="59D23E0B" w16cex:dateUtc="2026-06-01T15:55:00Z"/>
+  <w16cex:commentExtensible w16cex:durableId="403C0F0D" w16cex:dateUtc="2026-06-01T15:57:00Z"/>
+  <w16cex:commentExtensible w16cex:durableId="4DF94135" w16cex:dateUtc="2026-06-01T16:02:00Z"/>
   <w16cex:commentExtensible w16cex:durableId="5AB1A90F" w16cex:dateUtc="2026-04-30T09:50:00Z"/>
   <w16cex:commentExtensible w16cex:durableId="223CE331" w16cex:dateUtc="2026-04-30T09:50:00Z"/>
   <w16cex:commentExtensible w16cex:durableId="66A7F010" w16cex:dateUtc="2026-05-26T13:25:00Z"/>
   <w16cex:commentExtensible w16cex:durableId="643AFE80" w16cex:dateUtc="2026-05-26T13:28:00Z"/>
+  <w16cex:commentExtensible w16cex:durableId="1602E17F" w16cex:dateUtc="2026-06-01T15:52:00Z"/>
   <w16cex:commentExtensible w16cex:durableId="6D76DFA0" w16cex:dateUtc="2026-04-30T09:58:00Z"/>
   <w16cex:commentExtensible w16cex:durableId="4CCF2757" w16cex:dateUtc="2026-05-26T13:29:00Z"/>
   <w16cex:commentExtensible w16cex:durableId="3DC8BF16" w16cex:dateUtc="2026-05-26T13:30:00Z">
@@ -9431,6 +9699,7 @@
   <w16cex:commentExtensible w16cex:durableId="2282B6D7" w16cex:dateUtc="2026-04-30T10:11:00Z"/>
   <w16cex:commentExtensible w16cex:durableId="2EFD151C" w16cex:dateUtc="2026-04-30T10:11:00Z"/>
   <w16cex:commentExtensible w16cex:durableId="33EF2EA6" w16cex:dateUtc="2026-04-30T10:15:00Z"/>
+  <w16cex:commentExtensible w16cex:durableId="29BDC699" w16cex:dateUtc="2026-06-03T09:04:00Z"/>
   <w16cex:commentExtensible w16cex:durableId="6FA98D39" w16cex:dateUtc="2026-05-26T13:44:00Z"/>
   <w16cex:commentExtensible w16cex:durableId="1DBF2124" w16cex:dateUtc="2026-05-26T13:45:00Z"/>
   <w16cex:commentExtensible w16cex:durableId="1B4900E6" w16cex:dateUtc="2026-05-26T13:46:00Z"/>
@@ -9442,17 +9711,22 @@
 <file path=word/commentsIds.xml><?xml version="1.0" encoding="utf-8"?>
 <w16cid:commentsIds xmlns:wpc="http://schemas.microsoft.com/office/word/2010/wordprocessingCanvas" xmlns:cx="http://schemas.microsoft.com/office/drawing/2014/chartex" xmlns:cx1="http://schemas.microsoft.com/office/drawing/2015/9/8/chartex" xmlns:cx2="http://schemas.microsoft.com/office/drawing/2015/10/21/chartex" xmlns:cx3="http://schemas.microsoft.com/office/drawing/2016/5/9/chartex" xmlns:cx4="http://schemas.microsoft.com/office/drawing/2016/5/10/chartex" xmlns:cx5="http://schemas.microsoft.com/office/drawing/2016/5/11/chartex" xmlns:cx6="http://schemas.microsoft.com/office/drawing/2016/5/12/chartex" xmlns:cx7="http://schemas.microsoft.com/office/drawing/2016/5/13/chartex" xmlns:cx8="http://schemas.microsoft.com/office/drawing/2016/5/14/chartex" xmlns:mc="http://schemas.openxmlformats.org/markup-compatibility/2006" xmlns:aink="http://schemas.microsoft.com/office/drawing/2016/ink" xmlns:am3d="http://schemas.microsoft.com/office/drawing/2017/model3d" xmlns:o="urn:schemas-microsoft-com:office:office" xmlns:oel="http://schemas.microsoft.com/office/2019/extlst" xmlns:r="http://schemas.openxmlformats.org/officeDocument/2006/relationships" xmlns:m="http://schemas.openxmlformats.org/officeDocument/2006/math" xmlns:v="urn:schemas-microsoft-com:vml" xmlns:wp14="http://schemas.microsoft.com/office/word/2010/wordprocessingDrawing" xmlns:wp="http://schemas.openxmlformats.org/drawingml/2006/wordprocessingDrawing" xmlns:w10="urn:schemas-microsoft-com:office:word" xmlns:w="http://schemas.openxmlformats.org/wordprocessingml/2006/main" xmlns:w14="http://schemas.microsoft.com/office/word/2010/wordml" xmlns:w15="http://schemas.microsoft.com/office/word/2012/wordml" xmlns:w16cex="http://schemas.microsoft.com/office/word/2018/wordml/cex" xmlns:w16cid="http://schemas.microsoft.com/office/word/2016/wordml/cid" xmlns:w16="http://schemas.microsoft.com/office/word/2018/wordml" xmlns:w16du="http://schemas.microsoft.com/office/word/2023/wordml/word16du" xmlns:w16sdtdh="http://schemas.microsoft.com/office/word/2020/wordml/sdtdatahash" xmlns:w16sdtfl="http://schemas.microsoft.com/office/word/2024/wordml/sdtformatlock" xmlns:w16se="http://schemas.microsoft.com/office/word/2015/wordml/symex" xmlns:wpg="http://schemas.microsoft.com/office/word/2010/wordprocessingGroup" xmlns:wpi="http://schemas.microsoft.com/office/word/2010/wordprocessingInk" xmlns:wne="http://schemas.microsoft.com/office/word/2006/wordml" xmlns:wps="http://schemas.microsoft.com/office/word/2010/wordprocessingShape" mc:Ignorable="w14 w15 w16se w16cid w16 w16cex w16sdtdh w16sdtfl w16du wp14">
   <w16cid:commentId w16cid:paraId="5DABDE37" w16cid:durableId="26653817"/>
+  <w16cid:commentId w16cid:paraId="5D36B10B" w16cid:durableId="59D23E0B"/>
+  <w16cid:commentId w16cid:paraId="15B5B6FE" w16cid:durableId="403C0F0D"/>
+  <w16cid:commentId w16cid:paraId="55E1E209" w16cid:durableId="4DF94135"/>
   <w16cid:commentId w16cid:paraId="63C32BE6" w16cid:durableId="5AB1A90F"/>
   <w16cid:commentId w16cid:paraId="5ABC12F1" w16cid:durableId="223CE331"/>
   <w16cid:commentId w16cid:paraId="06108AB1" w16cid:durableId="66A7F010"/>
   <w16cid:commentId w16cid:paraId="6948B227" w16cid:durableId="643AFE80"/>
+  <w16cid:commentId w16cid:paraId="2ECF85D9" w16cid:durableId="1602E17F"/>
   <w16cid:commentId w16cid:paraId="23F9DCC9" w16cid:durableId="6D76DFA0"/>
   <w16cid:commentId w16cid:paraId="36AB0C9D" w16cid:durableId="4CCF2757"/>
   <w16cid:commentId w16cid:paraId="5A4F53AA" w16cid:durableId="3DC8BF16"/>
   <w16cid:commentId w16cid:paraId="38391F09" w16cid:durableId="52A6E0D1"/>
   <w16cid:commentId w16cid:paraId="43FA236F" w16cid:durableId="2282B6D7"/>
   <w16cid:commentId w16cid:paraId="62075B69" w16cid:durableId="2EFD151C"/>
-  <w16cid:commentId w16cid:paraId="5891CD9E" w16cid:durableId="33EF2EA6"/>
+  <w16cid:commentId w16cid:paraId="0BD793F5" w16cid:durableId="33EF2EA6"/>
+  <w16cid:commentId w16cid:paraId="56CDDAF6" w16cid:durableId="29BDC699"/>
   <w16cid:commentId w16cid:paraId="47FB3CB4" w16cid:durableId="6FA98D39"/>
   <w16cid:commentId w16cid:paraId="7D039CDD" w16cid:durableId="1DBF2124"/>
   <w16cid:commentId w16cid:paraId="61D113FC" w16cid:durableId="1B4900E6"/>

--- a/NEWDOCUMENTATION.docx
+++ b/NEWDOCUMENTATION.docx
@@ -3614,7 +3614,7 @@
         <w:rPr>
           <w:lang w:val="en-GB"/>
         </w:rPr>
-        <w:t>The system shall allow authorized users to retrieve active and historical orders associated with a specific table, with optional filtering by status and time range.</w:t>
+        <w:t>The system shall retrieve active and historical orders associated with a specified table for authorized users.</w:t>
       </w:r>
     </w:p>
     <w:p>
@@ -3641,7 +3641,7 @@
         <w:rPr>
           <w:lang w:val="en-GB"/>
         </w:rPr>
-        <w:t>The system shall compute and display the total bill for a table based on the prices of the associated order items at the time of ordering.</w:t>
+        <w:t>The system shall filter retrieved orders by status and time range.</w:t>
       </w:r>
     </w:p>
     <w:p>
@@ -3668,19 +3668,7 @@
         <w:rPr>
           <w:lang w:val="en-GB"/>
         </w:rPr>
-        <w:t>The system shall allow authorized users to add free-text notes to individual orde</w:t>
-      </w:r>
-      <w:r>
-        <w:rPr>
-          <w:lang w:val="en-GB"/>
-        </w:rPr>
-        <w:t>r</w:t>
-      </w:r>
-      <w:r>
-        <w:rPr>
-          <w:lang w:val="en-GB"/>
-        </w:rPr>
-        <w:t>.</w:t>
+        <w:t>The system shall associate free-text notes with individual orders upon request by an authorized user.</w:t>
       </w:r>
     </w:p>
     <w:p>
@@ -3707,7 +3695,7 @@
         <w:rPr>
           <w:lang w:val="en-GB"/>
         </w:rPr>
-        <w:t>The system shall allow authorized users to delete an order or order item before billing confirmation.</w:t>
+        <w:t>The system shall remove orders or order items before billing confirmation when the operation is requested by an authorized user.</w:t>
       </w:r>
     </w:p>
     <w:p>
@@ -3731,6 +3719,7 @@
         <w:t>FR-7</w:t>
       </w:r>
       <w:commentRangeStart w:id="10"/>
+      <w:commentRangeStart w:id="11"/>
       <w:r>
         <w:rPr>
           <w:b/>
@@ -3754,6 +3743,16 @@
           <w:lang w:val="en-GB"/>
         </w:rPr>
         <w:commentReference w:id="10"/>
+      </w:r>
+      <w:commentRangeEnd w:id="11"/>
+      <w:r>
+        <w:rPr>
+          <w:rStyle w:val="CommentReference"/>
+          <w:sz w:val="22"/>
+          <w:szCs w:val="22"/>
+          <w:lang w:val="en-GB"/>
+        </w:rPr>
+        <w:commentReference w:id="11"/>
       </w:r>
       <w:r>
         <w:rPr>
@@ -3801,17 +3800,15 @@
       <w:pPr>
         <w:pStyle w:val="Heading3"/>
       </w:pPr>
-      <w:commentRangeStart w:id="11"/>
-      <w:commentRangeStart w:id="12"/>
       <w:r>
         <w:rPr>
           <w:noProof/>
         </w:rPr>
         <w:drawing>
-          <wp:inline distT="0" distB="0" distL="0" distR="0" wp14:anchorId="5F14EC7D" wp14:editId="08C12B3E">
-            <wp:extent cx="4023222" cy="7434943"/>
-            <wp:effectExtent l="0" t="0" r="0" b="0"/>
-            <wp:docPr id="609894315" name="Picture 1" descr="https://www.draw.io/?open=G1txPeGvxcTNT7-BY-CzpXVmIukKzBXq2L&amp;local-data=%7B%22type%22%3A%22Drive%22%2C%22id%22%3A%221txPeGvxcTNT7-BY-CzpXVmIukKzBXq2L%22%2C%22lastModifiedDate%22%3A%222026-04-30T10%3A00%3A18.761Z%22%2C%22pageId%22%3A%22mSYs8jFOtbkVvdMbbuip%22%2C%22layers%22%3A%5B0%5D%7D"/>
+          <wp:inline distT="0" distB="0" distL="0" distR="0" wp14:anchorId="2A72E3FE" wp14:editId="4634D51A">
+            <wp:extent cx="4723789" cy="7668603"/>
+            <wp:effectExtent l="0" t="0" r="635" b="8890"/>
+            <wp:docPr id="515028642" name="Picture 1" descr="https://www.draw.io/?open=G1txPeGvxcTNT7-BY-CzpXVmIukKzBXq2L&amp;local-data=%7B%22type%22%3A%22Drive%22%2C%22id%22%3A%221txPeGvxcTNT7-BY-CzpXVmIukKzBXq2L%22%2C%22lastModifiedDate%22%3A%222026-06-03T14%3A06%3A18.057Z%22%2C%22pageId%22%3A%22mSYs8jFOtbkVvdMbbuip%22%2C%22layers%22%3A%5B0%5D%7D"/>
             <wp:cNvGraphicFramePr>
               <a:graphicFrameLocks xmlns:a="http://schemas.openxmlformats.org/drawingml/2006/main" noChangeAspect="1"/>
             </wp:cNvGraphicFramePr>
@@ -3819,7 +3816,7 @@
               <a:graphicData uri="http://schemas.openxmlformats.org/drawingml/2006/picture">
                 <pic:pic xmlns:pic="http://schemas.openxmlformats.org/drawingml/2006/picture">
                   <pic:nvPicPr>
-                    <pic:cNvPr id="609894315" name="Picture 1" descr="https://www.draw.io/?open=G1txPeGvxcTNT7-BY-CzpXVmIukKzBXq2L&amp;local-data=%7B%22type%22%3A%22Drive%22%2C%22id%22%3A%221txPeGvxcTNT7-BY-CzpXVmIukKzBXq2L%22%2C%22lastModifiedDate%22%3A%222026-04-30T10%3A00%3A18.761Z%22%2C%22pageId%22%3A%22mSYs8jFOtbkVvdMbbuip%22%2C%22layers%22%3A%5B0%5D%7D"/>
+                    <pic:cNvPr id="515028642" name="Picture 1" descr="https://www.draw.io/?open=G1txPeGvxcTNT7-BY-CzpXVmIukKzBXq2L&amp;local-data=%7B%22type%22%3A%22Drive%22%2C%22id%22%3A%221txPeGvxcTNT7-BY-CzpXVmIukKzBXq2L%22%2C%22lastModifiedDate%22%3A%222026-06-03T14%3A06%3A18.057Z%22%2C%22pageId%22%3A%22mSYs8jFOtbkVvdMbbuip%22%2C%22layers%22%3A%5B0%5D%7D"/>
                     <pic:cNvPicPr/>
                   </pic:nvPicPr>
                   <pic:blipFill>
@@ -3837,7 +3834,7 @@
                   <pic:spPr>
                     <a:xfrm>
                       <a:off x="0" y="0"/>
-                      <a:ext cx="4031447" cy="7450143"/>
+                      <a:ext cx="4731829" cy="7681655"/>
                     </a:xfrm>
                     <a:prstGeom prst="rect">
                       <a:avLst/>
@@ -3849,48 +3846,26 @@
           </wp:inline>
         </w:drawing>
       </w:r>
-      <w:commentRangeEnd w:id="11"/>
-      <w:r>
-        <w:rPr>
-          <w:rStyle w:val="CommentReference"/>
+    </w:p>
+    <w:p>
+      <w:pPr>
+        <w:rPr>
+          <w:lang w:val="en-GB"/>
+        </w:rPr>
+      </w:pPr>
+      <w:r>
+        <w:rPr>
+          <w:lang w:val="en-GB"/>
+        </w:rPr>
+        <w:br w:type="page"/>
+      </w:r>
+      <w:r>
+        <w:rPr>
+          <w:b/>
+          <w:bCs/>
+          <w:color w:val="C0392B"/>
           <w:sz w:val="24"/>
           <w:szCs w:val="24"/>
-        </w:rPr>
-        <w:commentReference w:id="11"/>
-      </w:r>
-      <w:commentRangeEnd w:id="12"/>
-      <w:r>
-        <w:rPr>
-          <w:rStyle w:val="CommentReference"/>
-          <w:sz w:val="24"/>
-          <w:szCs w:val="24"/>
-        </w:rPr>
-        <w:commentReference w:id="12"/>
-      </w:r>
-    </w:p>
-    <w:p>
-      <w:pPr>
-        <w:rPr>
-          <w:lang w:val="en-GB"/>
-        </w:rPr>
-      </w:pPr>
-      <w:r>
-        <w:rPr>
-          <w:lang w:val="en-GB"/>
-        </w:rPr>
-        <w:br w:type="page"/>
-      </w:r>
-    </w:p>
-    <w:p>
-      <w:pPr>
-        <w:pStyle w:val="Heading3"/>
-        <w:rPr>
-          <w:lang w:val="en-GB"/>
-        </w:rPr>
-      </w:pPr>
-      <w:r>
-        <w:rPr>
-          <w:lang w:val="en-GB"/>
         </w:rPr>
         <w:lastRenderedPageBreak/>
         <w:t>1.4.2 INTERNAL STEPS</w:t>
@@ -4694,22 +4669,35 @@
           <w:lang w:val="en-GB"/>
         </w:rPr>
       </w:pPr>
-      <w:commentRangeStart w:id="13"/>
-      <w:r>
-        <w:rPr>
-          <w:lang w:val="en-GB"/>
-        </w:rPr>
-        <w:t>The manager optionally applies filters (time range, status).</w:t>
-      </w:r>
-      <w:commentRangeEnd w:id="13"/>
-      <w:r>
-        <w:rPr>
-          <w:rStyle w:val="CommentReference"/>
-          <w:sz w:val="22"/>
-          <w:szCs w:val="22"/>
-          <w:lang w:val="en-GB"/>
-        </w:rPr>
-        <w:commentReference w:id="13"/>
+      <w:r>
+        <w:rPr>
+          <w:lang w:val="en-GB"/>
+        </w:rPr>
+        <w:t>The system updates the displayed data accordingly</w:t>
+      </w:r>
+      <w:r>
+        <w:rPr>
+          <w:lang w:val="en-GB"/>
+        </w:rPr>
+        <w:t>.</w:t>
+      </w:r>
+    </w:p>
+    <w:p>
+      <w:pPr>
+        <w:spacing w:after="120" w:line="300" w:lineRule="auto"/>
+        <w:ind w:left="270"/>
+        <w:jc w:val="both"/>
+        <w:rPr>
+          <w:i/>
+          <w:iCs/>
+        </w:rPr>
+      </w:pPr>
+      <w:r>
+        <w:rPr>
+          <w:i/>
+          <w:iCs/>
+        </w:rPr>
+        <w:t>Extensions:</w:t>
       </w:r>
     </w:p>
     <w:p>
@@ -4717,7 +4705,7 @@
         <w:pStyle w:val="ListParagraph"/>
         <w:numPr>
           <w:ilvl w:val="0"/>
-          <w:numId w:val="7"/>
+          <w:numId w:val="11"/>
         </w:numPr>
         <w:spacing w:after="80" w:line="280" w:lineRule="auto"/>
         <w:rPr>
@@ -4726,9 +4714,25 @@
       </w:pPr>
       <w:r>
         <w:rPr>
-          <w:lang w:val="en-GB"/>
-        </w:rPr>
-        <w:t>The system updates the displayed data accordingly.</w:t>
+          <w:b/>
+          <w:bCs/>
+          <w:lang w:val="en-GB"/>
+        </w:rPr>
+        <w:t>2a</w:t>
+      </w:r>
+      <w:r>
+        <w:rPr>
+          <w:i/>
+          <w:iCs/>
+          <w:lang w:val="en-GB"/>
+        </w:rPr>
+        <w:t xml:space="preserve">: </w:t>
+      </w:r>
+      <w:r>
+        <w:rPr>
+          <w:lang w:val="en-GB"/>
+        </w:rPr>
+        <w:t>The manager optionally applies filters (time range, status).</w:t>
       </w:r>
     </w:p>
     <w:p>
@@ -4823,22 +4827,11 @@
           <w:lang w:val="en-GB"/>
         </w:rPr>
       </w:pPr>
-      <w:commentRangeStart w:id="14"/>
-      <w:r>
-        <w:rPr>
-          <w:lang w:val="en-GB"/>
-        </w:rPr>
-        <w:t>The cashier optionally applies a discount.</w:t>
-      </w:r>
-      <w:commentRangeEnd w:id="14"/>
-      <w:r>
-        <w:rPr>
-          <w:rStyle w:val="CommentReference"/>
-          <w:sz w:val="22"/>
-          <w:szCs w:val="22"/>
-          <w:lang w:val="en-GB"/>
-        </w:rPr>
-        <w:commentReference w:id="14"/>
+      <w:r>
+        <w:rPr>
+          <w:lang w:val="en-GB"/>
+        </w:rPr>
+        <w:t>The cashier confirms the closure of the order.</w:t>
       </w:r>
     </w:p>
     <w:p>
@@ -4857,7 +4850,25 @@
         <w:rPr>
           <w:lang w:val="en-GB"/>
         </w:rPr>
-        <w:t>The cashier confirms the closure of the order.</w:t>
+        <w:t>The system marks the order as closed and removes it from the active dashboards of the other roles.</w:t>
+      </w:r>
+    </w:p>
+    <w:p>
+      <w:pPr>
+        <w:spacing w:after="120" w:line="300" w:lineRule="auto"/>
+        <w:ind w:firstLine="270"/>
+        <w:jc w:val="both"/>
+        <w:rPr>
+          <w:i/>
+          <w:iCs/>
+        </w:rPr>
+      </w:pPr>
+      <w:r>
+        <w:rPr>
+          <w:i/>
+          <w:iCs/>
+        </w:rPr>
+        <w:t>Extensions:</w:t>
       </w:r>
     </w:p>
     <w:p>
@@ -4865,7 +4876,7 @@
         <w:pStyle w:val="ListParagraph"/>
         <w:numPr>
           <w:ilvl w:val="0"/>
-          <w:numId w:val="8"/>
+          <w:numId w:val="11"/>
         </w:numPr>
         <w:spacing w:after="80" w:line="280" w:lineRule="auto"/>
         <w:rPr>
@@ -4874,9 +4885,34 @@
       </w:pPr>
       <w:r>
         <w:rPr>
-          <w:lang w:val="en-GB"/>
-        </w:rPr>
-        <w:t>The system marks the order as closed and removes it from the active dashboards of the other roles.</w:t>
+          <w:b/>
+          <w:bCs/>
+          <w:lang w:val="en-GB"/>
+        </w:rPr>
+        <w:t>3a</w:t>
+      </w:r>
+      <w:r>
+        <w:rPr>
+          <w:lang w:val="en-GB"/>
+        </w:rPr>
+        <w:t xml:space="preserve">: </w:t>
+      </w:r>
+      <w:commentRangeStart w:id="12"/>
+      <w:r>
+        <w:rPr>
+          <w:lang w:val="en-GB"/>
+        </w:rPr>
+        <w:t>The cashier optionally applies a discount.</w:t>
+      </w:r>
+      <w:commentRangeEnd w:id="12"/>
+      <w:r>
+        <w:rPr>
+          <w:rStyle w:val="CommentReference"/>
+          <w:sz w:val="22"/>
+          <w:szCs w:val="22"/>
+          <w:lang w:val="en-GB"/>
+        </w:rPr>
+        <w:commentReference w:id="12"/>
       </w:r>
     </w:p>
     <w:p>
@@ -4931,14 +4967,16 @@
         </w:numPr>
         <w:spacing w:after="80" w:line="280" w:lineRule="auto"/>
         <w:rPr>
-          <w:lang w:val="en-GB"/>
-        </w:rPr>
-      </w:pPr>
-      <w:r>
-        <w:rPr>
-          <w:lang w:val="en-GB"/>
-        </w:rPr>
-        <w:t>Login screen — common to every role; on successful authentication the system reads the role from the user record and routes to the appropriate dashboard.</w:t>
+          <w:color w:val="EE0000"/>
+          <w:lang w:val="en-GB"/>
+        </w:rPr>
+      </w:pPr>
+      <w:r>
+        <w:rPr>
+          <w:color w:val="EE0000"/>
+          <w:lang w:val="en-GB"/>
+        </w:rPr>
+        <w:t>A: waiter</w:t>
       </w:r>
     </w:p>
     <w:p>
@@ -4950,14 +4988,16 @@
         </w:numPr>
         <w:spacing w:after="80" w:line="280" w:lineRule="auto"/>
         <w:rPr>
-          <w:lang w:val="en-GB"/>
-        </w:rPr>
-      </w:pPr>
-      <w:r>
-        <w:rPr>
-          <w:lang w:val="en-GB"/>
-        </w:rPr>
-        <w:t>Waiter dashboard — table selection, order composition, customization and free-text note attachment, order confirmation.</w:t>
+          <w:color w:val="4EA72E" w:themeColor="accent6"/>
+          <w:lang w:val="en-GB"/>
+        </w:rPr>
+      </w:pPr>
+      <w:r>
+        <w:rPr>
+          <w:color w:val="4EA72E" w:themeColor="accent6"/>
+          <w:lang w:val="en-GB"/>
+        </w:rPr>
+        <w:t>B: manager</w:t>
       </w:r>
     </w:p>
     <w:p>
@@ -4969,14 +5009,16 @@
         </w:numPr>
         <w:spacing w:after="80" w:line="280" w:lineRule="auto"/>
         <w:rPr>
-          <w:lang w:val="en-GB"/>
-        </w:rPr>
-      </w:pPr>
-      <w:r>
-        <w:rPr>
-          <w:lang w:val="en-GB"/>
-        </w:rPr>
-        <w:t>Manager dashboard — staff management, menu management (with add / edit / delete actions), financial reporting view, database configuration screen.</w:t>
+          <w:color w:val="7030A0"/>
+          <w:lang w:val="en-GB"/>
+        </w:rPr>
+      </w:pPr>
+      <w:r>
+        <w:rPr>
+          <w:color w:val="7030A0"/>
+          <w:lang w:val="en-GB"/>
+        </w:rPr>
+        <w:t>C: kitchen</w:t>
       </w:r>
     </w:p>
     <w:p>
@@ -4988,72 +5030,108 @@
         </w:numPr>
         <w:spacing w:after="80" w:line="280" w:lineRule="auto"/>
         <w:rPr>
-          <w:lang w:val="en-GB"/>
-        </w:rPr>
-      </w:pPr>
-      <w:r>
-        <w:rPr>
-          <w:lang w:val="en-GB"/>
-        </w:rPr>
-        <w:t>Kitchen dashboard — incoming orders filtered by the categories selected in the kitchen preferences; status update controls.</w:t>
-      </w:r>
-    </w:p>
-    <w:p>
-      <w:pPr>
-        <w:pStyle w:val="ListParagraph"/>
-        <w:numPr>
-          <w:ilvl w:val="0"/>
-          <w:numId w:val="2"/>
-        </w:numPr>
-        <w:spacing w:after="80" w:line="280" w:lineRule="auto"/>
-        <w:rPr>
-          <w:lang w:val="en-GB"/>
-        </w:rPr>
-      </w:pPr>
-      <w:r>
-        <w:rPr>
-          <w:lang w:val="en-GB"/>
-        </w:rPr>
-        <w:t>Cash desk dashboard — table selection, order summary with itemized prices, optional discount application and order closure.</w:t>
-      </w:r>
-    </w:p>
-    <w:p>
-      <w:pPr>
-        <w:pStyle w:val="ListParagraph"/>
-        <w:numPr>
-          <w:ilvl w:val="0"/>
-          <w:numId w:val="2"/>
-        </w:numPr>
-        <w:spacing w:after="80" w:line="280" w:lineRule="auto"/>
-        <w:rPr>
-          <w:lang w:val="en-GB"/>
-        </w:rPr>
-      </w:pPr>
-      <w:r>
-        <w:rPr>
-          <w:lang w:val="en-GB"/>
-        </w:rPr>
-        <w:t>Common controls — change-password and logout actions, available in every dashboard through a dedicated control in the navigation area.</w:t>
-      </w:r>
-    </w:p>
-    <w:p>
-      <w:pPr>
-        <w:rPr>
-          <w:lang w:val="en-GB"/>
-        </w:rPr>
-      </w:pPr>
+          <w:color w:val="FFC000"/>
+          <w:lang w:val="en-GB"/>
+        </w:rPr>
+      </w:pPr>
+      <w:r>
+        <w:rPr>
+          <w:color w:val="FFC000"/>
+          <w:lang w:val="en-GB"/>
+        </w:rPr>
+        <w:t>D: cashdesk</w:t>
+      </w:r>
+    </w:p>
+    <w:p>
+      <w:pPr>
+        <w:rPr>
+          <w:lang w:val="en-GB"/>
+        </w:rPr>
+      </w:pPr>
+      <w:commentRangeStart w:id="13"/>
       <w:r>
         <w:rPr>
           <w:noProof/>
+          <w:lang w:val="en-GB"/>
         </w:rPr>
         <w:drawing>
-          <wp:anchor distT="0" distB="0" distL="114300" distR="114300" simplePos="0" relativeHeight="251660288" behindDoc="1" locked="1" layoutInCell="1" allowOverlap="1" wp14:anchorId="42035202" wp14:editId="5EAA57F9">
+          <wp:anchor distT="0" distB="0" distL="114300" distR="114300" simplePos="0" relativeHeight="251658240" behindDoc="1" locked="0" layoutInCell="1" allowOverlap="1" wp14:anchorId="4D251EC9" wp14:editId="61F13D38">
             <wp:simplePos x="0" y="0"/>
             <wp:positionH relativeFrom="column">
-              <wp:posOffset>-215265</wp:posOffset>
+              <wp:posOffset>-212651</wp:posOffset>
+            </wp:positionH>
+            <wp:positionV relativeFrom="paragraph">
+              <wp:posOffset>86419</wp:posOffset>
+            </wp:positionV>
+            <wp:extent cx="6554449" cy="5153660"/>
+            <wp:effectExtent l="0" t="0" r="0" b="8890"/>
+            <wp:wrapNone/>
+            <wp:docPr id="950656356" name="Picture 1"/>
+            <wp:cNvGraphicFramePr>
+              <a:graphicFrameLocks xmlns:a="http://schemas.openxmlformats.org/drawingml/2006/main" noChangeAspect="1"/>
+            </wp:cNvGraphicFramePr>
+            <a:graphic xmlns:a="http://schemas.openxmlformats.org/drawingml/2006/main">
+              <a:graphicData uri="http://schemas.openxmlformats.org/drawingml/2006/picture">
+                <pic:pic xmlns:pic="http://schemas.openxmlformats.org/drawingml/2006/picture">
+                  <pic:nvPicPr>
+                    <pic:cNvPr id="950656356" name=""/>
+                    <pic:cNvPicPr/>
+                  </pic:nvPicPr>
+                  <pic:blipFill>
+                    <a:blip r:embed="rId12">
+                      <a:extLst>
+                        <a:ext uri="{28A0092B-C50C-407E-A947-70E740481C1C}">
+                          <a14:useLocalDpi xmlns:a14="http://schemas.microsoft.com/office/drawing/2010/main" val="0"/>
+                        </a:ext>
+                      </a:extLst>
+                    </a:blip>
+                    <a:stretch>
+                      <a:fillRect/>
+                    </a:stretch>
+                  </pic:blipFill>
+                  <pic:spPr>
+                    <a:xfrm>
+                      <a:off x="0" y="0"/>
+                      <a:ext cx="6567402" cy="5163845"/>
+                    </a:xfrm>
+                    <a:prstGeom prst="rect">
+                      <a:avLst/>
+                    </a:prstGeom>
+                  </pic:spPr>
+                </pic:pic>
+              </a:graphicData>
+            </a:graphic>
+            <wp14:sizeRelH relativeFrom="margin">
+              <wp14:pctWidth>0</wp14:pctWidth>
+            </wp14:sizeRelH>
+            <wp14:sizeRelV relativeFrom="margin">
+              <wp14:pctHeight>0</wp14:pctHeight>
+            </wp14:sizeRelV>
+          </wp:anchor>
+        </w:drawing>
+      </w:r>
+      <w:commentRangeEnd w:id="13"/>
+      <w:r>
+        <w:rPr>
+          <w:rStyle w:val="CommentReference"/>
+          <w:noProof/>
+          <w:sz w:val="22"/>
+          <w:szCs w:val="22"/>
+        </w:rPr>
+        <w:commentReference w:id="13"/>
+      </w:r>
+      <w:r>
+        <w:rPr>
+          <w:noProof/>
+        </w:rPr>
+        <w:drawing>
+          <wp:anchor distT="0" distB="0" distL="114300" distR="114300" simplePos="0" relativeHeight="251660288" behindDoc="1" locked="1" layoutInCell="1" allowOverlap="1" wp14:anchorId="42035202" wp14:editId="2F64CFB7">
+            <wp:simplePos x="0" y="0"/>
+            <wp:positionH relativeFrom="column">
+              <wp:posOffset>-213995</wp:posOffset>
             </wp:positionH>
             <wp:positionV relativeFrom="page">
-              <wp:posOffset>4705350</wp:posOffset>
+              <wp:posOffset>2992120</wp:posOffset>
             </wp:positionV>
             <wp:extent cx="6614795" cy="5403850"/>
             <wp:effectExtent l="19050" t="0" r="0" b="0"/>
@@ -5072,7 +5150,7 @@
                     </pic:cNvPicPr>
                   </pic:nvPicPr>
                   <pic:blipFill>
-                    <a:blip r:embed="rId12" cstate="print">
+                    <a:blip r:embed="rId13" cstate="print">
                       <a:extLst>
                         <a:ext uri="{28A0092B-C50C-407E-A947-70E740481C1C}">
                           <a14:useLocalDpi xmlns:a14="http://schemas.microsoft.com/office/drawing/2010/main" val="0"/>
@@ -5116,599 +5194,6 @@
           </wp:anchor>
         </w:drawing>
       </w:r>
-      <w:commentRangeStart w:id="15"/>
-      <w:r>
-        <w:rPr>
-          <w:noProof/>
-          <w:lang w:val="en-GB"/>
-        </w:rPr>
-        <w:drawing>
-          <wp:anchor distT="0" distB="0" distL="114300" distR="114300" simplePos="0" relativeHeight="251658240" behindDoc="1" locked="0" layoutInCell="1" allowOverlap="1" wp14:anchorId="4D251EC9" wp14:editId="27098F91">
-            <wp:simplePos x="0" y="0"/>
-            <wp:positionH relativeFrom="column">
-              <wp:posOffset>-214609</wp:posOffset>
-            </wp:positionH>
-            <wp:positionV relativeFrom="paragraph">
-              <wp:posOffset>88011</wp:posOffset>
-            </wp:positionV>
-            <wp:extent cx="6554743" cy="5153891"/>
-            <wp:effectExtent l="0" t="0" r="0" b="8890"/>
-            <wp:wrapNone/>
-            <wp:docPr id="950656356" name="Picture 1"/>
-            <wp:cNvGraphicFramePr>
-              <a:graphicFrameLocks xmlns:a="http://schemas.openxmlformats.org/drawingml/2006/main" noChangeAspect="1"/>
-            </wp:cNvGraphicFramePr>
-            <a:graphic xmlns:a="http://schemas.openxmlformats.org/drawingml/2006/main">
-              <a:graphicData uri="http://schemas.openxmlformats.org/drawingml/2006/picture">
-                <pic:pic xmlns:pic="http://schemas.openxmlformats.org/drawingml/2006/picture">
-                  <pic:nvPicPr>
-                    <pic:cNvPr id="950656356" name=""/>
-                    <pic:cNvPicPr/>
-                  </pic:nvPicPr>
-                  <pic:blipFill>
-                    <a:blip r:embed="rId13">
-                      <a:extLst>
-                        <a:ext uri="{28A0092B-C50C-407E-A947-70E740481C1C}">
-                          <a14:useLocalDpi xmlns:a14="http://schemas.microsoft.com/office/drawing/2010/main" val="0"/>
-                        </a:ext>
-                      </a:extLst>
-                    </a:blip>
-                    <a:stretch>
-                      <a:fillRect/>
-                    </a:stretch>
-                  </pic:blipFill>
-                  <pic:spPr>
-                    <a:xfrm>
-                      <a:off x="0" y="0"/>
-                      <a:ext cx="6554743" cy="5153891"/>
-                    </a:xfrm>
-                    <a:prstGeom prst="rect">
-                      <a:avLst/>
-                    </a:prstGeom>
-                  </pic:spPr>
-                </pic:pic>
-              </a:graphicData>
-            </a:graphic>
-            <wp14:sizeRelH relativeFrom="margin">
-              <wp14:pctWidth>0</wp14:pctWidth>
-            </wp14:sizeRelH>
-            <wp14:sizeRelV relativeFrom="margin">
-              <wp14:pctHeight>0</wp14:pctHeight>
-            </wp14:sizeRelV>
-          </wp:anchor>
-        </w:drawing>
-      </w:r>
-      <w:commentRangeEnd w:id="15"/>
-      <w:r>
-        <w:rPr>
-          <w:rStyle w:val="CommentReference"/>
-          <w:sz w:val="22"/>
-          <w:szCs w:val="22"/>
-          <w:lang w:val="en-GB"/>
-        </w:rPr>
-        <w:commentReference w:id="15"/>
-      </w:r>
-      <w:r>
-        <w:rPr>
-          <w:lang w:val="en-GB"/>
-        </w:rPr>
-        <w:br w:type="page"/>
-      </w:r>
-    </w:p>
-    <w:p>
-      <w:pPr>
-        <w:rPr>
-          <w:lang w:val="en-GB"/>
-        </w:rPr>
-      </w:pPr>
-      <w:commentRangeStart w:id="16"/>
-      <w:r>
-        <w:rPr>
-          <w:lang w:val="en-GB"/>
-        </w:rPr>
-        <w:lastRenderedPageBreak/>
-        <w:t xml:space="preserve"> After a simple login screen, depending on type of user the user will show a different dashboard:</w:t>
-      </w:r>
-    </w:p>
-    <w:p>
-      <w:pPr>
-        <w:pStyle w:val="ListParagraph"/>
-        <w:numPr>
-          <w:ilvl w:val="1"/>
-          <w:numId w:val="10"/>
-        </w:numPr>
-        <w:spacing w:after="160" w:line="278" w:lineRule="auto"/>
-        <w:contextualSpacing/>
-        <w:jc w:val="both"/>
-      </w:pPr>
-      <w:r>
-        <w:t>Waiter dashboard</w:t>
-      </w:r>
-    </w:p>
-    <w:p>
-      <w:pPr>
-        <w:pStyle w:val="ListParagraph"/>
-        <w:numPr>
-          <w:ilvl w:val="2"/>
-          <w:numId w:val="10"/>
-        </w:numPr>
-        <w:spacing w:after="160" w:line="278" w:lineRule="auto"/>
-        <w:contextualSpacing/>
-        <w:jc w:val="both"/>
-        <w:rPr>
-          <w:lang w:val="en-GB"/>
-        </w:rPr>
-      </w:pPr>
-      <w:r>
-        <w:rPr>
-          <w:lang w:val="en-GB"/>
-        </w:rPr>
-        <w:t xml:space="preserve">Is possible to </w:t>
-      </w:r>
-      <w:r>
-        <w:rPr>
-          <w:u w:val="single"/>
-          <w:lang w:val="en-GB"/>
-        </w:rPr>
-        <w:t>change password</w:t>
-      </w:r>
-      <w:r>
-        <w:rPr>
-          <w:lang w:val="en-GB"/>
-        </w:rPr>
-        <w:t xml:space="preserve"> (this option is available for every user in the left circle handle, </w:t>
-      </w:r>
-      <w:r>
-        <w:rPr>
-          <w:color w:val="E97132" w:themeColor="accent2"/>
-          <w:lang w:val="en-GB"/>
-        </w:rPr>
-        <w:t>so I won’t come repeated</w:t>
-      </w:r>
-      <w:r>
-        <w:rPr>
-          <w:lang w:val="en-GB"/>
-        </w:rPr>
-        <w:t>) whit a dedicated window</w:t>
-      </w:r>
-    </w:p>
-    <w:p>
-      <w:pPr>
-        <w:pStyle w:val="ListParagraph"/>
-        <w:numPr>
-          <w:ilvl w:val="2"/>
-          <w:numId w:val="10"/>
-        </w:numPr>
-        <w:spacing w:after="160" w:line="278" w:lineRule="auto"/>
-        <w:contextualSpacing/>
-        <w:jc w:val="both"/>
-        <w:rPr>
-          <w:lang w:val="en-GB"/>
-        </w:rPr>
-      </w:pPr>
-      <w:r>
-        <w:rPr>
-          <w:lang w:val="en-GB"/>
-        </w:rPr>
-        <w:t xml:space="preserve">Is possible to do a </w:t>
-      </w:r>
-      <w:r>
-        <w:rPr>
-          <w:u w:val="single"/>
-          <w:lang w:val="en-GB"/>
-        </w:rPr>
-        <w:t xml:space="preserve">logout </w:t>
-      </w:r>
-      <w:r>
-        <w:rPr>
-          <w:lang w:val="en-GB"/>
-        </w:rPr>
-        <w:t xml:space="preserve">whit specific handle (this option is available for every user il the left circle handle, </w:t>
-      </w:r>
-      <w:r>
-        <w:rPr>
-          <w:color w:val="E97132" w:themeColor="accent2"/>
-          <w:lang w:val="en-GB"/>
-        </w:rPr>
-        <w:t>so I won’t come repeated</w:t>
-      </w:r>
-      <w:r>
-        <w:rPr>
-          <w:lang w:val="en-GB"/>
-        </w:rPr>
-        <w:t>)</w:t>
-      </w:r>
-    </w:p>
-    <w:p>
-      <w:pPr>
-        <w:pStyle w:val="ListParagraph"/>
-        <w:numPr>
-          <w:ilvl w:val="2"/>
-          <w:numId w:val="10"/>
-        </w:numPr>
-        <w:spacing w:after="160" w:line="278" w:lineRule="auto"/>
-        <w:contextualSpacing/>
-        <w:jc w:val="both"/>
-        <w:rPr>
-          <w:lang w:val="en-GB"/>
-        </w:rPr>
-      </w:pPr>
-      <w:r>
-        <w:rPr>
-          <w:lang w:val="en-GB"/>
-        </w:rPr>
-        <w:t xml:space="preserve">Is possible to </w:t>
-      </w:r>
-      <w:r>
-        <w:rPr>
-          <w:lang w:val="en-GB"/>
-        </w:rPr>
-        <w:t>choose</w:t>
-      </w:r>
-      <w:r>
-        <w:rPr>
-          <w:lang w:val="en-GB"/>
-        </w:rPr>
-        <w:t xml:space="preserve"> what table manage, so only the order (to deliver) related to a selected table will be showed</w:t>
-      </w:r>
-    </w:p>
-    <w:p>
-      <w:pPr>
-        <w:pStyle w:val="ListParagraph"/>
-        <w:numPr>
-          <w:ilvl w:val="2"/>
-          <w:numId w:val="10"/>
-        </w:numPr>
-        <w:spacing w:after="160" w:line="278" w:lineRule="auto"/>
-        <w:contextualSpacing/>
-        <w:jc w:val="both"/>
-        <w:rPr>
-          <w:lang w:val="en-GB"/>
-        </w:rPr>
-      </w:pPr>
-      <w:r>
-        <w:rPr>
-          <w:lang w:val="en-GB"/>
-        </w:rPr>
-        <w:t>Is possible to go in a view that allows you to choose the products that will make up the order</w:t>
-      </w:r>
-    </w:p>
-    <w:p>
-      <w:pPr>
-        <w:pStyle w:val="ListParagraph"/>
-        <w:numPr>
-          <w:ilvl w:val="3"/>
-          <w:numId w:val="10"/>
-        </w:numPr>
-        <w:spacing w:after="160" w:line="278" w:lineRule="auto"/>
-        <w:contextualSpacing/>
-        <w:jc w:val="both"/>
-        <w:rPr>
-          <w:lang w:val="en-GB"/>
-        </w:rPr>
-      </w:pPr>
-      <w:r>
-        <w:rPr>
-          <w:lang w:val="en-GB"/>
-        </w:rPr>
-        <w:t>Is showed a confirm page, where is possible to write a note</w:t>
-      </w:r>
-    </w:p>
-    <w:p>
-      <w:pPr>
-        <w:pStyle w:val="ListParagraph"/>
-        <w:numPr>
-          <w:ilvl w:val="1"/>
-          <w:numId w:val="10"/>
-        </w:numPr>
-        <w:spacing w:after="160" w:line="278" w:lineRule="auto"/>
-        <w:contextualSpacing/>
-        <w:jc w:val="both"/>
-      </w:pPr>
-      <w:r>
-        <w:t>Manager dashboard</w:t>
-      </w:r>
-    </w:p>
-    <w:p>
-      <w:pPr>
-        <w:pStyle w:val="ListParagraph"/>
-        <w:numPr>
-          <w:ilvl w:val="2"/>
-          <w:numId w:val="10"/>
-        </w:numPr>
-        <w:spacing w:after="160" w:line="278" w:lineRule="auto"/>
-        <w:contextualSpacing/>
-        <w:jc w:val="both"/>
-        <w:rPr>
-          <w:lang w:val="en-GB"/>
-        </w:rPr>
-      </w:pPr>
-      <w:r>
-        <w:rPr>
-          <w:lang w:val="en-GB"/>
-        </w:rPr>
-        <w:t>Is possible to open a dashboard to manage the worker in the activity (insert new user, delete users, see what users exist and what role they have)</w:t>
-      </w:r>
-    </w:p>
-    <w:p>
-      <w:pPr>
-        <w:pStyle w:val="ListParagraph"/>
-        <w:numPr>
-          <w:ilvl w:val="2"/>
-          <w:numId w:val="10"/>
-        </w:numPr>
-        <w:spacing w:after="160" w:line="278" w:lineRule="auto"/>
-        <w:contextualSpacing/>
-        <w:jc w:val="both"/>
-        <w:rPr>
-          <w:lang w:val="en-GB"/>
-        </w:rPr>
-      </w:pPr>
-      <w:r>
-        <w:rPr>
-          <w:lang w:val="en-GB"/>
-        </w:rPr>
-        <w:t>Is possible to go in a screen dedicated to the menu, that show what product there are in that</w:t>
-      </w:r>
-    </w:p>
-    <w:p>
-      <w:pPr>
-        <w:pStyle w:val="ListParagraph"/>
-        <w:numPr>
-          <w:ilvl w:val="3"/>
-          <w:numId w:val="10"/>
-        </w:numPr>
-        <w:spacing w:after="160" w:line="278" w:lineRule="auto"/>
-        <w:contextualSpacing/>
-        <w:jc w:val="both"/>
-      </w:pPr>
-      <w:r>
-        <w:t>Add new product (pressing: “+”)</w:t>
-      </w:r>
-    </w:p>
-    <w:p>
-      <w:pPr>
-        <w:pStyle w:val="ListParagraph"/>
-        <w:numPr>
-          <w:ilvl w:val="3"/>
-          <w:numId w:val="10"/>
-        </w:numPr>
-        <w:spacing w:after="160" w:line="278" w:lineRule="auto"/>
-        <w:contextualSpacing/>
-        <w:jc w:val="both"/>
-        <w:rPr>
-          <w:lang w:val="en-GB"/>
-        </w:rPr>
-      </w:pPr>
-      <w:r>
-        <w:rPr>
-          <w:lang w:val="en-GB"/>
-        </w:rPr>
-        <w:t>See detail (“clicking” on a row)</w:t>
-      </w:r>
-    </w:p>
-    <w:p>
-      <w:pPr>
-        <w:pStyle w:val="ListParagraph"/>
-        <w:numPr>
-          <w:ilvl w:val="2"/>
-          <w:numId w:val="10"/>
-        </w:numPr>
-        <w:spacing w:after="160" w:line="278" w:lineRule="auto"/>
-        <w:contextualSpacing/>
-        <w:jc w:val="both"/>
-        <w:rPr>
-          <w:b/>
-          <w:bCs/>
-          <w:lang w:val="en-GB"/>
-        </w:rPr>
-      </w:pPr>
-      <w:r>
-        <w:rPr>
-          <w:lang w:val="en-GB"/>
-        </w:rPr>
-        <w:t xml:space="preserve">Il possible to go in a </w:t>
-      </w:r>
-      <w:r>
-        <w:rPr>
-          <w:b/>
-          <w:bCs/>
-          <w:lang w:val="en-GB"/>
-        </w:rPr>
-        <w:t>screen dedicated to see the order history: “financial”</w:t>
-      </w:r>
-    </w:p>
-    <w:p>
-      <w:pPr>
-        <w:pStyle w:val="ListParagraph"/>
-        <w:numPr>
-          <w:ilvl w:val="3"/>
-          <w:numId w:val="10"/>
-        </w:numPr>
-        <w:spacing w:after="160" w:line="278" w:lineRule="auto"/>
-        <w:contextualSpacing/>
-        <w:jc w:val="both"/>
-        <w:rPr>
-          <w:b/>
-          <w:bCs/>
-          <w:lang w:val="en-GB"/>
-        </w:rPr>
-      </w:pPr>
-      <w:r>
-        <w:rPr>
-          <w:b/>
-          <w:bCs/>
-          <w:lang w:val="en-GB"/>
-        </w:rPr>
-        <w:t>See detail (“clicking” on a row)</w:t>
-      </w:r>
-    </w:p>
-    <w:p>
-      <w:pPr>
-        <w:pStyle w:val="ListParagraph"/>
-        <w:numPr>
-          <w:ilvl w:val="1"/>
-          <w:numId w:val="10"/>
-        </w:numPr>
-        <w:spacing w:after="160" w:line="278" w:lineRule="auto"/>
-        <w:contextualSpacing/>
-        <w:jc w:val="both"/>
-        <w:rPr>
-          <w:b/>
-          <w:bCs/>
-        </w:rPr>
-      </w:pPr>
-      <w:r>
-        <w:rPr>
-          <w:b/>
-          <w:bCs/>
-        </w:rPr>
-        <w:t>Kitchen dashboard</w:t>
-      </w:r>
-    </w:p>
-    <w:p>
-      <w:pPr>
-        <w:pStyle w:val="ListParagraph"/>
-        <w:numPr>
-          <w:ilvl w:val="2"/>
-          <w:numId w:val="10"/>
-        </w:numPr>
-        <w:spacing w:after="160" w:line="278" w:lineRule="auto"/>
-        <w:contextualSpacing/>
-        <w:jc w:val="both"/>
-        <w:rPr>
-          <w:b/>
-          <w:bCs/>
-          <w:lang w:val="en-GB"/>
-        </w:rPr>
-      </w:pPr>
-      <w:r>
-        <w:rPr>
-          <w:b/>
-          <w:bCs/>
-          <w:lang w:val="en-GB"/>
-        </w:rPr>
-        <w:t xml:space="preserve">Is possible to navigate to a preference screen that allows the user to choose what category of order show </w:t>
-      </w:r>
-      <w:r>
-        <w:rPr>
-          <w:b/>
-          <w:bCs/>
-          <w:color w:val="156082" w:themeColor="accent1"/>
-          <w:lang w:val="en-GB"/>
-        </w:rPr>
-        <w:t>(if there are more user “kitchen” they can divide work by category, and each one can see their own)</w:t>
-      </w:r>
-    </w:p>
-    <w:p>
-      <w:pPr>
-        <w:pStyle w:val="ListParagraph"/>
-        <w:numPr>
-          <w:ilvl w:val="1"/>
-          <w:numId w:val="10"/>
-        </w:numPr>
-        <w:spacing w:after="160" w:line="278" w:lineRule="auto"/>
-        <w:contextualSpacing/>
-        <w:jc w:val="both"/>
-        <w:rPr>
-          <w:b/>
-          <w:bCs/>
-          <w:lang w:val="en-GB"/>
-        </w:rPr>
-      </w:pPr>
-      <w:r>
-        <w:rPr>
-          <w:b/>
-          <w:bCs/>
-          <w:u w:val="single"/>
-          <w:lang w:val="en-GB"/>
-        </w:rPr>
-        <w:t>cash desk</w:t>
-      </w:r>
-      <w:r>
-        <w:rPr>
-          <w:b/>
-          <w:bCs/>
-          <w:lang w:val="en-GB"/>
-        </w:rPr>
-        <w:t>: can see detail and close order</w:t>
-      </w:r>
-    </w:p>
-    <w:p>
-      <w:pPr>
-        <w:pStyle w:val="ListParagraph"/>
-        <w:numPr>
-          <w:ilvl w:val="1"/>
-          <w:numId w:val="10"/>
-        </w:numPr>
-        <w:spacing w:after="160" w:line="278" w:lineRule="auto"/>
-        <w:contextualSpacing/>
-        <w:jc w:val="both"/>
-        <w:rPr>
-          <w:b/>
-          <w:bCs/>
-          <w:lang w:val="en-GB"/>
-        </w:rPr>
-      </w:pPr>
-      <w:r>
-        <w:rPr>
-          <w:b/>
-          <w:bCs/>
-          <w:lang w:val="en-GB"/>
-        </w:rPr>
-        <w:t xml:space="preserve">there in furthermore a screen dedicated to </w:t>
-      </w:r>
-      <w:r>
-        <w:rPr>
-          <w:b/>
-          <w:bCs/>
-          <w:lang w:val="en-GB"/>
-        </w:rPr>
-        <w:t>configuring</w:t>
-      </w:r>
-      <w:r>
-        <w:rPr>
-          <w:b/>
-          <w:bCs/>
-          <w:lang w:val="en-GB"/>
-        </w:rPr>
-        <w:t xml:space="preserve"> </w:t>
-      </w:r>
-      <w:r>
-        <w:rPr>
-          <w:b/>
-          <w:bCs/>
-          <w:lang w:val="en-GB"/>
-        </w:rPr>
-        <w:t xml:space="preserve">connection to </w:t>
-      </w:r>
-      <w:r>
-        <w:rPr>
-          <w:b/>
-          <w:bCs/>
-          <w:lang w:val="en-GB"/>
-        </w:rPr>
-        <w:t>DB</w:t>
-      </w:r>
-      <w:commentRangeEnd w:id="16"/>
-      <w:r>
-        <w:rPr>
-          <w:rStyle w:val="CommentReference"/>
-          <w:b/>
-          <w:bCs/>
-          <w:sz w:val="22"/>
-          <w:szCs w:val="22"/>
-          <w:lang w:val="en-GB"/>
-        </w:rPr>
-        <w:commentReference w:id="16"/>
-      </w:r>
-    </w:p>
-    <w:p>
-      <w:pPr>
-        <w:rPr>
-          <w:lang w:val="en-GB"/>
-        </w:rPr>
-      </w:pPr>
       <w:r>
         <w:rPr>
           <w:lang w:val="en-GB"/>
@@ -5778,8 +5263,8 @@
         <w:tblLook w:val="04A0" w:firstRow="1" w:lastRow="0" w:firstColumn="1" w:lastColumn="0" w:noHBand="0" w:noVBand="1"/>
       </w:tblPr>
       <w:tblGrid>
-        <w:gridCol w:w="2883"/>
-        <w:gridCol w:w="6477"/>
+        <w:gridCol w:w="2880"/>
+        <w:gridCol w:w="6480"/>
       </w:tblGrid>
       <w:tr>
         <w:trPr>
@@ -5869,22 +5354,22 @@
             <w:pPr>
               <w:spacing w:line="280" w:lineRule="auto"/>
             </w:pPr>
-            <w:commentRangeStart w:id="17"/>
+            <w:commentRangeStart w:id="14"/>
             <w:r>
               <w:rPr>
                 <w:b/>
                 <w:bCs/>
               </w:rPr>
-              <w:t>com.example.rm.app</w:t>
+              <w:t>rm.app</w:t>
             </w:r>
-            <w:commentRangeEnd w:id="17"/>
+            <w:commentRangeEnd w:id="14"/>
             <w:r>
               <w:rPr>
                 <w:rStyle w:val="CommentReference"/>
                 <w:sz w:val="22"/>
                 <w:szCs w:val="22"/>
               </w:rPr>
-              <w:commentReference w:id="17"/>
+              <w:commentReference w:id="14"/>
             </w:r>
           </w:p>
         </w:tc>
@@ -5947,7 +5432,7 @@
                 <w:b/>
                 <w:bCs/>
               </w:rPr>
-              <w:t>com.example.rm.bean</w:t>
+              <w:t>rm.bean</w:t>
             </w:r>
           </w:p>
         </w:tc>
@@ -6010,7 +5495,7 @@
                 <w:b/>
                 <w:bCs/>
               </w:rPr>
-              <w:t>com.example.rm.controller</w:t>
+              <w:t>rm.controller</w:t>
             </w:r>
           </w:p>
         </w:tc>
@@ -6073,7 +5558,7 @@
                 <w:b/>
                 <w:bCs/>
               </w:rPr>
-              <w:t>com.example.rm.dao</w:t>
+              <w:t>rm.dao</w:t>
             </w:r>
           </w:p>
         </w:tc>
@@ -6136,7 +5621,7 @@
                 <w:b/>
                 <w:bCs/>
               </w:rPr>
-              <w:t>com.example.rm.exception</w:t>
+              <w:t>rm.exception</w:t>
             </w:r>
           </w:p>
         </w:tc>
@@ -6193,7 +5678,7 @@
                 <w:b/>
                 <w:bCs/>
               </w:rPr>
-              <w:t>com.example.rm.model</w:t>
+              <w:t>rm.model</w:t>
             </w:r>
           </w:p>
         </w:tc>
@@ -6256,7 +5741,7 @@
                 <w:b/>
                 <w:bCs/>
               </w:rPr>
-              <w:t>com.example.rm.preference</w:t>
+              <w:t>rm.preference</w:t>
             </w:r>
           </w:p>
         </w:tc>
@@ -6319,7 +5804,7 @@
                 <w:b/>
                 <w:bCs/>
               </w:rPr>
-              <w:t>com.example.rm.service</w:t>
+              <w:t>rm.service</w:t>
             </w:r>
           </w:p>
         </w:tc>
@@ -6382,7 +5867,7 @@
                 <w:b/>
                 <w:bCs/>
               </w:rPr>
-              <w:t>com.example.rm.view</w:t>
+              <w:t>rm.view</w:t>
             </w:r>
           </w:p>
         </w:tc>
@@ -6511,107 +5996,6 @@
         </w:rPr>
       </w:pPr>
     </w:p>
-    <w:tbl>
-      <w:tblPr>
-        <w:tblW w:w="9360" w:type="dxa"/>
-        <w:tblBorders>
-          <w:top w:val="single" w:sz="4" w:space="0" w:color="auto"/>
-          <w:left w:val="single" w:sz="4" w:space="0" w:color="auto"/>
-          <w:bottom w:val="single" w:sz="4" w:space="0" w:color="auto"/>
-          <w:right w:val="single" w:sz="4" w:space="0" w:color="auto"/>
-          <w:insideH w:val="single" w:sz="4" w:space="0" w:color="auto"/>
-          <w:insideV w:val="single" w:sz="4" w:space="0" w:color="auto"/>
-        </w:tblBorders>
-        <w:tblCellMar>
-          <w:left w:w="10" w:type="dxa"/>
-          <w:right w:w="10" w:type="dxa"/>
-        </w:tblCellMar>
-        <w:tblLook w:val="04A0" w:firstRow="1" w:lastRow="0" w:firstColumn="1" w:lastColumn="0" w:noHBand="0" w:noVBand="1"/>
-      </w:tblPr>
-      <w:tblGrid>
-        <w:gridCol w:w="9360"/>
-      </w:tblGrid>
-      <w:tr>
-        <w:tc>
-          <w:tcPr>
-            <w:tcW w:w="9360" w:type="dxa"/>
-            <w:tcBorders>
-              <w:top w:val="dashed" w:sz="8" w:space="0" w:color="C0392B"/>
-              <w:left w:val="dashed" w:sz="8" w:space="0" w:color="C0392B"/>
-              <w:bottom w:val="dashed" w:sz="8" w:space="0" w:color="C0392B"/>
-              <w:right w:val="dashed" w:sz="8" w:space="0" w:color="C0392B"/>
-            </w:tcBorders>
-            <w:shd w:val="clear" w:color="auto" w:fill="F4F4F4"/>
-            <w:tcMar>
-              <w:top w:w="240" w:type="dxa"/>
-              <w:left w:w="200" w:type="dxa"/>
-              <w:bottom w:w="240" w:type="dxa"/>
-              <w:right w:w="200" w:type="dxa"/>
-            </w:tcMar>
-          </w:tcPr>
-          <w:p>
-            <w:pPr>
-              <w:jc w:val="center"/>
-              <w:rPr>
-                <w:lang w:val="en-GB"/>
-              </w:rPr>
-            </w:pPr>
-            <w:commentRangeStart w:id="18"/>
-            <w:r>
-              <w:rPr>
-                <w:b/>
-                <w:bCs/>
-                <w:color w:val="C0392B"/>
-                <w:lang w:val="en-GB"/>
-              </w:rPr>
-              <w:t xml:space="preserve">[ Diagram placeholder </w:t>
-            </w:r>
-            <w:commentRangeEnd w:id="18"/>
-            <w:r>
-              <w:rPr>
-                <w:rStyle w:val="CommentReference"/>
-                <w:b/>
-                <w:bCs/>
-                <w:color w:val="C0392B"/>
-                <w:sz w:val="22"/>
-                <w:szCs w:val="22"/>
-                <w:lang w:val="en-GB"/>
-              </w:rPr>
-              <w:commentReference w:id="18"/>
-            </w:r>
-            <w:r>
-              <w:rPr>
-                <w:b/>
-                <w:bCs/>
-                <w:color w:val="C0392B"/>
-                <w:lang w:val="en-GB"/>
-              </w:rPr>
-              <w:t>]</w:t>
-            </w:r>
-          </w:p>
-          <w:p>
-            <w:pPr>
-              <w:spacing w:before="60"/>
-              <w:jc w:val="center"/>
-              <w:rPr>
-                <w:lang w:val="en-GB"/>
-              </w:rPr>
-            </w:pPr>
-            <w:r>
-              <w:rPr>
-                <w:i/>
-                <w:iCs/>
-                <w:color w:val="666666"/>
-                <w:sz w:val="20"/>
-                <w:szCs w:val="20"/>
-                <w:lang w:val="en-GB"/>
-              </w:rPr>
-              <w:t>Figure 9 — Design-Level Class Diagram — to be inserted</w:t>
-            </w:r>
-          </w:p>
-        </w:tc>
-      </w:tr>
-    </w:tbl>
     <w:p>
       <w:pPr>
         <w:pStyle w:val="Heading3"/>
@@ -6717,7 +6101,6 @@
           <w:bCs/>
           <w:lang w:val="en-GB"/>
         </w:rPr>
-        <w:lastRenderedPageBreak/>
         <w:t xml:space="preserve">Factory Method Pattern. </w:t>
       </w:r>
     </w:p>
@@ -6733,6 +6116,7 @@
         <w:rPr>
           <w:lang w:val="en-GB"/>
         </w:rPr>
+        <w:lastRenderedPageBreak/>
         <w:t xml:space="preserve">The Factory Method pattern is applied to encapsulate object creation logic and to decouple client code from concrete implementations. The </w:t>
       </w:r>
       <w:r>
@@ -6849,7 +6233,7 @@
           <w:lang w:val="en-GB"/>
         </w:rPr>
       </w:pPr>
-      <w:commentRangeStart w:id="19"/>
+      <w:commentRangeStart w:id="15"/>
       <w:r>
         <w:rPr>
           <w:b/>
@@ -6858,7 +6242,7 @@
         </w:rPr>
         <w:t>DAO (Data Access Object) Pattern</w:t>
       </w:r>
-      <w:commentRangeEnd w:id="19"/>
+      <w:commentRangeEnd w:id="15"/>
       <w:r>
         <w:rPr>
           <w:rStyle w:val="CommentReference"/>
@@ -6868,7 +6252,7 @@
           <w:szCs w:val="22"/>
           <w:lang w:val="en-GB"/>
         </w:rPr>
-        <w:commentReference w:id="19"/>
+        <w:commentReference w:id="15"/>
       </w:r>
       <w:r>
         <w:rPr>
@@ -7069,7 +6453,7 @@
           <w:lang w:val="en-GB"/>
         </w:rPr>
       </w:pPr>
-      <w:commentRangeStart w:id="20"/>
+      <w:commentRangeStart w:id="16"/>
       <w:r>
         <w:rPr>
           <w:lang w:val="en-GB"/>
@@ -7121,7 +6505,7 @@
         </w:rPr>
         <w:t>. By receiving DAO interfaces rather than concrete implementations, these classes remain loosely coupled to the persistence layer and can be exercised in isolation by injecting mock or alternative implementations during testing</w:t>
       </w:r>
-      <w:commentRangeEnd w:id="20"/>
+      <w:commentRangeEnd w:id="16"/>
       <w:r>
         <w:rPr>
           <w:rStyle w:val="CommentReference"/>
@@ -7129,7 +6513,7 @@
           <w:szCs w:val="22"/>
           <w:lang w:val="en-GB"/>
         </w:rPr>
-        <w:commentReference w:id="20"/>
+        <w:commentReference w:id="16"/>
       </w:r>
       <w:r>
         <w:rPr>
@@ -7373,7 +6757,6 @@
                 <w:color w:val="C0392B"/>
                 <w:lang w:val="en-GB"/>
               </w:rPr>
-              <w:lastRenderedPageBreak/>
               <w:t>[ Diagram placeholder ]</w:t>
             </w:r>
           </w:p>
@@ -7394,6 +6777,7 @@
                 <w:szCs w:val="20"/>
                 <w:lang w:val="en-GB"/>
               </w:rPr>
+              <w:lastRenderedPageBreak/>
               <w:t>Figure 10 — Activity Diagram: Create Order</w:t>
             </w:r>
           </w:p>
@@ -8299,14 +7683,14 @@
         <w:lastRenderedPageBreak/>
         <w:t xml:space="preserve">5. </w:t>
       </w:r>
-      <w:commentRangeStart w:id="21"/>
+      <w:commentRangeStart w:id="17"/>
       <w:r>
         <w:rPr>
           <w:lang w:val="en-GB"/>
         </w:rPr>
         <w:t>EXCEPTIONS</w:t>
       </w:r>
-      <w:commentRangeEnd w:id="21"/>
+      <w:commentRangeEnd w:id="17"/>
       <w:r>
         <w:rPr>
           <w:rStyle w:val="CommentReference"/>
@@ -8314,7 +7698,7 @@
           <w:szCs w:val="36"/>
           <w:lang w:val="en-GB"/>
         </w:rPr>
-        <w:commentReference w:id="21"/>
+        <w:commentReference w:id="17"/>
       </w:r>
     </w:p>
     <w:p>
@@ -9451,7 +8835,7 @@
       </w:r>
     </w:p>
   </w:comment>
-  <w:comment w:id="11" w:author="davide brugnoli" w:date="2026-05-26T15:30:00Z" w:initials="db">
+  <w:comment w:id="11" w:author="davide brugnoli" w:date="2026-06-03T12:18:00Z" w:initials="db">
     <w:p>
       <w:pPr>
         <w:pStyle w:val="CommentText"/>
@@ -9463,11 +8847,11 @@
         <w:annotationRef/>
       </w:r>
       <w:r>
-        <w:t>Da reinserire la versione più recente, che non riporta 2 volte add</w:t>
+        <w:t>Altri progetti ce l’hanno</w:t>
       </w:r>
     </w:p>
   </w:comment>
-  <w:comment w:id="12" w:author="davide brugnoli" w:date="2026-05-26T15:32:00Z" w:initials="db">
+  <w:comment w:id="12" w:author="davide brugnoli" w:date="2026-04-30T12:11:00Z" w:initials="db">
     <w:p>
       <w:pPr>
         <w:pStyle w:val="CommentText"/>
@@ -9479,11 +8863,11 @@
         <w:annotationRef/>
       </w:r>
       <w:r>
-        <w:t>Revisiona: filter by table, possibilità di incomprensione</w:t>
+        <w:t>Potrebbe esssrre un extend?</w:t>
       </w:r>
     </w:p>
   </w:comment>
-  <w:comment w:id="13" w:author="davide brugnoli" w:date="2026-04-30T12:11:00Z" w:initials="db">
+  <w:comment w:id="13" w:author="davide brugnoli" w:date="2026-04-30T12:15:00Z" w:initials="db">
     <w:p>
       <w:pPr>
         <w:pStyle w:val="CommentText"/>
@@ -9495,11 +8879,11 @@
         <w:annotationRef/>
       </w:r>
       <w:r>
-        <w:t>Potrebbe esssrre un extend?</w:t>
+        <w:t>Inserire un immagine a qualità superiore</w:t>
       </w:r>
     </w:p>
   </w:comment>
-  <w:comment w:id="14" w:author="davide brugnoli" w:date="2026-04-30T12:11:00Z" w:initials="db">
+  <w:comment w:id="14" w:author="davide brugnoli" w:date="2026-05-26T15:44:00Z" w:initials="db">
     <w:p>
       <w:pPr>
         <w:pStyle w:val="CommentText"/>
@@ -9511,11 +8895,11 @@
         <w:annotationRef/>
       </w:r>
       <w:r>
-        <w:t>Potrebbe esssrre un extend?</w:t>
+        <w:t>Controlla se altri progetti usano com.example.rm.app</w:t>
       </w:r>
     </w:p>
   </w:comment>
-  <w:comment w:id="15" w:author="davide brugnoli" w:date="2026-04-30T12:15:00Z" w:initials="db">
+  <w:comment w:id="15" w:author="davide brugnoli" w:date="2026-05-26T15:46:00Z" w:initials="db">
     <w:p>
       <w:pPr>
         <w:pStyle w:val="CommentText"/>
@@ -9527,11 +8911,11 @@
         <w:annotationRef/>
       </w:r>
       <w:r>
-        <w:t>Inserire un immagine a qualità superiore</w:t>
+        <w:t>I DAO sono pattern?</w:t>
       </w:r>
     </w:p>
   </w:comment>
-  <w:comment w:id="16" w:author="davide brugnoli" w:date="2026-06-03T11:04:00Z" w:initials="db">
+  <w:comment w:id="16" w:author="davide brugnoli" w:date="2026-05-26T15:48:00Z" w:initials="db">
     <w:p>
       <w:pPr>
         <w:pStyle w:val="CommentText"/>
@@ -9543,75 +8927,11 @@
         <w:annotationRef/>
       </w:r>
       <w:r>
-        <w:t>Da rimuovere</w:t>
+        <w:t>Rileggi bene</w:t>
       </w:r>
     </w:p>
   </w:comment>
-  <w:comment w:id="17" w:author="davide brugnoli" w:date="2026-05-26T15:44:00Z" w:initials="db">
-    <w:p>
-      <w:pPr>
-        <w:pStyle w:val="CommentText"/>
-      </w:pPr>
-      <w:r>
-        <w:rPr>
-          <w:rStyle w:val="CommentReference"/>
-        </w:rPr>
-        <w:annotationRef/>
-      </w:r>
-      <w:r>
-        <w:t>Controlla se altri progetti usano com.example.rm.app</w:t>
-      </w:r>
-    </w:p>
-  </w:comment>
-  <w:comment w:id="18" w:author="davide brugnoli" w:date="2026-05-26T15:45:00Z" w:initials="db">
-    <w:p>
-      <w:pPr>
-        <w:pStyle w:val="CommentText"/>
-      </w:pPr>
-      <w:r>
-        <w:rPr>
-          <w:rStyle w:val="CommentReference"/>
-        </w:rPr>
-        <w:annotationRef/>
-      </w:r>
-      <w:r>
-        <w:t>Non inseriremo il Design Level</w:t>
-      </w:r>
-    </w:p>
-  </w:comment>
-  <w:comment w:id="19" w:author="davide brugnoli" w:date="2026-05-26T15:46:00Z" w:initials="db">
-    <w:p>
-      <w:pPr>
-        <w:pStyle w:val="CommentText"/>
-      </w:pPr>
-      <w:r>
-        <w:rPr>
-          <w:rStyle w:val="CommentReference"/>
-        </w:rPr>
-        <w:annotationRef/>
-      </w:r>
-      <w:r>
-        <w:t>I DAO sono pattern?</w:t>
-      </w:r>
-    </w:p>
-  </w:comment>
-  <w:comment w:id="20" w:author="davide brugnoli" w:date="2026-05-26T15:48:00Z" w:initials="db">
-    <w:p>
-      <w:pPr>
-        <w:pStyle w:val="CommentText"/>
-      </w:pPr>
-      <w:r>
-        <w:rPr>
-          <w:rStyle w:val="CommentReference"/>
-        </w:rPr>
-        <w:annotationRef/>
-      </w:r>
-      <w:r>
-        <w:t>Rileggi bene</w:t>
-      </w:r>
-    </w:p>
-  </w:comment>
-  <w:comment w:id="21" w:author="davide brugnoli" w:date="2026-05-26T15:53:00Z" w:initials="db">
+  <w:comment w:id="17" w:author="davide brugnoli" w:date="2026-05-26T15:53:00Z" w:initials="db">
     <w:p>
       <w:pPr>
         <w:pStyle w:val="CommentText"/>
@@ -9638,19 +8958,15 @@
   <w15:commentEx w15:paraId="55E1E209" w15:paraIdParent="5DABDE37" w15:done="0"/>
   <w15:commentEx w15:paraId="63C32BE6" w15:done="0"/>
   <w15:commentEx w15:paraId="5ABC12F1" w15:done="0"/>
-  <w15:commentEx w15:paraId="06108AB1" w15:done="0"/>
+  <w15:commentEx w15:paraId="06108AB1" w15:done="1"/>
   <w15:commentEx w15:paraId="6948B227" w15:done="0"/>
-  <w15:commentEx w15:paraId="2ECF85D9" w15:done="0"/>
+  <w15:commentEx w15:paraId="2ECF85D9" w15:done="1"/>
   <w15:commentEx w15:paraId="23F9DCC9" w15:done="0"/>
   <w15:commentEx w15:paraId="36AB0C9D" w15:done="0"/>
-  <w15:commentEx w15:paraId="5A4F53AA" w15:done="0"/>
-  <w15:commentEx w15:paraId="38391F09" w15:paraIdParent="5A4F53AA" w15:done="0"/>
-  <w15:commentEx w15:paraId="43FA236F" w15:done="0"/>
-  <w15:commentEx w15:paraId="62075B69" w15:done="0"/>
-  <w15:commentEx w15:paraId="0BD793F5" w15:done="0"/>
-  <w15:commentEx w15:paraId="56CDDAF6" w15:done="0"/>
-  <w15:commentEx w15:paraId="47FB3CB4" w15:done="0"/>
-  <w15:commentEx w15:paraId="7D039CDD" w15:done="0"/>
+  <w15:commentEx w15:paraId="1ABBCD74" w15:paraIdParent="36AB0C9D" w15:done="0"/>
+  <w15:commentEx w15:paraId="46443DE5" w15:done="1"/>
+  <w15:commentEx w15:paraId="2CA708E2" w15:done="1"/>
+  <w15:commentEx w15:paraId="47FB3CB4" w15:done="1"/>
   <w15:commentEx w15:paraId="61D113FC" w15:done="0"/>
   <w15:commentEx w15:paraId="0EB5BDA6" w15:done="0"/>
   <w15:commentEx w15:paraId="5D12BDB0" w15:done="0"/>
@@ -9677,17 +8993,12 @@
   <w16cex:commentExtensible w16cex:durableId="4DF94135" w16cex:dateUtc="2026-06-01T16:02:00Z"/>
   <w16cex:commentExtensible w16cex:durableId="5AB1A90F" w16cex:dateUtc="2026-04-30T09:50:00Z"/>
   <w16cex:commentExtensible w16cex:durableId="223CE331" w16cex:dateUtc="2026-04-30T09:50:00Z"/>
-  <w16cex:commentExtensible w16cex:durableId="66A7F010" w16cex:dateUtc="2026-05-26T13:25:00Z"/>
-  <w16cex:commentExtensible w16cex:durableId="643AFE80" w16cex:dateUtc="2026-05-26T13:28:00Z"/>
-  <w16cex:commentExtensible w16cex:durableId="1602E17F" w16cex:dateUtc="2026-06-01T15:52:00Z"/>
-  <w16cex:commentExtensible w16cex:durableId="6D76DFA0" w16cex:dateUtc="2026-04-30T09:58:00Z"/>
-  <w16cex:commentExtensible w16cex:durableId="4CCF2757" w16cex:dateUtc="2026-05-26T13:29:00Z"/>
-  <w16cex:commentExtensible w16cex:durableId="3DC8BF16" w16cex:dateUtc="2026-05-26T13:30:00Z">
+  <w16cex:commentExtensible w16cex:durableId="66A7F010" w16cex:dateUtc="2026-05-26T13:25:00Z">
     <w16cex:extLst>
       <w16:ext w16:uri="{CE6994B0-6A32-4C9F-8C6B-6E91EDA988CE}">
         <cr:reactions xmlns:cr="http://schemas.microsoft.com/office/comments/2020/reactions">
           <cr:reaction reactionType="1">
-            <cr:reactionInfo dateUtc="2026-05-26T13:31:07Z">
+            <cr:reactionInfo dateUtc="2026-06-03T09:38:29Z">
               <cr:user userId="S::davide.brugnoli@students.uniroma2.eu::00c05e8b-0e35-421e-bad9-6afeecc66b22" userProvider="AD" userName="davide brugnoli"/>
             </cr:reactionInfo>
           </cr:reaction>
@@ -9695,13 +9006,62 @@
       </w16:ext>
     </w16cex:extLst>
   </w16cex:commentExtensible>
-  <w16cex:commentExtensible w16cex:durableId="52A6E0D1" w16cex:dateUtc="2026-05-26T13:32:00Z"/>
-  <w16cex:commentExtensible w16cex:durableId="2282B6D7" w16cex:dateUtc="2026-04-30T10:11:00Z"/>
+  <w16cex:commentExtensible w16cex:durableId="643AFE80" w16cex:dateUtc="2026-05-26T13:28:00Z"/>
+  <w16cex:commentExtensible w16cex:durableId="1602E17F" w16cex:dateUtc="2026-06-01T15:52:00Z">
+    <w16cex:extLst>
+      <w16:ext w16:uri="{CE6994B0-6A32-4C9F-8C6B-6E91EDA988CE}">
+        <cr:reactions xmlns:cr="http://schemas.microsoft.com/office/comments/2020/reactions">
+          <cr:reaction reactionType="1">
+            <cr:reactionInfo dateUtc="2026-06-03T10:16:54Z">
+              <cr:user userId="S::davide.brugnoli@students.uniroma2.eu::00c05e8b-0e35-421e-bad9-6afeecc66b22" userProvider="AD" userName="davide brugnoli"/>
+            </cr:reactionInfo>
+          </cr:reaction>
+        </cr:reactions>
+      </w16:ext>
+    </w16cex:extLst>
+  </w16cex:commentExtensible>
+  <w16cex:commentExtensible w16cex:durableId="6D76DFA0" w16cex:dateUtc="2026-04-30T09:58:00Z">
+    <w16cex:extLst>
+      <w16:ext w16:uri="{CE6994B0-6A32-4C9F-8C6B-6E91EDA988CE}">
+        <cr:reactions xmlns:cr="http://schemas.microsoft.com/office/comments/2020/reactions">
+          <cr:reaction reactionType="1">
+            <cr:reactionInfo dateUtc="2026-06-03T10:16:53Z">
+              <cr:user userId="S::davide.brugnoli@students.uniroma2.eu::00c05e8b-0e35-421e-bad9-6afeecc66b22" userProvider="AD" userName="davide brugnoli"/>
+            </cr:reactionInfo>
+          </cr:reaction>
+        </cr:reactions>
+      </w16:ext>
+    </w16cex:extLst>
+  </w16cex:commentExtensible>
+  <w16cex:commentExtensible w16cex:durableId="4CCF2757" w16cex:dateUtc="2026-05-26T13:29:00Z"/>
+  <w16cex:commentExtensible w16cex:durableId="460C1592" w16cex:dateUtc="2026-06-03T10:18:00Z"/>
   <w16cex:commentExtensible w16cex:durableId="2EFD151C" w16cex:dateUtc="2026-04-30T10:11:00Z"/>
-  <w16cex:commentExtensible w16cex:durableId="33EF2EA6" w16cex:dateUtc="2026-04-30T10:15:00Z"/>
-  <w16cex:commentExtensible w16cex:durableId="29BDC699" w16cex:dateUtc="2026-06-03T09:04:00Z"/>
-  <w16cex:commentExtensible w16cex:durableId="6FA98D39" w16cex:dateUtc="2026-05-26T13:44:00Z"/>
-  <w16cex:commentExtensible w16cex:durableId="1DBF2124" w16cex:dateUtc="2026-05-26T13:45:00Z"/>
+  <w16cex:commentExtensible w16cex:durableId="33EF2EA6" w16cex:dateUtc="2026-04-30T10:15:00Z">
+    <w16cex:extLst>
+      <w16:ext w16:uri="{CE6994B0-6A32-4C9F-8C6B-6E91EDA988CE}">
+        <cr:reactions xmlns:cr="http://schemas.microsoft.com/office/comments/2020/reactions">
+          <cr:reaction reactionType="1">
+            <cr:reactionInfo dateUtc="2026-06-03T10:46:45Z">
+              <cr:user userId="S::davide.brugnoli@students.uniroma2.eu::00c05e8b-0e35-421e-bad9-6afeecc66b22" userProvider="AD" userName="davide brugnoli"/>
+            </cr:reactionInfo>
+          </cr:reaction>
+        </cr:reactions>
+      </w16:ext>
+    </w16cex:extLst>
+  </w16cex:commentExtensible>
+  <w16cex:commentExtensible w16cex:durableId="6FA98D39" w16cex:dateUtc="2026-05-26T13:44:00Z">
+    <w16cex:extLst>
+      <w16:ext w16:uri="{CE6994B0-6A32-4C9F-8C6B-6E91EDA988CE}">
+        <cr:reactions xmlns:cr="http://schemas.microsoft.com/office/comments/2020/reactions">
+          <cr:reaction reactionType="1">
+            <cr:reactionInfo dateUtc="2026-06-03T10:26:55Z">
+              <cr:user userId="S::davide.brugnoli@students.uniroma2.eu::00c05e8b-0e35-421e-bad9-6afeecc66b22" userProvider="AD" userName="davide brugnoli"/>
+            </cr:reactionInfo>
+          </cr:reaction>
+        </cr:reactions>
+      </w16:ext>
+    </w16cex:extLst>
+  </w16cex:commentExtensible>
   <w16cex:commentExtensible w16cex:durableId="1B4900E6" w16cex:dateUtc="2026-05-26T13:46:00Z"/>
   <w16cex:commentExtensible w16cex:durableId="2233859F" w16cex:dateUtc="2026-05-26T13:48:00Z"/>
   <w16cex:commentExtensible w16cex:durableId="08207586" w16cex:dateUtc="2026-05-26T13:53:00Z"/>
@@ -9721,14 +9081,10 @@
   <w16cid:commentId w16cid:paraId="2ECF85D9" w16cid:durableId="1602E17F"/>
   <w16cid:commentId w16cid:paraId="23F9DCC9" w16cid:durableId="6D76DFA0"/>
   <w16cid:commentId w16cid:paraId="36AB0C9D" w16cid:durableId="4CCF2757"/>
-  <w16cid:commentId w16cid:paraId="5A4F53AA" w16cid:durableId="3DC8BF16"/>
-  <w16cid:commentId w16cid:paraId="38391F09" w16cid:durableId="52A6E0D1"/>
-  <w16cid:commentId w16cid:paraId="43FA236F" w16cid:durableId="2282B6D7"/>
-  <w16cid:commentId w16cid:paraId="62075B69" w16cid:durableId="2EFD151C"/>
-  <w16cid:commentId w16cid:paraId="0BD793F5" w16cid:durableId="33EF2EA6"/>
-  <w16cid:commentId w16cid:paraId="56CDDAF6" w16cid:durableId="29BDC699"/>
+  <w16cid:commentId w16cid:paraId="1ABBCD74" w16cid:durableId="460C1592"/>
+  <w16cid:commentId w16cid:paraId="46443DE5" w16cid:durableId="2EFD151C"/>
+  <w16cid:commentId w16cid:paraId="2CA708E2" w16cid:durableId="33EF2EA6"/>
   <w16cid:commentId w16cid:paraId="47FB3CB4" w16cid:durableId="6FA98D39"/>
-  <w16cid:commentId w16cid:paraId="7D039CDD" w16cid:durableId="1DBF2124"/>
   <w16cid:commentId w16cid:paraId="61D113FC" w16cid:durableId="1B4900E6"/>
   <w16cid:commentId w16cid:paraId="0EB5BDA6" w16cid:durableId="2233859F"/>
   <w16cid:commentId w16cid:paraId="5D12BDB0" w16cid:durableId="08207586"/>
@@ -10308,6 +9664,119 @@
     </w:lvl>
   </w:abstractNum>
   <w:abstractNum w:abstractNumId="6" w15:restartNumberingAfterBreak="0">
+    <w:nsid w:val="47123FB3"/>
+    <w:multiLevelType w:val="hybridMultilevel"/>
+    <w:tmpl w:val="01C8D20C"/>
+    <w:lvl w:ilvl="0" w:tplc="04100001">
+      <w:start w:val="1"/>
+      <w:numFmt w:val="bullet"/>
+      <w:lvlText w:val=""/>
+      <w:lvlJc w:val="left"/>
+      <w:pPr>
+        <w:ind w:left="990" w:hanging="360"/>
+      </w:pPr>
+      <w:rPr>
+        <w:rFonts w:ascii="Symbol" w:hAnsi="Symbol" w:hint="default"/>
+      </w:rPr>
+    </w:lvl>
+    <w:lvl w:ilvl="1" w:tplc="04100003" w:tentative="1">
+      <w:start w:val="1"/>
+      <w:numFmt w:val="bullet"/>
+      <w:lvlText w:val="o"/>
+      <w:lvlJc w:val="left"/>
+      <w:pPr>
+        <w:ind w:left="1710" w:hanging="360"/>
+      </w:pPr>
+      <w:rPr>
+        <w:rFonts w:ascii="Courier New" w:hAnsi="Courier New" w:cs="Courier New" w:hint="default"/>
+      </w:rPr>
+    </w:lvl>
+    <w:lvl w:ilvl="2" w:tplc="04100005" w:tentative="1">
+      <w:start w:val="1"/>
+      <w:numFmt w:val="bullet"/>
+      <w:lvlText w:val=""/>
+      <w:lvlJc w:val="left"/>
+      <w:pPr>
+        <w:ind w:left="2430" w:hanging="360"/>
+      </w:pPr>
+      <w:rPr>
+        <w:rFonts w:ascii="Wingdings" w:hAnsi="Wingdings" w:hint="default"/>
+      </w:rPr>
+    </w:lvl>
+    <w:lvl w:ilvl="3" w:tplc="04100001" w:tentative="1">
+      <w:start w:val="1"/>
+      <w:numFmt w:val="bullet"/>
+      <w:lvlText w:val=""/>
+      <w:lvlJc w:val="left"/>
+      <w:pPr>
+        <w:ind w:left="3150" w:hanging="360"/>
+      </w:pPr>
+      <w:rPr>
+        <w:rFonts w:ascii="Symbol" w:hAnsi="Symbol" w:hint="default"/>
+      </w:rPr>
+    </w:lvl>
+    <w:lvl w:ilvl="4" w:tplc="04100003" w:tentative="1">
+      <w:start w:val="1"/>
+      <w:numFmt w:val="bullet"/>
+      <w:lvlText w:val="o"/>
+      <w:lvlJc w:val="left"/>
+      <w:pPr>
+        <w:ind w:left="3870" w:hanging="360"/>
+      </w:pPr>
+      <w:rPr>
+        <w:rFonts w:ascii="Courier New" w:hAnsi="Courier New" w:cs="Courier New" w:hint="default"/>
+      </w:rPr>
+    </w:lvl>
+    <w:lvl w:ilvl="5" w:tplc="04100005" w:tentative="1">
+      <w:start w:val="1"/>
+      <w:numFmt w:val="bullet"/>
+      <w:lvlText w:val=""/>
+      <w:lvlJc w:val="left"/>
+      <w:pPr>
+        <w:ind w:left="4590" w:hanging="360"/>
+      </w:pPr>
+      <w:rPr>
+        <w:rFonts w:ascii="Wingdings" w:hAnsi="Wingdings" w:hint="default"/>
+      </w:rPr>
+    </w:lvl>
+    <w:lvl w:ilvl="6" w:tplc="04100001" w:tentative="1">
+      <w:start w:val="1"/>
+      <w:numFmt w:val="bullet"/>
+      <w:lvlText w:val=""/>
+      <w:lvlJc w:val="left"/>
+      <w:pPr>
+        <w:ind w:left="5310" w:hanging="360"/>
+      </w:pPr>
+      <w:rPr>
+        <w:rFonts w:ascii="Symbol" w:hAnsi="Symbol" w:hint="default"/>
+      </w:rPr>
+    </w:lvl>
+    <w:lvl w:ilvl="7" w:tplc="04100003" w:tentative="1">
+      <w:start w:val="1"/>
+      <w:numFmt w:val="bullet"/>
+      <w:lvlText w:val="o"/>
+      <w:lvlJc w:val="left"/>
+      <w:pPr>
+        <w:ind w:left="6030" w:hanging="360"/>
+      </w:pPr>
+      <w:rPr>
+        <w:rFonts w:ascii="Courier New" w:hAnsi="Courier New" w:cs="Courier New" w:hint="default"/>
+      </w:rPr>
+    </w:lvl>
+    <w:lvl w:ilvl="8" w:tplc="04100005" w:tentative="1">
+      <w:start w:val="1"/>
+      <w:numFmt w:val="bullet"/>
+      <w:lvlText w:val=""/>
+      <w:lvlJc w:val="left"/>
+      <w:pPr>
+        <w:ind w:left="6750" w:hanging="360"/>
+      </w:pPr>
+      <w:rPr>
+        <w:rFonts w:ascii="Wingdings" w:hAnsi="Wingdings" w:hint="default"/>
+      </w:rPr>
+    </w:lvl>
+  </w:abstractNum>
+  <w:abstractNum w:abstractNumId="7" w15:restartNumberingAfterBreak="0">
     <w:nsid w:val="511F4A98"/>
     <w:multiLevelType w:val="hybridMultilevel"/>
     <w:tmpl w:val="CD20C822"/>
@@ -10361,7 +9830,7 @@
       <w:lvlJc w:val="left"/>
     </w:lvl>
   </w:abstractNum>
-  <w:abstractNum w:abstractNumId="7" w15:restartNumberingAfterBreak="0">
+  <w:abstractNum w:abstractNumId="8" w15:restartNumberingAfterBreak="0">
     <w:nsid w:val="5F212F29"/>
     <w:multiLevelType w:val="hybridMultilevel"/>
     <w:tmpl w:val="CF42D75A"/>
@@ -10415,7 +9884,7 @@
       <w:lvlJc w:val="left"/>
     </w:lvl>
   </w:abstractNum>
-  <w:abstractNum w:abstractNumId="8" w15:restartNumberingAfterBreak="0">
+  <w:abstractNum w:abstractNumId="9" w15:restartNumberingAfterBreak="0">
     <w:nsid w:val="61E42511"/>
     <w:multiLevelType w:val="hybridMultilevel"/>
     <w:tmpl w:val="FBF2F5B2"/>
@@ -10473,7 +9942,7 @@
       <w:lvlJc w:val="left"/>
     </w:lvl>
   </w:abstractNum>
-  <w:abstractNum w:abstractNumId="9" w15:restartNumberingAfterBreak="0">
+  <w:abstractNum w:abstractNumId="10" w15:restartNumberingAfterBreak="0">
     <w:nsid w:val="668260F9"/>
     <w:multiLevelType w:val="hybridMultilevel"/>
     <w:tmpl w:val="F35CA7F8"/>
@@ -10534,10 +10003,10 @@
     </w:lvlOverride>
   </w:num>
   <w:num w:numId="2" w16cid:durableId="451941836">
-    <w:abstractNumId w:val="8"/>
+    <w:abstractNumId w:val="9"/>
   </w:num>
   <w:num w:numId="3" w16cid:durableId="2136605697">
-    <w:abstractNumId w:val="6"/>
+    <w:abstractNumId w:val="7"/>
     <w:lvlOverride w:ilvl="0">
       <w:startOverride w:val="1"/>
     </w:lvlOverride>
@@ -10549,7 +10018,7 @@
     </w:lvlOverride>
   </w:num>
   <w:num w:numId="5" w16cid:durableId="1468235036">
-    <w:abstractNumId w:val="7"/>
+    <w:abstractNumId w:val="8"/>
     <w:lvlOverride w:ilvl="0">
       <w:startOverride w:val="1"/>
     </w:lvlOverride>
@@ -10561,7 +10030,7 @@
     </w:lvlOverride>
   </w:num>
   <w:num w:numId="7" w16cid:durableId="1469588351">
-    <w:abstractNumId w:val="9"/>
+    <w:abstractNumId w:val="10"/>
     <w:lvlOverride w:ilvl="0">
       <w:startOverride w:val="1"/>
     </w:lvlOverride>
@@ -10573,10 +10042,13 @@
     </w:lvlOverride>
   </w:num>
   <w:num w:numId="9" w16cid:durableId="417554421">
-    <w:abstractNumId w:val="8"/>
+    <w:abstractNumId w:val="9"/>
   </w:num>
   <w:num w:numId="10" w16cid:durableId="1368675583">
     <w:abstractNumId w:val="0"/>
+  </w:num>
+  <w:num w:numId="11" w16cid:durableId="1558588470">
+    <w:abstractNumId w:val="6"/>
   </w:num>
 </w:numbering>
 </file>
@@ -10983,6 +10455,7 @@
   <w:style w:type="paragraph" w:default="1" w:styleId="Normal">
     <w:name w:val="Normal"/>
     <w:qFormat/>
+    <w:rsid w:val="00AF5956"/>
   </w:style>
   <w:style w:type="paragraph" w:styleId="Heading1">
     <w:name w:val="heading 1"/>
@@ -11078,7 +10551,6 @@
   <w:style w:type="character" w:default="1" w:styleId="DefaultParagraphFont">
     <w:name w:val="Default Paragraph Font"/>
     <w:uiPriority w:val="1"/>
-    <w:semiHidden/>
     <w:unhideWhenUsed/>
   </w:style>
   <w:style w:type="table" w:default="1" w:styleId="TableNormal">

--- a/NEWDOCUMENTATION.docx
+++ b/NEWDOCUMENTATION.docx
@@ -500,7 +500,14 @@
           <w:lang w:val="en-GB"/>
         </w:rPr>
         <w:tab/>
-        <w:t>6</w:t>
+      </w:r>
+      <w:r>
+        <w:rPr>
+          <w:b/>
+          <w:bCs/>
+          <w:lang w:val="en-GB"/>
+        </w:rPr>
+        <w:t>7</w:t>
       </w:r>
     </w:p>
     <w:p>
@@ -526,7 +533,14 @@
           <w:lang w:val="en-GB"/>
         </w:rPr>
         <w:tab/>
-        <w:t>7</w:t>
+      </w:r>
+      <w:r>
+        <w:rPr>
+          <w:b/>
+          <w:bCs/>
+          <w:lang w:val="en-GB"/>
+        </w:rPr>
+        <w:t>8</w:t>
       </w:r>
     </w:p>
     <w:p>
@@ -552,7 +566,14 @@
           <w:lang w:val="en-GB"/>
         </w:rPr>
         <w:tab/>
-        <w:t>7</w:t>
+      </w:r>
+      <w:r>
+        <w:rPr>
+          <w:b/>
+          <w:bCs/>
+          <w:lang w:val="en-GB"/>
+        </w:rPr>
+        <w:t>8</w:t>
       </w:r>
     </w:p>
     <w:p>
@@ -578,7 +599,14 @@
           <w:lang w:val="en-GB"/>
         </w:rPr>
         <w:tab/>
-        <w:t>7</w:t>
+      </w:r>
+      <w:r>
+        <w:rPr>
+          <w:b/>
+          <w:bCs/>
+          <w:lang w:val="en-GB"/>
+        </w:rPr>
+        <w:t>9</w:t>
       </w:r>
     </w:p>
     <w:p>
@@ -604,7 +632,14 @@
           <w:lang w:val="en-GB"/>
         </w:rPr>
         <w:tab/>
-        <w:t>9</w:t>
+      </w:r>
+      <w:r>
+        <w:rPr>
+          <w:b/>
+          <w:bCs/>
+          <w:lang w:val="en-GB"/>
+        </w:rPr>
+        <w:t>11</w:t>
       </w:r>
     </w:p>
     <w:p>
@@ -630,7 +665,14 @@
           <w:lang w:val="en-GB"/>
         </w:rPr>
         <w:tab/>
-        <w:t>10</w:t>
+      </w:r>
+      <w:r>
+        <w:rPr>
+          <w:b/>
+          <w:bCs/>
+          <w:lang w:val="en-GB"/>
+        </w:rPr>
+        <w:t>14</w:t>
       </w:r>
     </w:p>
     <w:p>
@@ -656,7 +698,14 @@
           <w:lang w:val="en-GB"/>
         </w:rPr>
         <w:tab/>
-        <w:t>10</w:t>
+      </w:r>
+      <w:r>
+        <w:rPr>
+          <w:b/>
+          <w:bCs/>
+          <w:lang w:val="en-GB"/>
+        </w:rPr>
+        <w:t>14</w:t>
       </w:r>
     </w:p>
     <w:p>
@@ -682,7 +731,15 @@
           <w:lang w:val="en-GB"/>
         </w:rPr>
         <w:tab/>
-        <w:t>11</w:t>
+        <w:t>1</w:t>
+      </w:r>
+      <w:r>
+        <w:rPr>
+          <w:b/>
+          <w:bCs/>
+          <w:lang w:val="en-GB"/>
+        </w:rPr>
+        <w:t>6</w:t>
       </w:r>
     </w:p>
     <w:p>
@@ -708,7 +765,15 @@
           <w:lang w:val="en-GB"/>
         </w:rPr>
         <w:tab/>
-        <w:t>13</w:t>
+        <w:t>1</w:t>
+      </w:r>
+      <w:r>
+        <w:rPr>
+          <w:b/>
+          <w:bCs/>
+          <w:lang w:val="en-GB"/>
+        </w:rPr>
+        <w:t>8</w:t>
       </w:r>
     </w:p>
     <w:p>
@@ -734,7 +799,14 @@
           <w:lang w:val="en-GB"/>
         </w:rPr>
         <w:tab/>
-        <w:t>13</w:t>
+      </w:r>
+      <w:r>
+        <w:rPr>
+          <w:b/>
+          <w:bCs/>
+          <w:lang w:val="en-GB"/>
+        </w:rPr>
+        <w:t>20</w:t>
       </w:r>
     </w:p>
     <w:p>
@@ -760,7 +832,14 @@
           <w:lang w:val="en-GB"/>
         </w:rPr>
         <w:tab/>
-        <w:t>13</w:t>
+      </w:r>
+      <w:r>
+        <w:rPr>
+          <w:b/>
+          <w:bCs/>
+          <w:lang w:val="en-GB"/>
+        </w:rPr>
+        <w:t>22</w:t>
       </w:r>
     </w:p>
     <w:p>
@@ -786,7 +865,14 @@
           <w:lang w:val="en-GB"/>
         </w:rPr>
         <w:tab/>
-        <w:t>14</w:t>
+      </w:r>
+      <w:r>
+        <w:rPr>
+          <w:b/>
+          <w:bCs/>
+          <w:lang w:val="en-GB"/>
+        </w:rPr>
+        <w:t>23</w:t>
       </w:r>
     </w:p>
     <w:p>
@@ -812,7 +898,22 @@
           <w:lang w:val="en-GB"/>
         </w:rPr>
         <w:tab/>
-        <w:t>15</w:t>
+      </w:r>
+      <w:r>
+        <w:rPr>
+          <w:b/>
+          <w:bCs/>
+          <w:lang w:val="en-GB"/>
+        </w:rPr>
+        <w:t>2</w:t>
+      </w:r>
+      <w:r>
+        <w:rPr>
+          <w:b/>
+          <w:bCs/>
+          <w:lang w:val="en-GB"/>
+        </w:rPr>
+        <w:t>5</w:t>
       </w:r>
     </w:p>
     <w:p>
@@ -838,7 +939,22 @@
           <w:lang w:val="en-GB"/>
         </w:rPr>
         <w:tab/>
-        <w:t>16</w:t>
+      </w:r>
+      <w:r>
+        <w:rPr>
+          <w:b/>
+          <w:bCs/>
+          <w:lang w:val="en-GB"/>
+        </w:rPr>
+        <w:t>2</w:t>
+      </w:r>
+      <w:r>
+        <w:rPr>
+          <w:b/>
+          <w:bCs/>
+          <w:lang w:val="en-GB"/>
+        </w:rPr>
+        <w:t>6</w:t>
       </w:r>
     </w:p>
     <w:p>
@@ -864,7 +980,14 @@
           <w:lang w:val="en-GB"/>
         </w:rPr>
         <w:tab/>
-        <w:t>17</w:t>
+      </w:r>
+      <w:r>
+        <w:rPr>
+          <w:b/>
+          <w:bCs/>
+          <w:lang w:val="en-GB"/>
+        </w:rPr>
+        <w:t>28</w:t>
       </w:r>
     </w:p>
     <w:p>
@@ -890,7 +1013,14 @@
           <w:lang w:val="en-GB"/>
         </w:rPr>
         <w:tab/>
-        <w:t>17</w:t>
+      </w:r>
+      <w:r>
+        <w:rPr>
+          <w:b/>
+          <w:bCs/>
+          <w:lang w:val="en-GB"/>
+        </w:rPr>
+        <w:t>28</w:t>
       </w:r>
     </w:p>
     <w:p>
@@ -916,7 +1046,14 @@
           <w:lang w:val="en-GB"/>
         </w:rPr>
         <w:tab/>
-        <w:t>17</w:t>
+      </w:r>
+      <w:r>
+        <w:rPr>
+          <w:b/>
+          <w:bCs/>
+          <w:lang w:val="en-GB"/>
+        </w:rPr>
+        <w:t>28</w:t>
       </w:r>
     </w:p>
     <w:p>
@@ -1649,364 +1786,7 @@
               </w:rPr>
             </w:pPr>
             <w:r>
-              <w:rPr>
-                <w:lang w:val="en-GB"/>
-              </w:rPr>
-              <w:t>Java Development Kit (JDK) 21 LTS or higher</w:t>
-            </w:r>
-          </w:p>
-        </w:tc>
-      </w:tr>
-      <w:tr>
-        <w:tc>
-          <w:tcPr>
-            <w:tcW w:w="3120" w:type="dxa"/>
-            <w:tcBorders>
-              <w:top w:val="single" w:sz="6" w:space="0" w:color="BFBFBF"/>
-              <w:left w:val="single" w:sz="6" w:space="0" w:color="BFBFBF"/>
-              <w:bottom w:val="single" w:sz="6" w:space="0" w:color="BFBFBF"/>
-              <w:right w:val="single" w:sz="6" w:space="0" w:color="BFBFBF"/>
-            </w:tcBorders>
-            <w:tcMar>
-              <w:top w:w="80" w:type="dxa"/>
-              <w:left w:w="140" w:type="dxa"/>
-              <w:bottom w:w="80" w:type="dxa"/>
-              <w:right w:w="140" w:type="dxa"/>
-            </w:tcMar>
-          </w:tcPr>
-          <w:p>
-            <w:pPr>
-              <w:spacing w:line="280" w:lineRule="auto"/>
-            </w:pPr>
-            <w:r>
-              <w:rPr>
-                <w:b/>
-                <w:bCs/>
-              </w:rPr>
-              <w:t>User Interface</w:t>
-            </w:r>
-          </w:p>
-        </w:tc>
-        <w:tc>
-          <w:tcPr>
-            <w:tcW w:w="6240" w:type="dxa"/>
-            <w:tcBorders>
-              <w:top w:val="single" w:sz="6" w:space="0" w:color="BFBFBF"/>
-              <w:left w:val="single" w:sz="6" w:space="0" w:color="BFBFBF"/>
-              <w:bottom w:val="single" w:sz="6" w:space="0" w:color="BFBFBF"/>
-              <w:right w:val="single" w:sz="6" w:space="0" w:color="BFBFBF"/>
-            </w:tcBorders>
-            <w:tcMar>
-              <w:top w:w="80" w:type="dxa"/>
-              <w:left w:w="140" w:type="dxa"/>
-              <w:bottom w:w="80" w:type="dxa"/>
-              <w:right w:w="140" w:type="dxa"/>
-            </w:tcMar>
-          </w:tcPr>
-          <w:p>
-            <w:pPr>
-              <w:spacing w:line="280" w:lineRule="auto"/>
-            </w:pPr>
-            <w:r>
-              <w:t>JavaFX SDK 21</w:t>
-            </w:r>
-          </w:p>
-        </w:tc>
-      </w:tr>
-      <w:tr>
-        <w:tc>
-          <w:tcPr>
-            <w:tcW w:w="3120" w:type="dxa"/>
-            <w:tcBorders>
-              <w:top w:val="single" w:sz="6" w:space="0" w:color="BFBFBF"/>
-              <w:left w:val="single" w:sz="6" w:space="0" w:color="BFBFBF"/>
-              <w:bottom w:val="single" w:sz="6" w:space="0" w:color="BFBFBF"/>
-              <w:right w:val="single" w:sz="6" w:space="0" w:color="BFBFBF"/>
-            </w:tcBorders>
-            <w:shd w:val="clear" w:color="auto" w:fill="F4F4F4"/>
-            <w:tcMar>
-              <w:top w:w="80" w:type="dxa"/>
-              <w:left w:w="140" w:type="dxa"/>
-              <w:bottom w:w="80" w:type="dxa"/>
-              <w:right w:w="140" w:type="dxa"/>
-            </w:tcMar>
-          </w:tcPr>
-          <w:p>
-            <w:pPr>
-              <w:spacing w:line="280" w:lineRule="auto"/>
-            </w:pPr>
-            <w:r>
-              <w:rPr>
-                <w:b/>
-                <w:bCs/>
-              </w:rPr>
-              <w:t>Build Automation</w:t>
-            </w:r>
-          </w:p>
-        </w:tc>
-        <w:tc>
-          <w:tcPr>
-            <w:tcW w:w="6240" w:type="dxa"/>
-            <w:tcBorders>
-              <w:top w:val="single" w:sz="6" w:space="0" w:color="BFBFBF"/>
-              <w:left w:val="single" w:sz="6" w:space="0" w:color="BFBFBF"/>
-              <w:bottom w:val="single" w:sz="6" w:space="0" w:color="BFBFBF"/>
-              <w:right w:val="single" w:sz="6" w:space="0" w:color="BFBFBF"/>
-            </w:tcBorders>
-            <w:shd w:val="clear" w:color="auto" w:fill="F4F4F4"/>
-            <w:tcMar>
-              <w:top w:w="80" w:type="dxa"/>
-              <w:left w:w="140" w:type="dxa"/>
-              <w:bottom w:w="80" w:type="dxa"/>
-              <w:right w:w="140" w:type="dxa"/>
-            </w:tcMar>
-          </w:tcPr>
-          <w:p>
-            <w:pPr>
-              <w:spacing w:line="280" w:lineRule="auto"/>
-            </w:pPr>
-            <w:r>
-              <w:t>Apache Maven 3.8+</w:t>
-            </w:r>
-          </w:p>
-        </w:tc>
-      </w:tr>
-      <w:tr>
-        <w:tc>
-          <w:tcPr>
-            <w:tcW w:w="3120" w:type="dxa"/>
-            <w:tcBorders>
-              <w:top w:val="single" w:sz="6" w:space="0" w:color="BFBFBF"/>
-              <w:left w:val="single" w:sz="6" w:space="0" w:color="BFBFBF"/>
-              <w:bottom w:val="single" w:sz="6" w:space="0" w:color="BFBFBF"/>
-              <w:right w:val="single" w:sz="6" w:space="0" w:color="BFBFBF"/>
-            </w:tcBorders>
-            <w:tcMar>
-              <w:top w:w="80" w:type="dxa"/>
-              <w:left w:w="140" w:type="dxa"/>
-              <w:bottom w:w="80" w:type="dxa"/>
-              <w:right w:w="140" w:type="dxa"/>
-            </w:tcMar>
-          </w:tcPr>
-          <w:p>
-            <w:pPr>
-              <w:spacing w:line="280" w:lineRule="auto"/>
-            </w:pPr>
-            <w:r>
-              <w:rPr>
-                <w:b/>
-                <w:bCs/>
-              </w:rPr>
-              <w:t>Primary Database</w:t>
-            </w:r>
-          </w:p>
-        </w:tc>
-        <w:tc>
-          <w:tcPr>
-            <w:tcW w:w="6240" w:type="dxa"/>
-            <w:tcBorders>
-              <w:top w:val="single" w:sz="6" w:space="0" w:color="BFBFBF"/>
-              <w:left w:val="single" w:sz="6" w:space="0" w:color="BFBFBF"/>
-              <w:bottom w:val="single" w:sz="6" w:space="0" w:color="BFBFBF"/>
-              <w:right w:val="single" w:sz="6" w:space="0" w:color="BFBFBF"/>
-            </w:tcBorders>
-            <w:tcMar>
-              <w:top w:w="80" w:type="dxa"/>
-              <w:left w:w="140" w:type="dxa"/>
-              <w:bottom w:w="80" w:type="dxa"/>
-              <w:right w:w="140" w:type="dxa"/>
-            </w:tcMar>
-          </w:tcPr>
-          <w:p>
-            <w:pPr>
-              <w:spacing w:line="280" w:lineRule="auto"/>
-            </w:pPr>
-            <w:r>
-              <w:t>PostgreSQL 15+</w:t>
-            </w:r>
-          </w:p>
-        </w:tc>
-      </w:tr>
-      <w:tr>
-        <w:tc>
-          <w:tcPr>
-            <w:tcW w:w="3120" w:type="dxa"/>
-            <w:tcBorders>
-              <w:top w:val="single" w:sz="6" w:space="0" w:color="BFBFBF"/>
-              <w:left w:val="single" w:sz="6" w:space="0" w:color="BFBFBF"/>
-              <w:bottom w:val="single" w:sz="6" w:space="0" w:color="BFBFBF"/>
-              <w:right w:val="single" w:sz="6" w:space="0" w:color="BFBFBF"/>
-            </w:tcBorders>
-            <w:shd w:val="clear" w:color="auto" w:fill="F4F4F4"/>
-            <w:tcMar>
-              <w:top w:w="80" w:type="dxa"/>
-              <w:left w:w="140" w:type="dxa"/>
-              <w:bottom w:w="80" w:type="dxa"/>
-              <w:right w:w="140" w:type="dxa"/>
-            </w:tcMar>
-          </w:tcPr>
-          <w:p>
-            <w:pPr>
-              <w:spacing w:line="280" w:lineRule="auto"/>
-            </w:pPr>
-            <w:r>
-              <w:rPr>
-                <w:b/>
-                <w:bCs/>
-              </w:rPr>
-              <w:t>Containerization</w:t>
-            </w:r>
-          </w:p>
-        </w:tc>
-        <w:tc>
-          <w:tcPr>
-            <w:tcW w:w="6240" w:type="dxa"/>
-            <w:tcBorders>
-              <w:top w:val="single" w:sz="6" w:space="0" w:color="BFBFBF"/>
-              <w:left w:val="single" w:sz="6" w:space="0" w:color="BFBFBF"/>
-              <w:bottom w:val="single" w:sz="6" w:space="0" w:color="BFBFBF"/>
-              <w:right w:val="single" w:sz="6" w:space="0" w:color="BFBFBF"/>
-            </w:tcBorders>
-            <w:shd w:val="clear" w:color="auto" w:fill="F4F4F4"/>
-            <w:tcMar>
-              <w:top w:w="80" w:type="dxa"/>
-              <w:left w:w="140" w:type="dxa"/>
-              <w:bottom w:w="80" w:type="dxa"/>
-              <w:right w:w="140" w:type="dxa"/>
-            </w:tcMar>
-          </w:tcPr>
-          <w:p>
-            <w:pPr>
-              <w:spacing w:line="280" w:lineRule="auto"/>
-              <w:rPr>
-                <w:lang w:val="en-GB"/>
-              </w:rPr>
-            </w:pPr>
-            <w:r>
-              <w:rPr>
-                <w:lang w:val="en-GB"/>
-              </w:rPr>
-              <w:t>Docker (for the local PostgreSQL instance)</w:t>
-            </w:r>
-          </w:p>
-        </w:tc>
-      </w:tr>
-      <w:tr>
-        <w:tc>
-          <w:tcPr>
-            <w:tcW w:w="3120" w:type="dxa"/>
-            <w:tcBorders>
-              <w:top w:val="single" w:sz="6" w:space="0" w:color="BFBFBF"/>
-              <w:left w:val="single" w:sz="6" w:space="0" w:color="BFBFBF"/>
-              <w:bottom w:val="single" w:sz="6" w:space="0" w:color="BFBFBF"/>
-              <w:right w:val="single" w:sz="6" w:space="0" w:color="BFBFBF"/>
-            </w:tcBorders>
-            <w:tcMar>
-              <w:top w:w="80" w:type="dxa"/>
-              <w:left w:w="140" w:type="dxa"/>
-              <w:bottom w:w="80" w:type="dxa"/>
-              <w:right w:w="140" w:type="dxa"/>
-            </w:tcMar>
-          </w:tcPr>
-          <w:p>
-            <w:pPr>
-              <w:spacing w:line="280" w:lineRule="auto"/>
-            </w:pPr>
-            <w:r>
-              <w:rPr>
-                <w:b/>
-                <w:bCs/>
-              </w:rPr>
-              <w:t>IDE (optional)</w:t>
-            </w:r>
-          </w:p>
-        </w:tc>
-        <w:tc>
-          <w:tcPr>
-            <w:tcW w:w="6240" w:type="dxa"/>
-            <w:tcBorders>
-              <w:top w:val="single" w:sz="6" w:space="0" w:color="BFBFBF"/>
-              <w:left w:val="single" w:sz="6" w:space="0" w:color="BFBFBF"/>
-              <w:bottom w:val="single" w:sz="6" w:space="0" w:color="BFBFBF"/>
-              <w:right w:val="single" w:sz="6" w:space="0" w:color="BFBFBF"/>
-            </w:tcBorders>
-            <w:tcMar>
-              <w:top w:w="80" w:type="dxa"/>
-              <w:left w:w="140" w:type="dxa"/>
-              <w:bottom w:w="80" w:type="dxa"/>
-              <w:right w:w="140" w:type="dxa"/>
-            </w:tcMar>
-          </w:tcPr>
-          <w:p>
-            <w:pPr>
-              <w:spacing w:line="280" w:lineRule="auto"/>
-              <w:rPr>
-                <w:lang w:val="en-GB"/>
-              </w:rPr>
-            </w:pPr>
-            <w:r>
-              <w:rPr>
-                <w:lang w:val="en-GB"/>
-              </w:rPr>
-              <w:t>IntelliJ IDEA or Eclipse IDE</w:t>
-            </w:r>
-          </w:p>
-        </w:tc>
-      </w:tr>
-      <w:tr>
-        <w:tc>
-          <w:tcPr>
-            <w:tcW w:w="3120" w:type="dxa"/>
-            <w:tcBorders>
-              <w:top w:val="single" w:sz="6" w:space="0" w:color="BFBFBF"/>
-              <w:left w:val="single" w:sz="6" w:space="0" w:color="BFBFBF"/>
-              <w:bottom w:val="single" w:sz="6" w:space="0" w:color="BFBFBF"/>
-              <w:right w:val="single" w:sz="6" w:space="0" w:color="BFBFBF"/>
-            </w:tcBorders>
-            <w:shd w:val="clear" w:color="auto" w:fill="F4F4F4"/>
-            <w:tcMar>
-              <w:top w:w="80" w:type="dxa"/>
-              <w:left w:w="140" w:type="dxa"/>
-              <w:bottom w:w="80" w:type="dxa"/>
-              <w:right w:w="140" w:type="dxa"/>
-            </w:tcMar>
-          </w:tcPr>
-          <w:p>
-            <w:pPr>
-              <w:spacing w:line="280" w:lineRule="auto"/>
-            </w:pPr>
-            <w:r>
-              <w:rPr>
-                <w:b/>
-                <w:bCs/>
-              </w:rPr>
-              <w:t>Version Control</w:t>
-            </w:r>
-          </w:p>
-        </w:tc>
-        <w:tc>
-          <w:tcPr>
-            <w:tcW w:w="6240" w:type="dxa"/>
-            <w:tcBorders>
-              <w:top w:val="single" w:sz="6" w:space="0" w:color="BFBFBF"/>
-              <w:left w:val="single" w:sz="6" w:space="0" w:color="BFBFBF"/>
-              <w:bottom w:val="single" w:sz="6" w:space="0" w:color="BFBFBF"/>
-              <w:right w:val="single" w:sz="6" w:space="0" w:color="BFBFBF"/>
-            </w:tcBorders>
-            <w:shd w:val="clear" w:color="auto" w:fill="F4F4F4"/>
-            <w:tcMar>
-              <w:top w:w="80" w:type="dxa"/>
-              <w:left w:w="140" w:type="dxa"/>
-              <w:bottom w:w="80" w:type="dxa"/>
-              <w:right w:w="140" w:type="dxa"/>
-            </w:tcMar>
-          </w:tcPr>
-          <w:p>
-            <w:pPr>
-              <w:spacing w:line="280" w:lineRule="auto"/>
-            </w:pPr>
-            <w:r>
-              <w:t>Git</w:t>
+              <w:t>Java Runtime Environment (JRE) 17+</w:t>
             </w:r>
           </w:p>
         </w:tc>
@@ -2393,20 +2173,7 @@
               <w:spacing w:line="280" w:lineRule="auto"/>
             </w:pPr>
             <w:r>
-              <w:t xml:space="preserve">1 GB </w:t>
-            </w:r>
-            <w:commentRangeStart w:id="5"/>
-            <w:r>
-              <w:t>(including Docker image)</w:t>
-            </w:r>
-            <w:commentRangeEnd w:id="5"/>
-            <w:r>
-              <w:rPr>
-                <w:rStyle w:val="CommentReference"/>
-                <w:sz w:val="22"/>
-                <w:szCs w:val="22"/>
-              </w:rPr>
-              <w:commentReference w:id="5"/>
+              <w:t>300 MB free disk space</w:t>
             </w:r>
           </w:p>
         </w:tc>
@@ -2546,7 +2313,7 @@
               <w:spacing w:line="280" w:lineRule="auto"/>
             </w:pPr>
             <w:r>
-              <w:t>Required for DB connectivity</w:t>
+              <w:t>Required</w:t>
             </w:r>
           </w:p>
         </w:tc>
@@ -2571,7 +2338,13 @@
               <w:spacing w:line="280" w:lineRule="auto"/>
             </w:pPr>
             <w:r>
-              <w:t>Stable LAN connection</w:t>
+              <w:t xml:space="preserve">Stable </w:t>
+            </w:r>
+            <w:r>
+              <w:t>internet</w:t>
+            </w:r>
+            <w:r>
+              <w:t xml:space="preserve"> connection</w:t>
             </w:r>
           </w:p>
         </w:tc>
@@ -2598,7 +2371,19 @@
         <w:rPr>
           <w:lang w:val="en-GB"/>
         </w:rPr>
-        <w:t xml:space="preserve">local storage requirements are minimal, since persistent data resides entirely in the database. The file </w:t>
+        <w:t xml:space="preserve">local storage requirements are minimal, since persistent data resides entirely in the </w:t>
+      </w:r>
+      <w:r>
+        <w:rPr>
+          <w:lang w:val="en-GB"/>
+        </w:rPr>
+        <w:t xml:space="preserve">online </w:t>
+      </w:r>
+      <w:r>
+        <w:rPr>
+          <w:lang w:val="en-GB"/>
+        </w:rPr>
+        <w:t xml:space="preserve">database. The file </w:t>
       </w:r>
       <w:r>
         <w:rPr>
@@ -2630,16 +2415,15 @@
     </w:p>
     <w:p>
       <w:pPr>
-        <w:pStyle w:val="Heading3"/>
-        <w:rPr>
-          <w:lang w:val="en-GB"/>
-        </w:rPr>
-      </w:pPr>
-      <w:r>
-        <w:rPr>
-          <w:lang w:val="en-GB"/>
-        </w:rPr>
-        <w:t>1.1.4 RELATED SYSTEMS, PROS AND CONS</w:t>
+        <w:rPr>
+          <w:lang w:val="en-GB"/>
+        </w:rPr>
+      </w:pPr>
+      <w:r>
+        <w:rPr>
+          <w:lang w:val="en-GB"/>
+        </w:rPr>
+        <w:br w:type="page"/>
       </w:r>
     </w:p>
     <w:p>
@@ -2650,13 +2434,19 @@
           <w:lang w:val="en-GB"/>
         </w:rPr>
       </w:pPr>
-      <w:r>
-        <w:rPr>
-          <w:b/>
-          <w:bCs/>
-          <w:lang w:val="en-GB"/>
-        </w:rPr>
-        <w:t>Lightspeed Restaurant</w:t>
+    </w:p>
+    <w:p>
+      <w:pPr>
+        <w:pStyle w:val="Heading3"/>
+        <w:rPr>
+          <w:lang w:val="en-GB"/>
+        </w:rPr>
+      </w:pPr>
+      <w:r>
+        <w:rPr>
+          <w:lang w:val="en-GB"/>
+        </w:rPr>
+        <w:t>1.1.4 RELATED SYSTEMS, PROS AND CONS</w:t>
       </w:r>
     </w:p>
     <w:p>
@@ -2669,22 +2459,38 @@
       </w:pPr>
       <w:r>
         <w:rPr>
-          <w:lang w:val="en-GB"/>
-        </w:rPr>
-        <w:t>Lightspeed Restaurant is a commercial, cloud-based restaurant management platform covering order management, table coordination, staff role assignment, inventory tracking and billing operations.</w:t>
+          <w:b/>
+          <w:bCs/>
+          <w:lang w:val="en-GB"/>
+        </w:rPr>
+        <w:t>Lightspeed Restaurant</w:t>
       </w:r>
     </w:p>
     <w:p>
       <w:pPr>
         <w:spacing w:after="120" w:line="300" w:lineRule="auto"/>
         <w:jc w:val="both"/>
+        <w:rPr>
+          <w:lang w:val="en-GB"/>
+        </w:rPr>
+      </w:pPr>
+      <w:r>
+        <w:rPr>
+          <w:lang w:val="en-GB"/>
+        </w:rPr>
+        <w:t>Lightspeed Restaurant is a commercial, cloud-based restaurant management platform covering order management, table coordination, staff role assignment, inventory tracking and billing operations.</w:t>
+      </w:r>
+    </w:p>
+    <w:p>
+      <w:pPr>
+        <w:spacing w:after="120" w:line="300" w:lineRule="auto"/>
+        <w:jc w:val="both"/>
       </w:pPr>
       <w:r>
         <w:rPr>
           <w:i/>
           <w:iCs/>
         </w:rPr>
-        <w:lastRenderedPageBreak/>
         <w:t>Pros:</w:t>
       </w:r>
     </w:p>
@@ -3089,16 +2895,15 @@
     </w:p>
     <w:p>
       <w:pPr>
-        <w:pStyle w:val="Heading2"/>
-        <w:rPr>
-          <w:lang w:val="en-GB"/>
-        </w:rPr>
-      </w:pPr>
-      <w:r>
-        <w:rPr>
-          <w:lang w:val="en-GB"/>
-        </w:rPr>
-        <w:t>1.2 USER STORIES</w:t>
+        <w:rPr>
+          <w:lang w:val="en-GB"/>
+        </w:rPr>
+      </w:pPr>
+      <w:r>
+        <w:rPr>
+          <w:lang w:val="en-GB"/>
+        </w:rPr>
+        <w:br w:type="page"/>
       </w:r>
     </w:p>
     <w:p>
@@ -3109,24 +2914,50 @@
           <w:lang w:val="en-GB"/>
         </w:rPr>
       </w:pPr>
-      <w:r>
-        <w:rPr>
-          <w:lang w:val="en-GB"/>
-        </w:rPr>
-        <w:t>The following user stories define the functional scope of the system from the perspective of each identified actor. They are grouped by role to ensure traceability with the Use Case Overview Diagram.</w:t>
+    </w:p>
+    <w:p>
+      <w:pPr>
+        <w:pStyle w:val="Heading2"/>
+        <w:rPr>
+          <w:lang w:val="en-GB"/>
+        </w:rPr>
+      </w:pPr>
+      <w:commentRangeStart w:id="5"/>
+      <w:r>
+        <w:rPr>
+          <w:lang w:val="en-GB"/>
+        </w:rPr>
+        <w:t>1.2 USER STORIES</w:t>
       </w:r>
     </w:p>
     <w:p>
       <w:pPr>
         <w:spacing w:after="120" w:line="300" w:lineRule="auto"/>
         <w:jc w:val="both"/>
-      </w:pPr>
-      <w:r>
-        <w:rPr>
-          <w:b/>
-          <w:bCs/>
-        </w:rPr>
-        <w:t>Manager</w:t>
+        <w:rPr>
+          <w:lang w:val="en-GB"/>
+        </w:rPr>
+      </w:pPr>
+      <w:r>
+        <w:rPr>
+          <w:lang w:val="en-GB"/>
+        </w:rPr>
+        <w:t>The following user stories define the functional scope of the system from the perspective of each identified actor. They are grouped by role to ensure traceability with the Use Case Overview Diagram.</w:t>
+      </w:r>
+    </w:p>
+    <w:p>
+      <w:pPr>
+        <w:rPr>
+          <w:b/>
+          <w:bCs/>
+        </w:rPr>
+      </w:pPr>
+      <w:r>
+        <w:rPr>
+          <w:b/>
+          <w:bCs/>
+        </w:rPr>
+        <w:t>Waiter</w:t>
       </w:r>
     </w:p>
     <w:p>
@@ -3134,49 +2965,49 @@
         <w:pStyle w:val="ListParagraph"/>
         <w:numPr>
           <w:ilvl w:val="0"/>
-          <w:numId w:val="2"/>
+          <w:numId w:val="12"/>
         </w:numPr>
-        <w:spacing w:after="80" w:line="280" w:lineRule="auto"/>
-        <w:rPr>
-          <w:lang w:val="en-GB"/>
-        </w:rPr>
-      </w:pPr>
-      <w:r>
-        <w:rPr>
-          <w:b/>
-          <w:bCs/>
-          <w:lang w:val="en-GB"/>
-        </w:rPr>
-        <w:t xml:space="preserve">US-1: </w:t>
-      </w:r>
-      <w:r>
-        <w:rPr>
-          <w:lang w:val="en-GB"/>
-        </w:rPr>
-        <w:t>As a restaurant manager, I want to view all historical orders with their associated financial data</w:t>
-      </w:r>
-      <w:commentRangeStart w:id="6"/>
-      <w:r>
-        <w:rPr>
-          <w:lang w:val="en-GB"/>
-        </w:rPr>
-        <w:t>, filtered by time range and status</w:t>
-      </w:r>
-      <w:commentRangeEnd w:id="6"/>
-      <w:r>
-        <w:rPr>
-          <w:rStyle w:val="CommentReference"/>
-          <w:sz w:val="22"/>
-          <w:szCs w:val="22"/>
-          <w:lang w:val="en-GB"/>
-        </w:rPr>
-        <w:commentReference w:id="6"/>
-      </w:r>
-      <w:r>
-        <w:rPr>
-          <w:lang w:val="en-GB"/>
-        </w:rPr>
-        <w:t>, so that I can monitor operational performance and revenue trends.</w:t>
+        <w:rPr>
+          <w:b/>
+          <w:bCs/>
+          <w:lang w:val="en-GB"/>
+        </w:rPr>
+      </w:pPr>
+      <w:r>
+        <w:rPr>
+          <w:b/>
+          <w:bCs/>
+          <w:lang w:val="en-GB"/>
+        </w:rPr>
+        <w:t>US-1: As a waiter, I want to compose an order for a specific table by selecting items from the menu, attaching preparation notes and adjusting the cart before confirmation, so that the kitchen and the cash desk receive an accurate representation of the customer's request.</w:t>
+      </w:r>
+    </w:p>
+    <w:p>
+      <w:pPr>
+        <w:pStyle w:val="ListParagraph"/>
+        <w:ind w:left="720"/>
+        <w:rPr>
+          <w:b/>
+          <w:bCs/>
+          <w:lang w:val="en-GB"/>
+        </w:rPr>
+      </w:pPr>
+    </w:p>
+    <w:p>
+      <w:pPr>
+        <w:rPr>
+          <w:b/>
+          <w:bCs/>
+          <w:lang w:val="en-GB"/>
+        </w:rPr>
+      </w:pPr>
+      <w:r>
+        <w:rPr>
+          <w:b/>
+          <w:bCs/>
+          <w:lang w:val="en-GB"/>
+        </w:rPr>
+        <w:t>Kitchen Staff</w:t>
       </w:r>
     </w:p>
     <w:p>
@@ -3184,27 +3015,49 @@
         <w:pStyle w:val="ListParagraph"/>
         <w:numPr>
           <w:ilvl w:val="0"/>
-          <w:numId w:val="2"/>
+          <w:numId w:val="12"/>
         </w:numPr>
-        <w:spacing w:after="80" w:line="280" w:lineRule="auto"/>
-        <w:rPr>
-          <w:lang w:val="en-GB"/>
-        </w:rPr>
-      </w:pPr>
-      <w:r>
-        <w:rPr>
-          <w:b/>
-          <w:bCs/>
-          <w:lang w:val="en-GB"/>
-        </w:rPr>
-        <w:lastRenderedPageBreak/>
-        <w:t xml:space="preserve">US-2: </w:t>
-      </w:r>
-      <w:r>
-        <w:rPr>
-          <w:lang w:val="en-GB"/>
-        </w:rPr>
-        <w:t>As a restaurant manager, I want to add, edit and delete items in the menu, so that I can keep the product catalogue accurate and up to date.</w:t>
+        <w:rPr>
+          <w:b/>
+          <w:bCs/>
+          <w:lang w:val="en-GB"/>
+        </w:rPr>
+      </w:pPr>
+      <w:r>
+        <w:rPr>
+          <w:b/>
+          <w:bCs/>
+          <w:lang w:val="en-GB"/>
+        </w:rPr>
+        <w:t>US-2: As a kitchen staff member, I want to view incoming orders filtered by my station's product categories and mark each order as ready when preparation is complete, so that I can focus on relevant tasks and the waiter is notified for delivery.</w:t>
+      </w:r>
+    </w:p>
+    <w:p>
+      <w:pPr>
+        <w:pStyle w:val="ListParagraph"/>
+        <w:ind w:left="720"/>
+        <w:rPr>
+          <w:b/>
+          <w:bCs/>
+          <w:lang w:val="en-GB"/>
+        </w:rPr>
+      </w:pPr>
+    </w:p>
+    <w:p>
+      <w:pPr>
+        <w:rPr>
+          <w:b/>
+          <w:bCs/>
+          <w:lang w:val="en-GB"/>
+        </w:rPr>
+      </w:pPr>
+      <w:r>
+        <w:rPr>
+          <w:b/>
+          <w:bCs/>
+          <w:lang w:val="en-GB"/>
+        </w:rPr>
+        <w:t>Cashier</w:t>
       </w:r>
     </w:p>
     <w:p>
@@ -3212,39 +3065,49 @@
         <w:pStyle w:val="ListParagraph"/>
         <w:numPr>
           <w:ilvl w:val="0"/>
-          <w:numId w:val="2"/>
+          <w:numId w:val="12"/>
         </w:numPr>
-        <w:spacing w:after="80" w:line="280" w:lineRule="auto"/>
-        <w:rPr>
-          <w:lang w:val="en-GB"/>
-        </w:rPr>
-      </w:pPr>
-      <w:r>
-        <w:rPr>
-          <w:b/>
-          <w:bCs/>
-          <w:lang w:val="en-GB"/>
-        </w:rPr>
-        <w:t xml:space="preserve">US-3: </w:t>
-      </w:r>
-      <w:r>
-        <w:rPr>
-          <w:lang w:val="en-GB"/>
-        </w:rPr>
-        <w:t>As a restaurant manager, I want to manage the staff accounts registered in the system, so that I can control access permissions and maintain an accurate list of active personnel.</w:t>
-      </w:r>
-    </w:p>
-    <w:p>
-      <w:pPr>
-        <w:spacing w:after="120" w:line="300" w:lineRule="auto"/>
-        <w:jc w:val="both"/>
-      </w:pPr>
-      <w:r>
-        <w:rPr>
-          <w:b/>
-          <w:bCs/>
-        </w:rPr>
-        <w:t>Waiter</w:t>
+        <w:rPr>
+          <w:b/>
+          <w:bCs/>
+          <w:lang w:val="en-GB"/>
+        </w:rPr>
+      </w:pPr>
+      <w:r>
+        <w:rPr>
+          <w:b/>
+          <w:bCs/>
+          <w:lang w:val="en-GB"/>
+        </w:rPr>
+        <w:t>US-3: As a cashier, I want to review the itemized list and prices of a table's orders and calculate the total bill, so that I can complete the payment process accurately and close the table.</w:t>
+      </w:r>
+    </w:p>
+    <w:p>
+      <w:pPr>
+        <w:pStyle w:val="ListParagraph"/>
+        <w:ind w:left="720"/>
+        <w:rPr>
+          <w:b/>
+          <w:bCs/>
+          <w:lang w:val="en-GB"/>
+        </w:rPr>
+      </w:pPr>
+    </w:p>
+    <w:p>
+      <w:pPr>
+        <w:rPr>
+          <w:b/>
+          <w:bCs/>
+          <w:lang w:val="en-GB"/>
+        </w:rPr>
+      </w:pPr>
+      <w:r>
+        <w:rPr>
+          <w:b/>
+          <w:bCs/>
+          <w:lang w:val="en-GB"/>
+        </w:rPr>
+        <w:t>Manager</w:t>
       </w:r>
     </w:p>
     <w:p>
@@ -3252,26 +3115,21 @@
         <w:pStyle w:val="ListParagraph"/>
         <w:numPr>
           <w:ilvl w:val="0"/>
-          <w:numId w:val="2"/>
+          <w:numId w:val="12"/>
         </w:numPr>
-        <w:spacing w:after="80" w:line="280" w:lineRule="auto"/>
-        <w:rPr>
-          <w:lang w:val="en-GB"/>
-        </w:rPr>
-      </w:pPr>
-      <w:r>
-        <w:rPr>
-          <w:b/>
-          <w:bCs/>
-          <w:lang w:val="en-GB"/>
-        </w:rPr>
-        <w:t xml:space="preserve">US-4: </w:t>
-      </w:r>
-      <w:r>
-        <w:rPr>
-          <w:lang w:val="en-GB"/>
-        </w:rPr>
-        <w:t>As a waiter, I want to compose and send an order for a specific table by selecting items from the menu, so that the kitchen and the cash desk are immediately notified of what the customer has requested.</w:t>
+        <w:rPr>
+          <w:b/>
+          <w:bCs/>
+          <w:lang w:val="en-GB"/>
+        </w:rPr>
+      </w:pPr>
+      <w:r>
+        <w:rPr>
+          <w:b/>
+          <w:bCs/>
+          <w:lang w:val="en-GB"/>
+        </w:rPr>
+        <w:t>US-4: As a restaurant manager, I want to view all historical orders with their financial data filtered by time range and status, so that I can monitor operational performance and revenue trends.</w:t>
       </w:r>
     </w:p>
     <w:p>
@@ -3279,26 +3137,21 @@
         <w:pStyle w:val="ListParagraph"/>
         <w:numPr>
           <w:ilvl w:val="0"/>
-          <w:numId w:val="2"/>
+          <w:numId w:val="12"/>
         </w:numPr>
-        <w:spacing w:after="80" w:line="280" w:lineRule="auto"/>
-        <w:rPr>
-          <w:lang w:val="en-GB"/>
-        </w:rPr>
-      </w:pPr>
-      <w:r>
-        <w:rPr>
-          <w:b/>
-          <w:bCs/>
-          <w:lang w:val="en-GB"/>
-        </w:rPr>
-        <w:t xml:space="preserve">US-5: </w:t>
-      </w:r>
-      <w:r>
-        <w:rPr>
-          <w:lang w:val="en-GB"/>
-        </w:rPr>
-        <w:t>As a waiter, I want to add a free-text note to the entire order, so that the kitchen receives accurate preparation instructions reflecting the customer's preferences.</w:t>
+        <w:rPr>
+          <w:b/>
+          <w:bCs/>
+          <w:lang w:val="en-GB"/>
+        </w:rPr>
+      </w:pPr>
+      <w:r>
+        <w:rPr>
+          <w:b/>
+          <w:bCs/>
+          <w:lang w:val="en-GB"/>
+        </w:rPr>
+        <w:t>US-5: As a restaurant manager, I want to add, edit and delete items in the menu, so that I can keep the product catalogue accurate and up to date.</w:t>
       </w:r>
     </w:p>
     <w:p>
@@ -3306,183 +3159,21 @@
         <w:pStyle w:val="ListParagraph"/>
         <w:numPr>
           <w:ilvl w:val="0"/>
-          <w:numId w:val="2"/>
+          <w:numId w:val="12"/>
         </w:numPr>
-        <w:spacing w:after="80" w:line="280" w:lineRule="auto"/>
-        <w:rPr>
-          <w:lang w:val="en-GB"/>
-        </w:rPr>
-      </w:pPr>
-      <w:r>
-        <w:rPr>
-          <w:b/>
-          <w:bCs/>
-          <w:lang w:val="en-GB"/>
-        </w:rPr>
-        <w:t xml:space="preserve">US-6: </w:t>
-      </w:r>
-      <w:r>
-        <w:rPr>
-          <w:lang w:val="en-GB"/>
-        </w:rPr>
-        <w:t>As a waiter, I want to remove an order item from the cart before confirming the order, so that I can correct mistakes or accommodate last-minute changes from the customer.</w:t>
-      </w:r>
-    </w:p>
-    <w:p>
-      <w:pPr>
-        <w:spacing w:after="120" w:line="300" w:lineRule="auto"/>
-        <w:jc w:val="both"/>
-      </w:pPr>
-      <w:r>
-        <w:rPr>
-          <w:b/>
-          <w:bCs/>
-        </w:rPr>
-        <w:t>Kitchen Staff</w:t>
-      </w:r>
-    </w:p>
-    <w:p>
-      <w:pPr>
-        <w:pStyle w:val="ListParagraph"/>
-        <w:numPr>
-          <w:ilvl w:val="0"/>
-          <w:numId w:val="2"/>
-        </w:numPr>
-        <w:spacing w:after="80" w:line="280" w:lineRule="auto"/>
-        <w:rPr>
-          <w:lang w:val="en-GB"/>
-        </w:rPr>
-      </w:pPr>
-      <w:r>
-        <w:rPr>
-          <w:b/>
-          <w:bCs/>
-          <w:lang w:val="en-GB"/>
-        </w:rPr>
-        <w:t xml:space="preserve">US-7: </w:t>
-      </w:r>
-      <w:r>
-        <w:rPr>
-          <w:lang w:val="en-GB"/>
-        </w:rPr>
-        <w:t>As a kitchen staff member, I want to view all incoming orders filtered by the product categories assigned to my station, so that I can focus exclusively on the preparations relevant to my role without being distracted by unrelated orders.</w:t>
-      </w:r>
-    </w:p>
-    <w:p>
-      <w:pPr>
-        <w:pStyle w:val="ListParagraph"/>
-        <w:numPr>
-          <w:ilvl w:val="0"/>
-          <w:numId w:val="2"/>
-        </w:numPr>
-        <w:spacing w:after="80" w:line="280" w:lineRule="auto"/>
-        <w:rPr>
-          <w:lang w:val="en-GB"/>
-        </w:rPr>
-      </w:pPr>
-      <w:r>
-        <w:rPr>
-          <w:b/>
-          <w:bCs/>
-          <w:lang w:val="en-GB"/>
-        </w:rPr>
-        <w:t xml:space="preserve">US-8: </w:t>
-      </w:r>
-      <w:r>
-        <w:rPr>
-          <w:lang w:val="en-GB"/>
-        </w:rPr>
-        <w:t>As a kitchen staff member, I want to mark an order as ready, so that the waiter is automatically notified and can proceed with delivery to the correct table.</w:t>
-      </w:r>
-    </w:p>
-    <w:p>
-      <w:pPr>
-        <w:spacing w:after="120" w:line="300" w:lineRule="auto"/>
-        <w:jc w:val="both"/>
-      </w:pPr>
-      <w:r>
-        <w:rPr>
-          <w:b/>
-          <w:bCs/>
-        </w:rPr>
-        <w:t>Cashier</w:t>
-      </w:r>
-    </w:p>
-    <w:p>
-      <w:pPr>
-        <w:pStyle w:val="ListParagraph"/>
-        <w:numPr>
-          <w:ilvl w:val="0"/>
-          <w:numId w:val="2"/>
-        </w:numPr>
-        <w:spacing w:after="80" w:line="280" w:lineRule="auto"/>
-        <w:rPr>
-          <w:lang w:val="en-GB"/>
-        </w:rPr>
-      </w:pPr>
-      <w:r>
-        <w:rPr>
-          <w:b/>
-          <w:bCs/>
-          <w:lang w:val="en-GB"/>
-        </w:rPr>
-        <w:t xml:space="preserve">US-9: </w:t>
-      </w:r>
-      <w:r>
-        <w:rPr>
-          <w:lang w:val="en-GB"/>
-        </w:rPr>
-        <w:t>As a cashier, I want to view the complete list of order items associated with a specific table, including their individual prices at the time of ordering, so that I can verify the bill before presenting it to the customer.</w:t>
-      </w:r>
-    </w:p>
-    <w:p>
-      <w:pPr>
-        <w:pStyle w:val="ListParagraph"/>
-        <w:numPr>
-          <w:ilvl w:val="0"/>
-          <w:numId w:val="2"/>
-        </w:numPr>
-        <w:spacing w:after="80" w:line="280" w:lineRule="auto"/>
-        <w:rPr>
-          <w:lang w:val="en-GB"/>
-        </w:rPr>
-      </w:pPr>
-      <w:r>
-        <w:rPr>
-          <w:b/>
-          <w:bCs/>
-          <w:lang w:val="en-GB"/>
-        </w:rPr>
-        <w:t xml:space="preserve">US-10: </w:t>
-      </w:r>
-      <w:r>
-        <w:rPr>
-          <w:lang w:val="en-GB"/>
-        </w:rPr>
-        <w:t xml:space="preserve">As a cashier, I want to calculate the total bill for a table, </w:t>
-      </w:r>
-      <w:commentRangeStart w:id="7"/>
-      <w:r>
-        <w:rPr>
-          <w:lang w:val="en-GB"/>
-        </w:rPr>
-        <w:t>apply an optional discount and close the orde</w:t>
-      </w:r>
-      <w:commentRangeEnd w:id="7"/>
-      <w:r>
-        <w:rPr>
-          <w:rStyle w:val="CommentReference"/>
-          <w:sz w:val="22"/>
-          <w:szCs w:val="22"/>
-          <w:lang w:val="en-GB"/>
-        </w:rPr>
-        <w:commentReference w:id="7"/>
-      </w:r>
-      <w:r>
-        <w:rPr>
-          <w:lang w:val="en-GB"/>
-        </w:rPr>
-        <w:t>r, so that the payment process is completed accurately and the order is removed from the active views of all other roles.</w:t>
+        <w:rPr>
+          <w:b/>
+          <w:bCs/>
+          <w:lang w:val="en-GB"/>
+        </w:rPr>
+      </w:pPr>
+      <w:r>
+        <w:rPr>
+          <w:b/>
+          <w:bCs/>
+          <w:lang w:val="en-GB"/>
+        </w:rPr>
+        <w:t>US-6: As a restaurant manager, I want to manage the staff accounts registered in the system, so that I can control access permissions and maintain an accurate list of active personnel.</w:t>
       </w:r>
     </w:p>
     <w:p>
@@ -3506,260 +3197,210 @@
     <w:p>
       <w:pPr>
         <w:pStyle w:val="Heading2"/>
-      </w:pPr>
-      <w:r>
+        <w:rPr>
+          <w:lang w:val="en-GB"/>
+        </w:rPr>
+      </w:pPr>
+      <w:r>
+        <w:rPr>
+          <w:lang w:val="en-GB"/>
+        </w:rPr>
         <w:lastRenderedPageBreak/>
         <w:t xml:space="preserve">1.3 </w:t>
       </w:r>
-      <w:commentRangeStart w:id="8"/>
-      <w:r>
+      <w:commentRangeStart w:id="6"/>
+      <w:r>
+        <w:rPr>
+          <w:lang w:val="en-GB"/>
+        </w:rPr>
         <w:t>FUNCTIONAL REQUIREMENTS</w:t>
       </w:r>
-      <w:commentRangeEnd w:id="8"/>
+      <w:commentRangeEnd w:id="6"/>
       <w:r>
         <w:rPr>
           <w:rStyle w:val="CommentReference"/>
           <w:sz w:val="28"/>
           <w:szCs w:val="28"/>
-        </w:rPr>
-        <w:commentReference w:id="8"/>
-      </w:r>
-    </w:p>
-    <w:p>
-      <w:pPr>
-        <w:pStyle w:val="ListParagraph"/>
-        <w:numPr>
-          <w:ilvl w:val="0"/>
-          <w:numId w:val="2"/>
-        </w:numPr>
+          <w:lang w:val="en-GB"/>
+        </w:rPr>
+        <w:commentReference w:id="6"/>
+      </w:r>
+    </w:p>
+    <w:commentRangeEnd w:id="5"/>
+    <w:p>
+      <w:pPr>
         <w:spacing w:after="80" w:line="280" w:lineRule="auto"/>
-        <w:rPr>
-          <w:lang w:val="en-GB"/>
-        </w:rPr>
-      </w:pPr>
-      <w:r>
-        <w:rPr>
-          <w:b/>
-          <w:bCs/>
-          <w:lang w:val="en-GB"/>
-        </w:rPr>
-        <w:t xml:space="preserve">FR-1: </w:t>
-      </w:r>
-      <w:r>
-        <w:rPr>
-          <w:lang w:val="en-GB"/>
-        </w:rPr>
-        <w:t>The system shall persist all placed orders and their associated status throughout their lifecycle.</w:t>
-      </w:r>
-    </w:p>
-    <w:p>
-      <w:pPr>
-        <w:pStyle w:val="ListParagraph"/>
-        <w:numPr>
-          <w:ilvl w:val="0"/>
-          <w:numId w:val="2"/>
-        </w:numPr>
-        <w:spacing w:after="80" w:line="280" w:lineRule="auto"/>
-        <w:rPr>
-          <w:lang w:val="en-GB"/>
-        </w:rPr>
-      </w:pPr>
-      <w:r>
-        <w:rPr>
-          <w:b/>
-          <w:bCs/>
-          <w:lang w:val="en-GB"/>
-        </w:rPr>
-        <w:t xml:space="preserve">FR-2: </w:t>
-      </w:r>
-      <w:commentRangeStart w:id="9"/>
-      <w:r>
-        <w:rPr>
-          <w:lang w:val="en-GB"/>
-        </w:rPr>
-        <w:t>The system shall notify all subscribed client components of order creation and status updates.</w:t>
-      </w:r>
-      <w:commentRangeEnd w:id="9"/>
+        <w:ind w:left="142"/>
+        <w:rPr>
+          <w:lang w:val="en-GB"/>
+        </w:rPr>
+      </w:pPr>
       <w:r>
         <w:rPr>
           <w:rStyle w:val="CommentReference"/>
+          <w:b/>
+          <w:bCs/>
           <w:sz w:val="22"/>
           <w:szCs w:val="22"/>
           <w:lang w:val="en-GB"/>
         </w:rPr>
-        <w:commentReference w:id="9"/>
-      </w:r>
-    </w:p>
-    <w:p>
-      <w:pPr>
-        <w:pStyle w:val="ListParagraph"/>
-        <w:numPr>
-          <w:ilvl w:val="0"/>
-          <w:numId w:val="2"/>
-        </w:numPr>
+        <w:commentReference w:id="5"/>
+      </w:r>
+      <w:r>
+        <w:rPr>
+          <w:b/>
+          <w:bCs/>
+          <w:lang w:val="en-GB"/>
+        </w:rPr>
+        <w:t>FR-1 — Order Creation:</w:t>
+      </w:r>
+      <w:r>
+        <w:rPr>
+          <w:lang w:val="en-GB"/>
+        </w:rPr>
+        <w:t xml:space="preserve"> The system shall persist a new order composed of one or more menu items, an optional free-text note and a table </w:t>
+      </w:r>
+      <w:r>
+        <w:rPr>
+          <w:lang w:val="en-GB"/>
+        </w:rPr>
+        <w:t>reference</w:t>
+      </w:r>
+      <w:r>
+        <w:rPr>
+          <w:lang w:val="en-GB"/>
+        </w:rPr>
+        <w:t>.</w:t>
+      </w:r>
+    </w:p>
+    <w:p>
+      <w:pPr>
         <w:spacing w:after="80" w:line="280" w:lineRule="auto"/>
-        <w:rPr>
-          <w:lang w:val="en-GB"/>
-        </w:rPr>
-      </w:pPr>
-      <w:r>
-        <w:rPr>
-          <w:b/>
-          <w:bCs/>
-          <w:lang w:val="en-GB"/>
-        </w:rPr>
-        <w:t xml:space="preserve">FR-3: </w:t>
-      </w:r>
-      <w:r>
-        <w:rPr>
-          <w:lang w:val="en-GB"/>
-        </w:rPr>
-        <w:t>The system shall retrieve active and historical orders associated with a specified table for authorized users.</w:t>
-      </w:r>
-    </w:p>
-    <w:p>
-      <w:pPr>
-        <w:pStyle w:val="ListParagraph"/>
-        <w:numPr>
-          <w:ilvl w:val="0"/>
-          <w:numId w:val="2"/>
-        </w:numPr>
+        <w:ind w:left="142"/>
+        <w:rPr>
+          <w:lang w:val="en-GB"/>
+        </w:rPr>
+      </w:pPr>
+      <w:r>
+        <w:rPr>
+          <w:b/>
+          <w:bCs/>
+          <w:lang w:val="en-GB"/>
+        </w:rPr>
+        <w:t>FR-2 — Kitchen Order Management:</w:t>
+      </w:r>
+      <w:r>
+        <w:rPr>
+          <w:lang w:val="en-GB"/>
+        </w:rPr>
+        <w:t xml:space="preserve"> The system shall present active orders filtered by product category</w:t>
+      </w:r>
+      <w:r>
+        <w:rPr>
+          <w:lang w:val="en-GB"/>
+        </w:rPr>
+        <w:t>.</w:t>
+      </w:r>
+    </w:p>
+    <w:p>
+      <w:pPr>
         <w:spacing w:after="80" w:line="280" w:lineRule="auto"/>
-        <w:rPr>
-          <w:lang w:val="en-GB"/>
-        </w:rPr>
-      </w:pPr>
-      <w:r>
-        <w:rPr>
-          <w:b/>
-          <w:bCs/>
-          <w:lang w:val="en-GB"/>
-        </w:rPr>
-        <w:t xml:space="preserve">FR-4: </w:t>
-      </w:r>
-      <w:r>
-        <w:rPr>
-          <w:lang w:val="en-GB"/>
-        </w:rPr>
-        <w:t>The system shall filter retrieved orders by status and time range.</w:t>
-      </w:r>
-    </w:p>
-    <w:p>
-      <w:pPr>
-        <w:pStyle w:val="ListParagraph"/>
-        <w:numPr>
-          <w:ilvl w:val="0"/>
-          <w:numId w:val="2"/>
-        </w:numPr>
+        <w:ind w:left="142"/>
+        <w:rPr>
+          <w:lang w:val="en-GB"/>
+        </w:rPr>
+      </w:pPr>
+      <w:r>
+        <w:rPr>
+          <w:b/>
+          <w:bCs/>
+          <w:lang w:val="en-GB"/>
+        </w:rPr>
+        <w:t>FR-3 — Billing:</w:t>
+      </w:r>
+      <w:r>
+        <w:rPr>
+          <w:lang w:val="en-GB"/>
+        </w:rPr>
+        <w:t xml:space="preserve"> The system shall retrieve all order items associated with a specified table, display their individual prices at the time of ordering, compute the total amount and mark the table as closed upon payment confirmation.</w:t>
+      </w:r>
+    </w:p>
+    <w:p>
+      <w:pPr>
         <w:spacing w:after="80" w:line="280" w:lineRule="auto"/>
-        <w:rPr>
-          <w:lang w:val="en-GB"/>
-        </w:rPr>
-      </w:pPr>
-      <w:r>
-        <w:rPr>
-          <w:b/>
-          <w:bCs/>
-          <w:lang w:val="en-GB"/>
-        </w:rPr>
-        <w:t xml:space="preserve">FR-5: </w:t>
-      </w:r>
-      <w:r>
-        <w:rPr>
-          <w:lang w:val="en-GB"/>
-        </w:rPr>
-        <w:t>The system shall associate free-text notes with individual orders upon request by an authorized user.</w:t>
-      </w:r>
-    </w:p>
-    <w:p>
-      <w:pPr>
-        <w:pStyle w:val="ListParagraph"/>
-        <w:numPr>
-          <w:ilvl w:val="0"/>
-          <w:numId w:val="2"/>
-        </w:numPr>
+        <w:ind w:left="142"/>
+        <w:rPr>
+          <w:lang w:val="en-GB"/>
+        </w:rPr>
+      </w:pPr>
+      <w:r>
+        <w:rPr>
+          <w:b/>
+          <w:bCs/>
+          <w:lang w:val="en-GB"/>
+        </w:rPr>
+        <w:t>FR-4 — Financial Reporting:</w:t>
+      </w:r>
+      <w:r>
+        <w:rPr>
+          <w:lang w:val="en-GB"/>
+        </w:rPr>
+        <w:t xml:space="preserve"> The system shall retrieve historical orders and their associated financial data, filtered by time range and order status, for authorized manager users.</w:t>
+      </w:r>
+    </w:p>
+    <w:p>
+      <w:pPr>
         <w:spacing w:after="80" w:line="280" w:lineRule="auto"/>
-        <w:rPr>
-          <w:lang w:val="en-GB"/>
-        </w:rPr>
-      </w:pPr>
-      <w:r>
-        <w:rPr>
-          <w:b/>
-          <w:bCs/>
-          <w:lang w:val="en-GB"/>
-        </w:rPr>
-        <w:t xml:space="preserve">FR-6: </w:t>
-      </w:r>
-      <w:r>
-        <w:rPr>
-          <w:lang w:val="en-GB"/>
-        </w:rPr>
-        <w:t>The system shall remove orders or order items before billing confirmation when the operation is requested by an authorized user.</w:t>
-      </w:r>
-    </w:p>
-    <w:p>
-      <w:pPr>
-        <w:pStyle w:val="ListParagraph"/>
-        <w:numPr>
-          <w:ilvl w:val="0"/>
-          <w:numId w:val="2"/>
-        </w:numPr>
+        <w:ind w:left="142"/>
+        <w:rPr>
+          <w:lang w:val="en-GB"/>
+        </w:rPr>
+      </w:pPr>
+      <w:r>
+        <w:rPr>
+          <w:b/>
+          <w:bCs/>
+          <w:lang w:val="en-GB"/>
+        </w:rPr>
+        <w:t>FR-5 — Menu Management:</w:t>
+      </w:r>
+      <w:r>
+        <w:rPr>
+          <w:lang w:val="en-GB"/>
+        </w:rPr>
+        <w:t xml:space="preserve"> The system shall create, update and delete menu items in the product catalogue.</w:t>
+      </w:r>
+    </w:p>
+    <w:p>
+      <w:pPr>
         <w:spacing w:after="80" w:line="280" w:lineRule="auto"/>
-        <w:rPr>
-          <w:lang w:val="en-GB"/>
-        </w:rPr>
-      </w:pPr>
-      <w:r>
-        <w:rPr>
-          <w:b/>
-          <w:bCs/>
-          <w:lang w:val="en-GB"/>
-        </w:rPr>
-        <w:t>FR-7</w:t>
-      </w:r>
-      <w:commentRangeStart w:id="10"/>
-      <w:commentRangeStart w:id="11"/>
-      <w:r>
-        <w:rPr>
-          <w:b/>
-          <w:bCs/>
-          <w:lang w:val="en-GB"/>
-        </w:rPr>
-        <w:t xml:space="preserve">: </w:t>
-      </w:r>
-      <w:r>
-        <w:rPr>
-          <w:lang w:val="en-GB"/>
-        </w:rPr>
-        <w:t>The system shall enforce role-based access control, ensuring that each authenticated user can only access the functionalities authorized for the corresponding role</w:t>
-      </w:r>
-      <w:commentRangeEnd w:id="10"/>
-      <w:r>
-        <w:rPr>
-          <w:rStyle w:val="CommentReference"/>
-          <w:sz w:val="22"/>
-          <w:szCs w:val="22"/>
-          <w:lang w:val="en-GB"/>
-        </w:rPr>
-        <w:commentReference w:id="10"/>
-      </w:r>
-      <w:commentRangeEnd w:id="11"/>
-      <w:r>
-        <w:rPr>
-          <w:rStyle w:val="CommentReference"/>
-          <w:sz w:val="22"/>
-          <w:szCs w:val="22"/>
-          <w:lang w:val="en-GB"/>
-        </w:rPr>
-        <w:commentReference w:id="11"/>
-      </w:r>
-      <w:r>
-        <w:rPr>
-          <w:lang w:val="en-GB"/>
-        </w:rPr>
-        <w:t>.</w:t>
-      </w:r>
+        <w:ind w:left="142"/>
+        <w:rPr>
+          <w:lang w:val="en-GB"/>
+        </w:rPr>
+      </w:pPr>
+      <w:r>
+        <w:rPr>
+          <w:b/>
+          <w:bCs/>
+          <w:lang w:val="en-GB"/>
+        </w:rPr>
+        <w:t>FR-6 — Staff Management:</w:t>
+      </w:r>
+      <w:r>
+        <w:rPr>
+          <w:lang w:val="en-GB"/>
+        </w:rPr>
+        <w:t xml:space="preserve"> The system shall create, update and delete staff accounts and their associated access roles.</w:t>
+      </w:r>
+    </w:p>
+    <w:p>
+      <w:pPr>
+        <w:spacing w:after="80" w:line="280" w:lineRule="auto"/>
+        <w:rPr>
+          <w:lang w:val="en-GB"/>
+        </w:rPr>
+      </w:pPr>
     </w:p>
     <w:p>
       <w:pPr>
@@ -3820,7 +3461,7 @@
                     <pic:cNvPicPr/>
                   </pic:nvPicPr>
                   <pic:blipFill>
-                    <a:blip r:embed="rId11" cstate="print">
+                    <a:blip r:embed="rId12" cstate="print">
                       <a:extLst>
                         <a:ext uri="{28A0092B-C50C-407E-A947-70E740481C1C}">
                           <a14:useLocalDpi xmlns:a14="http://schemas.microsoft.com/office/drawing/2010/main" val="0"/>
@@ -3866,6 +3507,7 @@
           <w:color w:val="C0392B"/>
           <w:sz w:val="24"/>
           <w:szCs w:val="24"/>
+          <w:lang w:val="en-GB"/>
         </w:rPr>
         <w:lastRenderedPageBreak/>
         <w:t>1.4.2 INTERNAL STEPS</w:t>
@@ -4116,12 +3758,35 @@
     </w:p>
     <w:p>
       <w:pPr>
+        <w:spacing w:after="80" w:line="280" w:lineRule="auto"/>
+        <w:rPr>
+          <w:lang w:val="en-GB"/>
+        </w:rPr>
+      </w:pPr>
+    </w:p>
+    <w:p>
+      <w:pPr>
+        <w:spacing w:after="80" w:line="280" w:lineRule="auto"/>
+        <w:rPr>
+          <w:lang w:val="en-GB"/>
+        </w:rPr>
+      </w:pPr>
+      <w:r>
+        <w:rPr>
+          <w:lang w:val="en-GB"/>
+        </w:rPr>
+        <w:t>Other UC:</w:t>
+      </w:r>
+    </w:p>
+    <w:p>
+      <w:pPr>
         <w:spacing w:after="120" w:line="300" w:lineRule="auto"/>
         <w:jc w:val="both"/>
         <w:rPr>
           <w:lang w:val="en-GB"/>
         </w:rPr>
       </w:pPr>
+      <w:commentRangeStart w:id="7"/>
       <w:r>
         <w:rPr>
           <w:b/>
@@ -4463,6 +4128,7 @@
           <w:i/>
           <w:iCs/>
         </w:rPr>
+        <w:lastRenderedPageBreak/>
         <w:t>Main Flow:</w:t>
       </w:r>
     </w:p>
@@ -4482,7 +4148,6 @@
         <w:rPr>
           <w:lang w:val="en-GB"/>
         </w:rPr>
-        <w:lastRenderedPageBreak/>
         <w:t xml:space="preserve">The kitchen staff </w:t>
       </w:r>
       <w:r>
@@ -4897,14 +4562,14 @@
         </w:rPr>
         <w:t xml:space="preserve">: </w:t>
       </w:r>
-      <w:commentRangeStart w:id="12"/>
+      <w:commentRangeStart w:id="8"/>
       <w:r>
         <w:rPr>
           <w:lang w:val="en-GB"/>
         </w:rPr>
         <w:t>The cashier optionally applies a discount.</w:t>
       </w:r>
-      <w:commentRangeEnd w:id="12"/>
+      <w:commentRangeEnd w:id="8"/>
       <w:r>
         <w:rPr>
           <w:rStyle w:val="CommentReference"/>
@@ -4912,7 +4577,17 @@
           <w:szCs w:val="22"/>
           <w:lang w:val="en-GB"/>
         </w:rPr>
-        <w:commentReference w:id="12"/>
+        <w:commentReference w:id="8"/>
+      </w:r>
+      <w:commentRangeEnd w:id="7"/>
+      <w:r>
+        <w:rPr>
+          <w:rStyle w:val="CommentReference"/>
+          <w:sz w:val="22"/>
+          <w:szCs w:val="22"/>
+          <w:lang w:val="en-GB"/>
+        </w:rPr>
+        <w:commentReference w:id="7"/>
       </w:r>
     </w:p>
     <w:p>
@@ -5048,7 +4723,7 @@
           <w:lang w:val="en-GB"/>
         </w:rPr>
       </w:pPr>
-      <w:commentRangeStart w:id="13"/>
+      <w:commentRangeStart w:id="9"/>
       <w:r>
         <w:rPr>
           <w:noProof/>
@@ -5078,7 +4753,7 @@
                     <pic:cNvPicPr/>
                   </pic:nvPicPr>
                   <pic:blipFill>
-                    <a:blip r:embed="rId12">
+                    <a:blip r:embed="rId13">
                       <a:extLst>
                         <a:ext uri="{28A0092B-C50C-407E-A947-70E740481C1C}">
                           <a14:useLocalDpi xmlns:a14="http://schemas.microsoft.com/office/drawing/2010/main" val="0"/>
@@ -5110,7 +4785,7 @@
           </wp:anchor>
         </w:drawing>
       </w:r>
-      <w:commentRangeEnd w:id="13"/>
+      <w:commentRangeEnd w:id="9"/>
       <w:r>
         <w:rPr>
           <w:rStyle w:val="CommentReference"/>
@@ -5118,7 +4793,7 @@
           <w:sz w:val="22"/>
           <w:szCs w:val="22"/>
         </w:rPr>
-        <w:commentReference w:id="13"/>
+        <w:commentReference w:id="9"/>
       </w:r>
       <w:r>
         <w:rPr>
@@ -5150,7 +4825,7 @@
                     </pic:cNvPicPr>
                   </pic:nvPicPr>
                   <pic:blipFill>
-                    <a:blip r:embed="rId13" cstate="print">
+                    <a:blip r:embed="rId14" cstate="print">
                       <a:extLst>
                         <a:ext uri="{28A0092B-C50C-407E-A947-70E740481C1C}">
                           <a14:useLocalDpi xmlns:a14="http://schemas.microsoft.com/office/drawing/2010/main" val="0"/>
@@ -5205,9 +4880,750 @@
       <w:pPr>
         <w:pStyle w:val="Heading1"/>
         <w:rPr>
-          <w:lang w:val="en-GB"/>
-        </w:rPr>
-      </w:pPr>
+          <w:color w:val="747474" w:themeColor="background2" w:themeShade="80"/>
+          <w:sz w:val="22"/>
+          <w:szCs w:val="22"/>
+          <w:lang w:val="en-GB"/>
+        </w:rPr>
+      </w:pPr>
+      <w:r>
+        <w:rPr>
+          <w:b w:val="0"/>
+          <w:bCs w:val="0"/>
+          <w:color w:val="auto"/>
+          <w:sz w:val="22"/>
+          <w:szCs w:val="22"/>
+          <w:lang w:val="en-GB"/>
+        </w:rPr>
+        <w:lastRenderedPageBreak/>
+        <w:t>I will now show you the prototypes related to the use case described in the documentation, the one that best represents the app: “</w:t>
+      </w:r>
+      <w:r>
+        <w:rPr>
+          <w:sz w:val="22"/>
+          <w:szCs w:val="22"/>
+          <w:lang w:val="en-GB"/>
+        </w:rPr>
+        <w:t>placing an order</w:t>
+      </w:r>
+      <w:r>
+        <w:rPr>
+          <w:b w:val="0"/>
+          <w:bCs w:val="0"/>
+          <w:color w:val="auto"/>
+          <w:sz w:val="22"/>
+          <w:szCs w:val="22"/>
+          <w:lang w:val="en-GB"/>
+        </w:rPr>
+        <w:t>”</w:t>
+      </w:r>
+      <w:r>
+        <w:rPr>
+          <w:b w:val="0"/>
+          <w:bCs w:val="0"/>
+          <w:color w:val="auto"/>
+          <w:sz w:val="22"/>
+          <w:szCs w:val="22"/>
+          <w:lang w:val="en-GB"/>
+        </w:rPr>
+        <w:t xml:space="preserve"> </w:t>
+      </w:r>
+      <w:r>
+        <w:rPr>
+          <w:b w:val="0"/>
+          <w:bCs w:val="0"/>
+          <w:color w:val="747474" w:themeColor="background2" w:themeShade="80"/>
+          <w:sz w:val="22"/>
+          <w:szCs w:val="22"/>
+          <w:lang w:val="en-GB"/>
+        </w:rPr>
+        <w:t>(I will ignore: “CHANGE PASSWORD”)</w:t>
+      </w:r>
+      <w:r>
+        <w:rPr>
+          <w:b w:val="0"/>
+          <w:bCs w:val="0"/>
+          <w:color w:val="auto"/>
+          <w:sz w:val="22"/>
+          <w:szCs w:val="22"/>
+          <w:lang w:val="en-GB"/>
+        </w:rPr>
+        <w:t>:</w:t>
+      </w:r>
+      <w:r>
+        <w:rPr>
+          <w:color w:val="auto"/>
+          <w:sz w:val="22"/>
+          <w:szCs w:val="22"/>
+          <w:lang w:val="en-GB"/>
+        </w:rPr>
+        <w:t xml:space="preserve"> </w:t>
+      </w:r>
+    </w:p>
+    <w:p>
+      <w:pPr>
+        <w:pStyle w:val="Heading1"/>
+        <w:rPr>
+          <w:sz w:val="22"/>
+          <w:szCs w:val="22"/>
+          <w:lang w:val="en-GB"/>
+        </w:rPr>
+      </w:pPr>
+      <w:r>
+        <w:rPr>
+          <w:noProof/>
+          <w:sz w:val="22"/>
+          <w:szCs w:val="22"/>
+          <w:lang w:val="en-GB"/>
+        </w:rPr>
+        <w:drawing>
+          <wp:anchor distT="0" distB="0" distL="114300" distR="114300" simplePos="0" relativeHeight="251662336" behindDoc="0" locked="0" layoutInCell="1" allowOverlap="1" wp14:anchorId="2404FDC2" wp14:editId="2B1E2363">
+            <wp:simplePos x="914400" y="1481177"/>
+            <wp:positionH relativeFrom="column">
+              <wp:align>left</wp:align>
+            </wp:positionH>
+            <wp:positionV relativeFrom="paragraph">
+              <wp:align>top</wp:align>
+            </wp:positionV>
+            <wp:extent cx="2698376" cy="3263398"/>
+            <wp:effectExtent l="0" t="0" r="6985" b="0"/>
+            <wp:wrapSquare wrapText="bothSides"/>
+            <wp:docPr id="32960641" name="Picture 1"/>
+            <wp:cNvGraphicFramePr>
+              <a:graphicFrameLocks xmlns:a="http://schemas.openxmlformats.org/drawingml/2006/main" noChangeAspect="1"/>
+            </wp:cNvGraphicFramePr>
+            <a:graphic xmlns:a="http://schemas.openxmlformats.org/drawingml/2006/main">
+              <a:graphicData uri="http://schemas.openxmlformats.org/drawingml/2006/picture">
+                <pic:pic xmlns:pic="http://schemas.openxmlformats.org/drawingml/2006/picture">
+                  <pic:nvPicPr>
+                    <pic:cNvPr id="32960641" name=""/>
+                    <pic:cNvPicPr/>
+                  </pic:nvPicPr>
+                  <pic:blipFill>
+                    <a:blip r:embed="rId15">
+                      <a:extLst>
+                        <a:ext uri="{28A0092B-C50C-407E-A947-70E740481C1C}">
+                          <a14:useLocalDpi xmlns:a14="http://schemas.microsoft.com/office/drawing/2010/main" val="0"/>
+                        </a:ext>
+                      </a:extLst>
+                    </a:blip>
+                    <a:stretch>
+                      <a:fillRect/>
+                    </a:stretch>
+                  </pic:blipFill>
+                  <pic:spPr>
+                    <a:xfrm>
+                      <a:off x="0" y="0"/>
+                      <a:ext cx="2698376" cy="3263398"/>
+                    </a:xfrm>
+                    <a:prstGeom prst="rect">
+                      <a:avLst/>
+                    </a:prstGeom>
+                  </pic:spPr>
+                </pic:pic>
+              </a:graphicData>
+            </a:graphic>
+          </wp:anchor>
+        </w:drawing>
+      </w:r>
+    </w:p>
+    <w:p>
+      <w:pPr>
+        <w:rPr>
+          <w:lang w:val="en-GB"/>
+        </w:rPr>
+      </w:pPr>
+    </w:p>
+    <w:p>
+      <w:pPr>
+        <w:rPr>
+          <w:lang w:val="en-GB"/>
+        </w:rPr>
+      </w:pPr>
+    </w:p>
+    <w:p>
+      <w:pPr>
+        <w:rPr>
+          <w:lang w:val="en-GB"/>
+        </w:rPr>
+      </w:pPr>
+    </w:p>
+    <w:p>
+      <w:pPr>
+        <w:rPr>
+          <w:lang w:val="en-GB"/>
+        </w:rPr>
+      </w:pPr>
+    </w:p>
+    <w:p>
+      <w:pPr>
+        <w:rPr>
+          <w:lang w:val="en-GB"/>
+        </w:rPr>
+      </w:pPr>
+    </w:p>
+    <w:p>
+      <w:pPr>
+        <w:pStyle w:val="Heading1"/>
+        <w:tabs>
+          <w:tab w:val="left" w:pos="928"/>
+        </w:tabs>
+        <w:rPr>
+          <w:sz w:val="22"/>
+          <w:szCs w:val="22"/>
+          <w:lang w:val="en-GB"/>
+        </w:rPr>
+      </w:pPr>
+      <w:r>
+        <w:rPr>
+          <w:sz w:val="22"/>
+          <w:szCs w:val="22"/>
+          <w:lang w:val="en-GB"/>
+        </w:rPr>
+        <w:tab/>
+        <w:t>LOGIN PAGE</w:t>
+      </w:r>
+      <w:r>
+        <w:rPr>
+          <w:sz w:val="22"/>
+          <w:szCs w:val="22"/>
+          <w:lang w:val="en-GB"/>
+        </w:rPr>
+        <w:br w:type="textWrapping" w:clear="all"/>
+      </w:r>
+    </w:p>
+    <w:p>
+      <w:pPr>
+        <w:pStyle w:val="Heading1"/>
+        <w:rPr>
+          <w:lang w:val="en-GB"/>
+        </w:rPr>
+      </w:pPr>
+      <w:r>
+        <w:rPr>
+          <w:noProof/>
+        </w:rPr>
+        <w:drawing>
+          <wp:anchor distT="0" distB="0" distL="114300" distR="114300" simplePos="0" relativeHeight="251663360" behindDoc="0" locked="0" layoutInCell="1" allowOverlap="1" wp14:anchorId="4AD92273" wp14:editId="1F699020">
+            <wp:simplePos x="914400" y="5048093"/>
+            <wp:positionH relativeFrom="column">
+              <wp:align>left</wp:align>
+            </wp:positionH>
+            <wp:positionV relativeFrom="paragraph">
+              <wp:align>top</wp:align>
+            </wp:positionV>
+            <wp:extent cx="2677003" cy="4078941"/>
+            <wp:effectExtent l="0" t="0" r="9525" b="0"/>
+            <wp:wrapSquare wrapText="bothSides"/>
+            <wp:docPr id="809490541" name="Picture 2"/>
+            <wp:cNvGraphicFramePr>
+              <a:graphicFrameLocks xmlns:a="http://schemas.openxmlformats.org/drawingml/2006/main" noChangeAspect="1"/>
+            </wp:cNvGraphicFramePr>
+            <a:graphic xmlns:a="http://schemas.openxmlformats.org/drawingml/2006/main">
+              <a:graphicData uri="http://schemas.openxmlformats.org/drawingml/2006/picture">
+                <pic:pic xmlns:pic="http://schemas.openxmlformats.org/drawingml/2006/picture">
+                  <pic:nvPicPr>
+                    <pic:cNvPr id="0" name="Picture 6"/>
+                    <pic:cNvPicPr>
+                      <a:picLocks noChangeAspect="1" noChangeArrowheads="1"/>
+                    </pic:cNvPicPr>
+                  </pic:nvPicPr>
+                  <pic:blipFill>
+                    <a:blip r:embed="rId16">
+                      <a:extLst>
+                        <a:ext uri="{28A0092B-C50C-407E-A947-70E740481C1C}">
+                          <a14:useLocalDpi xmlns:a14="http://schemas.microsoft.com/office/drawing/2010/main" val="0"/>
+                        </a:ext>
+                      </a:extLst>
+                    </a:blip>
+                    <a:srcRect/>
+                    <a:stretch>
+                      <a:fillRect/>
+                    </a:stretch>
+                  </pic:blipFill>
+                  <pic:spPr bwMode="auto">
+                    <a:xfrm>
+                      <a:off x="0" y="0"/>
+                      <a:ext cx="2677003" cy="4078941"/>
+                    </a:xfrm>
+                    <a:prstGeom prst="rect">
+                      <a:avLst/>
+                    </a:prstGeom>
+                    <a:noFill/>
+                    <a:ln>
+                      <a:noFill/>
+                    </a:ln>
+                  </pic:spPr>
+                </pic:pic>
+              </a:graphicData>
+            </a:graphic>
+          </wp:anchor>
+        </w:drawing>
+      </w:r>
+    </w:p>
+    <w:p>
+      <w:pPr>
+        <w:rPr>
+          <w:lang w:val="en-GB"/>
+        </w:rPr>
+      </w:pPr>
+    </w:p>
+    <w:p>
+      <w:pPr>
+        <w:rPr>
+          <w:lang w:val="en-GB"/>
+        </w:rPr>
+      </w:pPr>
+    </w:p>
+    <w:p>
+      <w:pPr>
+        <w:rPr>
+          <w:lang w:val="en-GB"/>
+        </w:rPr>
+      </w:pPr>
+    </w:p>
+    <w:p>
+      <w:pPr>
+        <w:rPr>
+          <w:lang w:val="en-GB"/>
+        </w:rPr>
+      </w:pPr>
+    </w:p>
+    <w:p>
+      <w:pPr>
+        <w:rPr>
+          <w:lang w:val="en-GB"/>
+        </w:rPr>
+      </w:pPr>
+    </w:p>
+    <w:p>
+      <w:pPr>
+        <w:rPr>
+          <w:lang w:val="en-GB"/>
+        </w:rPr>
+      </w:pPr>
+    </w:p>
+    <w:p>
+      <w:pPr>
+        <w:rPr>
+          <w:lang w:val="en-GB"/>
+        </w:rPr>
+      </w:pPr>
+    </w:p>
+    <w:p>
+      <w:pPr>
+        <w:pStyle w:val="Heading1"/>
+        <w:tabs>
+          <w:tab w:val="left" w:pos="928"/>
+        </w:tabs>
+        <w:rPr>
+          <w:lang w:val="en-GB"/>
+        </w:rPr>
+      </w:pPr>
+      <w:r>
+        <w:rPr>
+          <w:lang w:val="en-GB"/>
+        </w:rPr>
+        <w:tab/>
+      </w:r>
+      <w:r>
+        <w:rPr>
+          <w:sz w:val="22"/>
+          <w:szCs w:val="22"/>
+          <w:lang w:val="en-GB"/>
+        </w:rPr>
+        <w:t>WAITER DASHBOARD</w:t>
+      </w:r>
+    </w:p>
+    <w:p>
+      <w:pPr>
+        <w:pStyle w:val="Heading1"/>
+        <w:rPr>
+          <w:lang w:val="en-GB"/>
+        </w:rPr>
+      </w:pPr>
+      <w:r>
+        <w:rPr>
+          <w:lang w:val="en-GB"/>
+        </w:rPr>
+        <w:br w:type="textWrapping" w:clear="all"/>
+      </w:r>
+    </w:p>
+    <w:p>
+      <w:pPr>
+        <w:pStyle w:val="Heading1"/>
+        <w:rPr>
+          <w:b w:val="0"/>
+          <w:bCs w:val="0"/>
+          <w:color w:val="auto"/>
+          <w:sz w:val="22"/>
+          <w:szCs w:val="22"/>
+          <w:lang w:val="en-GB"/>
+        </w:rPr>
+      </w:pPr>
+    </w:p>
+    <w:p>
+      <w:pPr>
+        <w:pStyle w:val="Heading1"/>
+        <w:rPr>
+          <w:lang w:val="en-GB"/>
+        </w:rPr>
+      </w:pPr>
+      <w:r>
+        <w:rPr>
+          <w:noProof/>
+        </w:rPr>
+        <w:lastRenderedPageBreak/>
+        <w:drawing>
+          <wp:anchor distT="0" distB="0" distL="114300" distR="114300" simplePos="0" relativeHeight="251664384" behindDoc="0" locked="0" layoutInCell="1" allowOverlap="1" wp14:anchorId="0B3EF482" wp14:editId="2E9DF698">
+            <wp:simplePos x="914400" y="914400"/>
+            <wp:positionH relativeFrom="column">
+              <wp:align>left</wp:align>
+            </wp:positionH>
+            <wp:positionV relativeFrom="paragraph">
+              <wp:align>top</wp:align>
+            </wp:positionV>
+            <wp:extent cx="2668155" cy="3226850"/>
+            <wp:effectExtent l="0" t="0" r="0" b="0"/>
+            <wp:wrapSquare wrapText="bothSides"/>
+            <wp:docPr id="1871725875" name="Picture 1"/>
+            <wp:cNvGraphicFramePr>
+              <a:graphicFrameLocks xmlns:a="http://schemas.openxmlformats.org/drawingml/2006/main" noChangeAspect="1"/>
+            </wp:cNvGraphicFramePr>
+            <a:graphic xmlns:a="http://schemas.openxmlformats.org/drawingml/2006/main">
+              <a:graphicData uri="http://schemas.openxmlformats.org/drawingml/2006/picture">
+                <pic:pic xmlns:pic="http://schemas.openxmlformats.org/drawingml/2006/picture">
+                  <pic:nvPicPr>
+                    <pic:cNvPr id="1871725875" name=""/>
+                    <pic:cNvPicPr/>
+                  </pic:nvPicPr>
+                  <pic:blipFill>
+                    <a:blip r:embed="rId17">
+                      <a:extLst>
+                        <a:ext uri="{28A0092B-C50C-407E-A947-70E740481C1C}">
+                          <a14:useLocalDpi xmlns:a14="http://schemas.microsoft.com/office/drawing/2010/main" val="0"/>
+                        </a:ext>
+                      </a:extLst>
+                    </a:blip>
+                    <a:stretch>
+                      <a:fillRect/>
+                    </a:stretch>
+                  </pic:blipFill>
+                  <pic:spPr>
+                    <a:xfrm>
+                      <a:off x="0" y="0"/>
+                      <a:ext cx="2668155" cy="3226850"/>
+                    </a:xfrm>
+                    <a:prstGeom prst="rect">
+                      <a:avLst/>
+                    </a:prstGeom>
+                  </pic:spPr>
+                </pic:pic>
+              </a:graphicData>
+            </a:graphic>
+          </wp:anchor>
+        </w:drawing>
+      </w:r>
+    </w:p>
+    <w:p>
+      <w:pPr>
+        <w:rPr>
+          <w:lang w:val="en-GB"/>
+        </w:rPr>
+      </w:pPr>
+    </w:p>
+    <w:p>
+      <w:pPr>
+        <w:rPr>
+          <w:lang w:val="en-GB"/>
+        </w:rPr>
+      </w:pPr>
+    </w:p>
+    <w:p>
+      <w:pPr>
+        <w:rPr>
+          <w:lang w:val="en-GB"/>
+        </w:rPr>
+      </w:pPr>
+    </w:p>
+    <w:p>
+      <w:pPr>
+        <w:rPr>
+          <w:lang w:val="en-GB"/>
+        </w:rPr>
+      </w:pPr>
+    </w:p>
+    <w:p>
+      <w:pPr>
+        <w:rPr>
+          <w:lang w:val="en-GB"/>
+        </w:rPr>
+      </w:pPr>
+    </w:p>
+    <w:p>
+      <w:pPr>
+        <w:rPr>
+          <w:lang w:val="en-GB"/>
+        </w:rPr>
+      </w:pPr>
+    </w:p>
+    <w:p>
+      <w:pPr>
+        <w:tabs>
+          <w:tab w:val="left" w:pos="893"/>
+        </w:tabs>
+        <w:rPr>
+          <w:lang w:val="en-GB"/>
+        </w:rPr>
+      </w:pPr>
+      <w:r>
+        <w:rPr>
+          <w:lang w:val="en-GB"/>
+        </w:rPr>
+        <w:tab/>
+      </w:r>
+      <w:r>
+        <w:rPr>
+          <w:b/>
+          <w:bCs/>
+          <w:color w:val="C0392B"/>
+          <w:lang w:val="en-GB"/>
+        </w:rPr>
+        <w:t>TAKE</w:t>
+      </w:r>
+      <w:r>
+        <w:rPr>
+          <w:b/>
+          <w:bCs/>
+          <w:color w:val="C0392B"/>
+          <w:lang w:val="en-GB"/>
+        </w:rPr>
+        <w:t xml:space="preserve"> </w:t>
+      </w:r>
+      <w:r>
+        <w:rPr>
+          <w:b/>
+          <w:bCs/>
+          <w:color w:val="C0392B"/>
+          <w:lang w:val="en-GB"/>
+        </w:rPr>
+        <w:t>ORDER</w:t>
+      </w:r>
+      <w:r>
+        <w:rPr>
+          <w:b/>
+          <w:bCs/>
+          <w:color w:val="C0392B"/>
+          <w:lang w:val="en-GB"/>
+        </w:rPr>
+        <w:t xml:space="preserve"> </w:t>
+      </w:r>
+      <w:r>
+        <w:rPr>
+          <w:b/>
+          <w:bCs/>
+          <w:color w:val="C0392B"/>
+          <w:lang w:val="en-GB"/>
+        </w:rPr>
+        <w:t>VIEW</w:t>
+      </w:r>
+    </w:p>
+    <w:p>
+      <w:pPr>
+        <w:pStyle w:val="Heading1"/>
+        <w:rPr>
+          <w:lang w:val="en-GB"/>
+        </w:rPr>
+      </w:pPr>
+      <w:r>
+        <w:rPr>
+          <w:lang w:val="en-GB"/>
+        </w:rPr>
+        <w:br w:type="textWrapping" w:clear="all"/>
+      </w:r>
+    </w:p>
+    <w:p>
+      <w:pPr>
+        <w:pStyle w:val="Heading1"/>
+        <w:rPr>
+          <w:lang w:val="en-GB"/>
+        </w:rPr>
+      </w:pPr>
+      <w:r>
+        <w:rPr>
+          <w:noProof/>
+        </w:rPr>
+        <w:drawing>
+          <wp:anchor distT="0" distB="0" distL="114300" distR="114300" simplePos="0" relativeHeight="251665408" behindDoc="0" locked="0" layoutInCell="1" allowOverlap="1" wp14:anchorId="1D96F6D8" wp14:editId="0B9598FC">
+            <wp:simplePos x="914400" y="4647570"/>
+            <wp:positionH relativeFrom="column">
+              <wp:align>left</wp:align>
+            </wp:positionH>
+            <wp:positionV relativeFrom="paragraph">
+              <wp:align>top</wp:align>
+            </wp:positionV>
+            <wp:extent cx="2658328" cy="3143722"/>
+            <wp:effectExtent l="0" t="0" r="8890" b="0"/>
+            <wp:wrapSquare wrapText="bothSides"/>
+            <wp:docPr id="1838115887" name="Picture 4"/>
+            <wp:cNvGraphicFramePr>
+              <a:graphicFrameLocks xmlns:a="http://schemas.openxmlformats.org/drawingml/2006/main" noChangeAspect="1"/>
+            </wp:cNvGraphicFramePr>
+            <a:graphic xmlns:a="http://schemas.openxmlformats.org/drawingml/2006/main">
+              <a:graphicData uri="http://schemas.openxmlformats.org/drawingml/2006/picture">
+                <pic:pic xmlns:pic="http://schemas.openxmlformats.org/drawingml/2006/picture">
+                  <pic:nvPicPr>
+                    <pic:cNvPr id="0" name="Picture 13"/>
+                    <pic:cNvPicPr>
+                      <a:picLocks noChangeAspect="1" noChangeArrowheads="1"/>
+                    </pic:cNvPicPr>
+                  </pic:nvPicPr>
+                  <pic:blipFill>
+                    <a:blip r:embed="rId18">
+                      <a:extLst>
+                        <a:ext uri="{28A0092B-C50C-407E-A947-70E740481C1C}">
+                          <a14:useLocalDpi xmlns:a14="http://schemas.microsoft.com/office/drawing/2010/main" val="0"/>
+                        </a:ext>
+                      </a:extLst>
+                    </a:blip>
+                    <a:srcRect/>
+                    <a:stretch>
+                      <a:fillRect/>
+                    </a:stretch>
+                  </pic:blipFill>
+                  <pic:spPr bwMode="auto">
+                    <a:xfrm>
+                      <a:off x="0" y="0"/>
+                      <a:ext cx="2658328" cy="3143722"/>
+                    </a:xfrm>
+                    <a:prstGeom prst="rect">
+                      <a:avLst/>
+                    </a:prstGeom>
+                    <a:noFill/>
+                    <a:ln>
+                      <a:noFill/>
+                    </a:ln>
+                  </pic:spPr>
+                </pic:pic>
+              </a:graphicData>
+            </a:graphic>
+          </wp:anchor>
+        </w:drawing>
+      </w:r>
+    </w:p>
+    <w:p>
+      <w:pPr>
+        <w:rPr>
+          <w:lang w:val="en-GB"/>
+        </w:rPr>
+      </w:pPr>
+    </w:p>
+    <w:p>
+      <w:pPr>
+        <w:rPr>
+          <w:lang w:val="en-GB"/>
+        </w:rPr>
+      </w:pPr>
+    </w:p>
+    <w:p>
+      <w:pPr>
+        <w:rPr>
+          <w:lang w:val="en-GB"/>
+        </w:rPr>
+      </w:pPr>
+    </w:p>
+    <w:p>
+      <w:pPr>
+        <w:rPr>
+          <w:lang w:val="en-GB"/>
+        </w:rPr>
+      </w:pPr>
+    </w:p>
+    <w:p>
+      <w:pPr>
+        <w:rPr>
+          <w:lang w:val="en-GB"/>
+        </w:rPr>
+      </w:pPr>
+    </w:p>
+    <w:p>
+      <w:pPr>
+        <w:tabs>
+          <w:tab w:val="left" w:pos="1023"/>
+        </w:tabs>
+        <w:rPr>
+          <w:b/>
+          <w:bCs/>
+          <w:color w:val="C0392B"/>
+          <w:lang w:val="en-GB"/>
+        </w:rPr>
+      </w:pPr>
+      <w:r>
+        <w:rPr>
+          <w:lang w:val="en-GB"/>
+        </w:rPr>
+        <w:tab/>
+      </w:r>
+      <w:r>
+        <w:rPr>
+          <w:b/>
+          <w:bCs/>
+          <w:color w:val="C0392B"/>
+          <w:lang w:val="en-GB"/>
+        </w:rPr>
+        <w:t>REVIEW DIALOG</w:t>
+      </w:r>
+    </w:p>
+    <w:p>
+      <w:pPr>
+        <w:pStyle w:val="Heading1"/>
+        <w:rPr>
+          <w:lang w:val="en-GB"/>
+        </w:rPr>
+      </w:pPr>
+      <w:r>
+        <w:rPr>
+          <w:lang w:val="en-GB"/>
+        </w:rPr>
+        <w:br w:type="textWrapping" w:clear="all"/>
+      </w:r>
+    </w:p>
+    <w:p>
+      <w:pPr>
+        <w:pStyle w:val="Heading1"/>
+        <w:rPr>
+          <w:lang w:val="en-GB"/>
+        </w:rPr>
+      </w:pPr>
+    </w:p>
+    <w:p>
+      <w:pPr>
+        <w:pStyle w:val="Heading1"/>
+        <w:rPr>
+          <w:lang w:val="en-GB"/>
+        </w:rPr>
+      </w:pPr>
+    </w:p>
+    <w:p>
+      <w:pPr>
+        <w:pStyle w:val="Heading1"/>
+        <w:rPr>
+          <w:lang w:val="en-GB"/>
+        </w:rPr>
+      </w:pPr>
+    </w:p>
+    <w:p>
+      <w:pPr>
+        <w:rPr>
+          <w:lang w:val="en-GB"/>
+        </w:rPr>
+      </w:pPr>
+      <w:r>
+        <w:rPr>
+          <w:lang w:val="en-GB"/>
+        </w:rPr>
+        <w:br w:type="page"/>
+      </w:r>
       <w:r>
         <w:rPr>
           <w:lang w:val="en-GB"/>
@@ -5354,7 +5770,7 @@
             <w:pPr>
               <w:spacing w:line="280" w:lineRule="auto"/>
             </w:pPr>
-            <w:commentRangeStart w:id="14"/>
+            <w:commentRangeStart w:id="10"/>
             <w:r>
               <w:rPr>
                 <w:b/>
@@ -5362,14 +5778,14 @@
               </w:rPr>
               <w:t>rm.app</w:t>
             </w:r>
-            <w:commentRangeEnd w:id="14"/>
+            <w:commentRangeEnd w:id="10"/>
             <w:r>
               <w:rPr>
                 <w:rStyle w:val="CommentReference"/>
                 <w:sz w:val="22"/>
                 <w:szCs w:val="22"/>
               </w:rPr>
-              <w:commentReference w:id="14"/>
+              <w:commentReference w:id="10"/>
             </w:r>
           </w:p>
         </w:tc>
@@ -5911,90 +6327,73 @@
         </w:rPr>
       </w:pPr>
     </w:p>
-    <w:tbl>
-      <w:tblPr>
-        <w:tblW w:w="9360" w:type="dxa"/>
-        <w:tblBorders>
-          <w:top w:val="single" w:sz="4" w:space="0" w:color="auto"/>
-          <w:left w:val="single" w:sz="4" w:space="0" w:color="auto"/>
-          <w:bottom w:val="single" w:sz="4" w:space="0" w:color="auto"/>
-          <w:right w:val="single" w:sz="4" w:space="0" w:color="auto"/>
-          <w:insideH w:val="single" w:sz="4" w:space="0" w:color="auto"/>
-          <w:insideV w:val="single" w:sz="4" w:space="0" w:color="auto"/>
-        </w:tblBorders>
-        <w:tblCellMar>
-          <w:left w:w="10" w:type="dxa"/>
-          <w:right w:w="10" w:type="dxa"/>
-        </w:tblCellMar>
-        <w:tblLook w:val="04A0" w:firstRow="1" w:lastRow="0" w:firstColumn="1" w:lastColumn="0" w:noHBand="0" w:noVBand="1"/>
-      </w:tblPr>
-      <w:tblGrid>
-        <w:gridCol w:w="9360"/>
-      </w:tblGrid>
-      <w:tr>
-        <w:tc>
-          <w:tcPr>
-            <w:tcW w:w="9360" w:type="dxa"/>
-            <w:tcBorders>
-              <w:top w:val="dashed" w:sz="8" w:space="0" w:color="C0392B"/>
-              <w:left w:val="dashed" w:sz="8" w:space="0" w:color="C0392B"/>
-              <w:bottom w:val="dashed" w:sz="8" w:space="0" w:color="C0392B"/>
-              <w:right w:val="dashed" w:sz="8" w:space="0" w:color="C0392B"/>
-            </w:tcBorders>
-            <w:shd w:val="clear" w:color="auto" w:fill="F4F4F4"/>
-            <w:tcMar>
-              <w:top w:w="240" w:type="dxa"/>
-              <w:left w:w="200" w:type="dxa"/>
-              <w:bottom w:w="240" w:type="dxa"/>
-              <w:right w:w="200" w:type="dxa"/>
-            </w:tcMar>
-          </w:tcPr>
-          <w:p>
-            <w:pPr>
-              <w:jc w:val="center"/>
-              <w:rPr>
-                <w:lang w:val="en-GB"/>
-              </w:rPr>
-            </w:pPr>
-            <w:r>
-              <w:rPr>
-                <w:b/>
-                <w:bCs/>
-                <w:color w:val="C0392B"/>
-                <w:lang w:val="en-GB"/>
-              </w:rPr>
-              <w:t>[ Diagram placeholder ]</w:t>
-            </w:r>
-          </w:p>
-          <w:p>
-            <w:pPr>
-              <w:spacing w:before="60"/>
-              <w:jc w:val="center"/>
-              <w:rPr>
-                <w:lang w:val="en-GB"/>
-              </w:rPr>
-            </w:pPr>
-            <w:r>
-              <w:rPr>
-                <w:i/>
-                <w:iCs/>
-                <w:color w:val="666666"/>
-                <w:sz w:val="20"/>
-                <w:szCs w:val="20"/>
-                <w:lang w:val="en-GB"/>
-              </w:rPr>
-              <w:t>Figure 8 — VOPC (View of Participating Classes) — to be inserted</w:t>
-            </w:r>
-          </w:p>
-        </w:tc>
-      </w:tr>
-    </w:tbl>
-    <w:p>
-      <w:pPr>
-        <w:rPr>
-          <w:lang w:val="en-GB"/>
-        </w:rPr>
-      </w:pPr>
+    <w:p>
+      <w:pPr>
+        <w:rPr>
+          <w:lang w:val="en-GB"/>
+        </w:rPr>
+      </w:pPr>
+      <w:r>
+        <w:rPr>
+          <w:noProof/>
+          <w:lang w:val="en-GB"/>
+        </w:rPr>
+        <w:drawing>
+          <wp:anchor distT="0" distB="0" distL="114300" distR="114300" simplePos="0" relativeHeight="251661312" behindDoc="0" locked="0" layoutInCell="1" allowOverlap="1" wp14:anchorId="4BF2823A" wp14:editId="0B333412">
+            <wp:simplePos x="0" y="0"/>
+            <wp:positionH relativeFrom="column">
+              <wp:posOffset>4133215</wp:posOffset>
+            </wp:positionH>
+            <wp:positionV relativeFrom="paragraph">
+              <wp:posOffset>8074203</wp:posOffset>
+            </wp:positionV>
+            <wp:extent cx="1560119" cy="415006"/>
+            <wp:effectExtent l="0" t="0" r="2540" b="4445"/>
+            <wp:wrapNone/>
+            <wp:docPr id="1122154298" name="Picture 1"/>
+            <wp:cNvGraphicFramePr>
+              <a:graphicFrameLocks xmlns:a="http://schemas.openxmlformats.org/drawingml/2006/main" noChangeAspect="1"/>
+            </wp:cNvGraphicFramePr>
+            <a:graphic xmlns:a="http://schemas.openxmlformats.org/drawingml/2006/main">
+              <a:graphicData uri="http://schemas.openxmlformats.org/drawingml/2006/picture">
+                <pic:pic xmlns:pic="http://schemas.openxmlformats.org/drawingml/2006/picture">
+                  <pic:nvPicPr>
+                    <pic:cNvPr id="1122154298" name=""/>
+                    <pic:cNvPicPr/>
+                  </pic:nvPicPr>
+                  <pic:blipFill>
+                    <a:blip r:embed="rId19" cstate="print">
+                      <a:extLst>
+                        <a:ext uri="{28A0092B-C50C-407E-A947-70E740481C1C}">
+                          <a14:useLocalDpi xmlns:a14="http://schemas.microsoft.com/office/drawing/2010/main" val="0"/>
+                        </a:ext>
+                      </a:extLst>
+                    </a:blip>
+                    <a:stretch>
+                      <a:fillRect/>
+                    </a:stretch>
+                  </pic:blipFill>
+                  <pic:spPr>
+                    <a:xfrm>
+                      <a:off x="0" y="0"/>
+                      <a:ext cx="1560119" cy="415006"/>
+                    </a:xfrm>
+                    <a:prstGeom prst="rect">
+                      <a:avLst/>
+                    </a:prstGeom>
+                  </pic:spPr>
+                </pic:pic>
+              </a:graphicData>
+            </a:graphic>
+            <wp14:sizeRelH relativeFrom="margin">
+              <wp14:pctWidth>0</wp14:pctWidth>
+            </wp14:sizeRelH>
+            <wp14:sizeRelV relativeFrom="margin">
+              <wp14:pctHeight>0</wp14:pctHeight>
+            </wp14:sizeRelV>
+          </wp:anchor>
+        </w:drawing>
+      </w:r>
     </w:p>
     <w:p>
       <w:pPr>
@@ -6003,10 +6402,149 @@
           <w:lang w:val="en-GB"/>
         </w:rPr>
       </w:pPr>
-      <w:r>
-        <w:rPr>
-          <w:lang w:val="en-GB"/>
-        </w:rPr>
+    </w:p>
+    <w:p>
+      <w:pPr>
+        <w:pStyle w:val="Heading3"/>
+        <w:rPr>
+          <w:lang w:val="en-GB"/>
+        </w:rPr>
+      </w:pPr>
+      <w:r>
+        <w:rPr>
+          <w:noProof/>
+          <w:lang w:val="en-GB"/>
+        </w:rPr>
+        <w:lastRenderedPageBreak/>
+        <w:drawing>
+          <wp:anchor distT="0" distB="0" distL="114300" distR="114300" simplePos="0" relativeHeight="251667456" behindDoc="0" locked="0" layoutInCell="1" allowOverlap="1" wp14:anchorId="6E601961" wp14:editId="4B3205F6">
+            <wp:simplePos x="0" y="0"/>
+            <wp:positionH relativeFrom="column">
+              <wp:posOffset>3362876</wp:posOffset>
+            </wp:positionH>
+            <wp:positionV relativeFrom="paragraph">
+              <wp:posOffset>8441197</wp:posOffset>
+            </wp:positionV>
+            <wp:extent cx="3010320" cy="628738"/>
+            <wp:effectExtent l="0" t="0" r="0" b="0"/>
+            <wp:wrapNone/>
+            <wp:docPr id="1787740714" name="Picture 1"/>
+            <wp:cNvGraphicFramePr>
+              <a:graphicFrameLocks xmlns:a="http://schemas.openxmlformats.org/drawingml/2006/main" noChangeAspect="1"/>
+            </wp:cNvGraphicFramePr>
+            <a:graphic xmlns:a="http://schemas.openxmlformats.org/drawingml/2006/main">
+              <a:graphicData uri="http://schemas.openxmlformats.org/drawingml/2006/picture">
+                <pic:pic xmlns:pic="http://schemas.openxmlformats.org/drawingml/2006/picture">
+                  <pic:nvPicPr>
+                    <pic:cNvPr id="1787740714" name=""/>
+                    <pic:cNvPicPr/>
+                  </pic:nvPicPr>
+                  <pic:blipFill>
+                    <a:blip r:embed="rId20">
+                      <a:extLst>
+                        <a:ext uri="{28A0092B-C50C-407E-A947-70E740481C1C}">
+                          <a14:useLocalDpi xmlns:a14="http://schemas.microsoft.com/office/drawing/2010/main" val="0"/>
+                        </a:ext>
+                      </a:extLst>
+                    </a:blip>
+                    <a:stretch>
+                      <a:fillRect/>
+                    </a:stretch>
+                  </pic:blipFill>
+                  <pic:spPr>
+                    <a:xfrm>
+                      <a:off x="0" y="0"/>
+                      <a:ext cx="3010320" cy="628738"/>
+                    </a:xfrm>
+                    <a:prstGeom prst="rect">
+                      <a:avLst/>
+                    </a:prstGeom>
+                  </pic:spPr>
+                </pic:pic>
+              </a:graphicData>
+            </a:graphic>
+          </wp:anchor>
+        </w:drawing>
+      </w:r>
+      <w:r>
+        <w:rPr>
+          <w:noProof/>
+        </w:rPr>
+        <w:drawing>
+          <wp:anchor distT="0" distB="0" distL="114300" distR="114300" simplePos="0" relativeHeight="251666432" behindDoc="0" locked="0" layoutInCell="1" allowOverlap="1" wp14:anchorId="5203E15F" wp14:editId="3D41D8B8">
+            <wp:simplePos x="0" y="0"/>
+            <wp:positionH relativeFrom="column">
+              <wp:posOffset>248920</wp:posOffset>
+            </wp:positionH>
+            <wp:positionV relativeFrom="paragraph">
+              <wp:posOffset>422910</wp:posOffset>
+            </wp:positionV>
+            <wp:extent cx="5588000" cy="8361045"/>
+            <wp:effectExtent l="0" t="0" r="0" b="0"/>
+            <wp:wrapTopAndBottom/>
+            <wp:docPr id="1432930554" name="Graphic 5"/>
+            <wp:cNvGraphicFramePr>
+              <a:graphicFrameLocks xmlns:a="http://schemas.openxmlformats.org/drawingml/2006/main" noChangeAspect="1"/>
+            </wp:cNvGraphicFramePr>
+            <a:graphic xmlns:a="http://schemas.openxmlformats.org/drawingml/2006/main">
+              <a:graphicData uri="http://schemas.openxmlformats.org/drawingml/2006/picture">
+                <pic:pic xmlns:pic="http://schemas.openxmlformats.org/drawingml/2006/picture">
+                  <pic:nvPicPr>
+                    <pic:cNvPr id="1432930554" name="Graphic 1432930554"/>
+                    <pic:cNvPicPr/>
+                  </pic:nvPicPr>
+                  <pic:blipFill>
+                    <a:blip r:embed="rId21">
+                      <a:extLst>
+                        <a:ext uri="{96DAC541-7B7A-43D3-8B79-37D633B846F1}">
+                          <asvg:svgBlip xmlns:asvg="http://schemas.microsoft.com/office/drawing/2016/SVG/main" r:embed="rId22"/>
+                        </a:ext>
+                      </a:extLst>
+                    </a:blip>
+                    <a:stretch>
+                      <a:fillRect/>
+                    </a:stretch>
+                  </pic:blipFill>
+                  <pic:spPr>
+                    <a:xfrm>
+                      <a:off x="0" y="0"/>
+                      <a:ext cx="5588000" cy="8361045"/>
+                    </a:xfrm>
+                    <a:prstGeom prst="rect">
+                      <a:avLst/>
+                    </a:prstGeom>
+                  </pic:spPr>
+                </pic:pic>
+              </a:graphicData>
+            </a:graphic>
+            <wp14:sizeRelH relativeFrom="margin">
+              <wp14:pctWidth>0</wp14:pctWidth>
+            </wp14:sizeRelH>
+            <wp14:sizeRelV relativeFrom="margin">
+              <wp14:pctHeight>0</wp14:pctHeight>
+            </wp14:sizeRelV>
+          </wp:anchor>
+        </w:drawing>
+      </w:r>
+      <w:r>
+        <w:rPr>
+          <w:lang w:val="en-GB"/>
+        </w:rPr>
+        <w:t>3.1.1 VOPC: placing an order</w:t>
+      </w:r>
+    </w:p>
+    <w:p>
+      <w:pPr>
+        <w:pStyle w:val="Heading3"/>
+        <w:rPr>
+          <w:lang w:val="en-GB"/>
+        </w:rPr>
+      </w:pPr>
+      <w:r>
+        <w:rPr>
+          <w:lang w:val="en-GB"/>
+        </w:rPr>
+        <w:lastRenderedPageBreak/>
         <w:t>3.1.1 Design Patterns Implementation</w:t>
       </w:r>
     </w:p>
@@ -6092,16 +6630,59 @@
         <w:spacing w:after="120" w:line="300" w:lineRule="auto"/>
         <w:jc w:val="both"/>
         <w:rPr>
-          <w:lang w:val="en-GB"/>
-        </w:rPr>
-      </w:pPr>
-      <w:r>
-        <w:rPr>
-          <w:b/>
-          <w:bCs/>
-          <w:lang w:val="en-GB"/>
-        </w:rPr>
-        <w:t xml:space="preserve">Factory Method Pattern. </w:t>
+          <w:b/>
+          <w:bCs/>
+          <w:lang w:val="en-GB"/>
+        </w:rPr>
+      </w:pPr>
+      <w:r>
+        <w:rPr>
+          <w:b/>
+          <w:bCs/>
+          <w:noProof/>
+          <w:lang w:val="en-GB"/>
+        </w:rPr>
+        <w:drawing>
+          <wp:inline distT="0" distB="0" distL="0" distR="0" wp14:anchorId="36AEFCAB" wp14:editId="42D38E79">
+            <wp:extent cx="3590925" cy="4114800"/>
+            <wp:effectExtent l="0" t="0" r="0" b="0"/>
+            <wp:docPr id="631663282" name="Graphic 2"/>
+            <wp:cNvGraphicFramePr>
+              <a:graphicFrameLocks xmlns:a="http://schemas.openxmlformats.org/drawingml/2006/main" noChangeAspect="1"/>
+            </wp:cNvGraphicFramePr>
+            <a:graphic xmlns:a="http://schemas.openxmlformats.org/drawingml/2006/main">
+              <a:graphicData uri="http://schemas.openxmlformats.org/drawingml/2006/picture">
+                <pic:pic xmlns:pic="http://schemas.openxmlformats.org/drawingml/2006/picture">
+                  <pic:nvPicPr>
+                    <pic:cNvPr id="631663282" name="Graphic 631663282"/>
+                    <pic:cNvPicPr/>
+                  </pic:nvPicPr>
+                  <pic:blipFill>
+                    <a:blip r:embed="rId23">
+                      <a:extLst>
+                        <a:ext uri="{96DAC541-7B7A-43D3-8B79-37D633B846F1}">
+                          <asvg:svgBlip xmlns:asvg="http://schemas.microsoft.com/office/drawing/2016/SVG/main" r:embed="rId24"/>
+                        </a:ext>
+                      </a:extLst>
+                    </a:blip>
+                    <a:stretch>
+                      <a:fillRect/>
+                    </a:stretch>
+                  </pic:blipFill>
+                  <pic:spPr>
+                    <a:xfrm>
+                      <a:off x="0" y="0"/>
+                      <a:ext cx="3590925" cy="4114800"/>
+                    </a:xfrm>
+                    <a:prstGeom prst="rect">
+                      <a:avLst/>
+                    </a:prstGeom>
+                  </pic:spPr>
+                </pic:pic>
+              </a:graphicData>
+            </a:graphic>
+          </wp:inline>
+        </w:drawing>
       </w:r>
     </w:p>
     <w:p>
@@ -6114,9 +6695,25 @@
       </w:pPr>
       <w:r>
         <w:rPr>
-          <w:lang w:val="en-GB"/>
-        </w:rPr>
-        <w:lastRenderedPageBreak/>
+          <w:b/>
+          <w:bCs/>
+          <w:lang w:val="en-GB"/>
+        </w:rPr>
+        <w:t xml:space="preserve">Factory Method Pattern. </w:t>
+      </w:r>
+    </w:p>
+    <w:p>
+      <w:pPr>
+        <w:spacing w:after="120" w:line="300" w:lineRule="auto"/>
+        <w:jc w:val="both"/>
+        <w:rPr>
+          <w:lang w:val="en-GB"/>
+        </w:rPr>
+      </w:pPr>
+      <w:r>
+        <w:rPr>
+          <w:lang w:val="en-GB"/>
+        </w:rPr>
         <w:t xml:space="preserve">The Factory Method pattern is applied to encapsulate object creation logic and to decouple client code from concrete implementations. The </w:t>
       </w:r>
       <w:r>
@@ -6233,16 +6830,76 @@
           <w:lang w:val="en-GB"/>
         </w:rPr>
       </w:pPr>
-      <w:commentRangeStart w:id="15"/>
-      <w:r>
-        <w:rPr>
-          <w:b/>
-          <w:bCs/>
-          <w:lang w:val="en-GB"/>
-        </w:rPr>
-        <w:t>DAO (Data Access Object) Pattern</w:t>
-      </w:r>
-      <w:commentRangeEnd w:id="15"/>
+      <w:r>
+        <w:rPr>
+          <w:b/>
+          <w:bCs/>
+          <w:noProof/>
+          <w:lang w:val="en-GB"/>
+        </w:rPr>
+        <w:lastRenderedPageBreak/>
+        <w:drawing>
+          <wp:inline distT="0" distB="0" distL="0" distR="0" wp14:anchorId="6D4E74EB" wp14:editId="09F3A54F">
+            <wp:extent cx="5731510" cy="2656205"/>
+            <wp:effectExtent l="0" t="0" r="2540" b="0"/>
+            <wp:docPr id="671447557" name="Graphic 1"/>
+            <wp:cNvGraphicFramePr>
+              <a:graphicFrameLocks xmlns:a="http://schemas.openxmlformats.org/drawingml/2006/main" noChangeAspect="1"/>
+            </wp:cNvGraphicFramePr>
+            <a:graphic xmlns:a="http://schemas.openxmlformats.org/drawingml/2006/main">
+              <a:graphicData uri="http://schemas.openxmlformats.org/drawingml/2006/picture">
+                <pic:pic xmlns:pic="http://schemas.openxmlformats.org/drawingml/2006/picture">
+                  <pic:nvPicPr>
+                    <pic:cNvPr id="671447557" name="Graphic 671447557"/>
+                    <pic:cNvPicPr/>
+                  </pic:nvPicPr>
+                  <pic:blipFill>
+                    <a:blip r:embed="rId25">
+                      <a:extLst>
+                        <a:ext uri="{96DAC541-7B7A-43D3-8B79-37D633B846F1}">
+                          <asvg:svgBlip xmlns:asvg="http://schemas.microsoft.com/office/drawing/2016/SVG/main" r:embed="rId26"/>
+                        </a:ext>
+                      </a:extLst>
+                    </a:blip>
+                    <a:stretch>
+                      <a:fillRect/>
+                    </a:stretch>
+                  </pic:blipFill>
+                  <pic:spPr>
+                    <a:xfrm>
+                      <a:off x="0" y="0"/>
+                      <a:ext cx="5731510" cy="2656205"/>
+                    </a:xfrm>
+                    <a:prstGeom prst="rect">
+                      <a:avLst/>
+                    </a:prstGeom>
+                  </pic:spPr>
+                </pic:pic>
+              </a:graphicData>
+            </a:graphic>
+          </wp:inline>
+        </w:drawing>
+      </w:r>
+    </w:p>
+    <w:p>
+      <w:pPr>
+        <w:spacing w:after="120" w:line="300" w:lineRule="auto"/>
+        <w:jc w:val="both"/>
+        <w:rPr>
+          <w:lang w:val="en-GB"/>
+        </w:rPr>
+      </w:pPr>
+      <w:commentRangeStart w:id="11"/>
+      <w:commentRangeStart w:id="12"/>
+      <w:r>
+        <w:rPr>
+          <w:b/>
+          <w:bCs/>
+          <w:lang w:val="en-GB"/>
+        </w:rPr>
+        <w:t>DAO (Data Access Object)</w:t>
+      </w:r>
+      <w:commentRangeEnd w:id="11"/>
       <w:r>
         <w:rPr>
           <w:rStyle w:val="CommentReference"/>
@@ -6252,15 +6909,27 @@
           <w:szCs w:val="22"/>
           <w:lang w:val="en-GB"/>
         </w:rPr>
-        <w:commentReference w:id="15"/>
-      </w:r>
-      <w:r>
-        <w:rPr>
-          <w:b/>
-          <w:bCs/>
-          <w:lang w:val="en-GB"/>
-        </w:rPr>
-        <w:t xml:space="preserve">. </w:t>
+        <w:commentReference w:id="11"/>
+      </w:r>
+      <w:commentRangeEnd w:id="12"/>
+      <w:r>
+        <w:rPr>
+          <w:rStyle w:val="CommentReference"/>
+          <w:b/>
+          <w:bCs/>
+          <w:sz w:val="22"/>
+          <w:szCs w:val="22"/>
+          <w:lang w:val="en-GB"/>
+        </w:rPr>
+        <w:commentReference w:id="12"/>
+      </w:r>
+      <w:r>
+        <w:rPr>
+          <w:b/>
+          <w:bCs/>
+          <w:lang w:val="en-GB"/>
+        </w:rPr>
+        <w:t>.</w:t>
       </w:r>
     </w:p>
     <w:p>
@@ -6436,6 +7105,7 @@
           <w:lang w:val="en-GB"/>
         </w:rPr>
       </w:pPr>
+      <w:commentRangeStart w:id="13"/>
       <w:r>
         <w:rPr>
           <w:b/>
@@ -6453,7 +7123,7 @@
           <w:lang w:val="en-GB"/>
         </w:rPr>
       </w:pPr>
-      <w:commentRangeStart w:id="16"/>
+      <w:commentRangeStart w:id="14"/>
       <w:r>
         <w:rPr>
           <w:lang w:val="en-GB"/>
@@ -6505,7 +7175,7 @@
         </w:rPr>
         <w:t>. By receiving DAO interfaces rather than concrete implementations, these classes remain loosely coupled to the persistence layer and can be exercised in isolation by injecting mock or alternative implementations during testing</w:t>
       </w:r>
-      <w:commentRangeEnd w:id="16"/>
+      <w:commentRangeEnd w:id="14"/>
       <w:r>
         <w:rPr>
           <w:rStyle w:val="CommentReference"/>
@@ -6513,7 +7183,7 @@
           <w:szCs w:val="22"/>
           <w:lang w:val="en-GB"/>
         </w:rPr>
-        <w:commentReference w:id="16"/>
+        <w:commentReference w:id="14"/>
       </w:r>
       <w:r>
         <w:rPr>
@@ -6675,6 +7345,16 @@
         </w:rPr>
         <w:t>Overall, the combination of these patterns supports a clean layered architecture composed of the Presentation layer (JavaFX view controllers and FXML resources, including the einkscreen variants), the Business layer (controllers and services exposing use case interfaces), the Data Access layer (DAO interfaces and pluggable implementations) and the Domain layer (entities and value objects).</w:t>
       </w:r>
+      <w:commentRangeEnd w:id="13"/>
+      <w:r>
+        <w:rPr>
+          <w:rStyle w:val="CommentReference"/>
+          <w:sz w:val="22"/>
+          <w:szCs w:val="22"/>
+          <w:lang w:val="en-GB"/>
+        </w:rPr>
+        <w:commentReference w:id="13"/>
+      </w:r>
     </w:p>
     <w:p>
       <w:pPr>
@@ -6685,9 +7365,87 @@
       </w:pPr>
       <w:r>
         <w:rPr>
+          <w:noProof/>
+          <w:lang w:val="en-GB"/>
+        </w:rPr>
+        <w:lastRenderedPageBreak/>
+        <w:drawing>
+          <wp:anchor distT="0" distB="0" distL="114300" distR="114300" simplePos="0" relativeHeight="251668480" behindDoc="1" locked="0" layoutInCell="1" allowOverlap="1" wp14:anchorId="03C7C776" wp14:editId="49B7F5BF">
+            <wp:simplePos x="0" y="0"/>
+            <wp:positionH relativeFrom="column">
+              <wp:posOffset>2049894</wp:posOffset>
+            </wp:positionH>
+            <wp:positionV relativeFrom="paragraph">
+              <wp:posOffset>0</wp:posOffset>
+            </wp:positionV>
+            <wp:extent cx="4161553" cy="9157648"/>
+            <wp:effectExtent l="0" t="0" r="0" b="5715"/>
+            <wp:wrapNone/>
+            <wp:docPr id="1639870887" name="Picture 7"/>
+            <wp:cNvGraphicFramePr>
+              <a:graphicFrameLocks xmlns:a="http://schemas.openxmlformats.org/drawingml/2006/main" noChangeAspect="1"/>
+            </wp:cNvGraphicFramePr>
+            <a:graphic xmlns:a="http://schemas.openxmlformats.org/drawingml/2006/main">
+              <a:graphicData uri="http://schemas.openxmlformats.org/drawingml/2006/picture">
+                <pic:pic xmlns:pic="http://schemas.openxmlformats.org/drawingml/2006/picture">
+                  <pic:nvPicPr>
+                    <pic:cNvPr id="1639870887" name="Picture 1639870887"/>
+                    <pic:cNvPicPr/>
+                  </pic:nvPicPr>
+                  <pic:blipFill>
+                    <a:blip r:embed="rId27" cstate="print">
+                      <a:extLst>
+                        <a:ext uri="{28A0092B-C50C-407E-A947-70E740481C1C}">
+                          <a14:useLocalDpi xmlns:a14="http://schemas.microsoft.com/office/drawing/2010/main" val="0"/>
+                        </a:ext>
+                      </a:extLst>
+                    </a:blip>
+                    <a:stretch>
+                      <a:fillRect/>
+                    </a:stretch>
+                  </pic:blipFill>
+                  <pic:spPr>
+                    <a:xfrm>
+                      <a:off x="0" y="0"/>
+                      <a:ext cx="4163921" cy="9162859"/>
+                    </a:xfrm>
+                    <a:prstGeom prst="rect">
+                      <a:avLst/>
+                    </a:prstGeom>
+                  </pic:spPr>
+                </pic:pic>
+              </a:graphicData>
+            </a:graphic>
+            <wp14:sizeRelH relativeFrom="margin">
+              <wp14:pctWidth>0</wp14:pctWidth>
+            </wp14:sizeRelH>
+            <wp14:sizeRelV relativeFrom="margin">
+              <wp14:pctHeight>0</wp14:pctHeight>
+            </wp14:sizeRelV>
+          </wp:anchor>
+        </w:drawing>
+      </w:r>
+      <w:r>
+        <w:rPr>
           <w:lang w:val="en-GB"/>
         </w:rPr>
         <w:t>3.2 ACTIVITY DIAGRAM</w:t>
+      </w:r>
+    </w:p>
+    <w:p>
+      <w:pPr>
+        <w:spacing w:after="120" w:line="300" w:lineRule="auto"/>
+        <w:ind w:right="7041"/>
+        <w:jc w:val="both"/>
+        <w:rPr>
+          <w:lang w:val="en-GB"/>
+        </w:rPr>
+      </w:pPr>
+      <w:r>
+        <w:rPr>
+          <w:lang w:val="en-GB"/>
+        </w:rPr>
+        <w:t>The following activity diagram describes the main behavioural flow of the system: the creation of a new order by the waiter, including order composition, optional customizations and confirmation.</w:t>
       </w:r>
     </w:p>
     <w:p>
@@ -6695,192 +7453,24 @@
         <w:spacing w:after="120" w:line="300" w:lineRule="auto"/>
         <w:jc w:val="both"/>
         <w:rPr>
-          <w:lang w:val="en-GB"/>
-        </w:rPr>
-      </w:pPr>
-      <w:r>
-        <w:rPr>
-          <w:lang w:val="en-GB"/>
-        </w:rPr>
-        <w:t>The following activity diagram describes the main behavioural flow of the system: the creation of a new order by the waiter, including order composition, optional customizations and confirmation.</w:t>
-      </w:r>
-    </w:p>
-    <w:tbl>
-      <w:tblPr>
-        <w:tblW w:w="9360" w:type="dxa"/>
-        <w:tblBorders>
-          <w:top w:val="single" w:sz="4" w:space="0" w:color="auto"/>
-          <w:left w:val="single" w:sz="4" w:space="0" w:color="auto"/>
-          <w:bottom w:val="single" w:sz="4" w:space="0" w:color="auto"/>
-          <w:right w:val="single" w:sz="4" w:space="0" w:color="auto"/>
-          <w:insideH w:val="single" w:sz="4" w:space="0" w:color="auto"/>
-          <w:insideV w:val="single" w:sz="4" w:space="0" w:color="auto"/>
-        </w:tblBorders>
-        <w:tblCellMar>
-          <w:left w:w="10" w:type="dxa"/>
-          <w:right w:w="10" w:type="dxa"/>
-        </w:tblCellMar>
-        <w:tblLook w:val="04A0" w:firstRow="1" w:lastRow="0" w:firstColumn="1" w:lastColumn="0" w:noHBand="0" w:noVBand="1"/>
-      </w:tblPr>
-      <w:tblGrid>
-        <w:gridCol w:w="9360"/>
-      </w:tblGrid>
-      <w:tr>
-        <w:tc>
-          <w:tcPr>
-            <w:tcW w:w="9360" w:type="dxa"/>
-            <w:tcBorders>
-              <w:top w:val="dashed" w:sz="8" w:space="0" w:color="C0392B"/>
-              <w:left w:val="dashed" w:sz="8" w:space="0" w:color="C0392B"/>
-              <w:bottom w:val="dashed" w:sz="8" w:space="0" w:color="C0392B"/>
-              <w:right w:val="dashed" w:sz="8" w:space="0" w:color="C0392B"/>
-            </w:tcBorders>
-            <w:shd w:val="clear" w:color="auto" w:fill="F4F4F4"/>
-            <w:tcMar>
-              <w:top w:w="240" w:type="dxa"/>
-              <w:left w:w="200" w:type="dxa"/>
-              <w:bottom w:w="240" w:type="dxa"/>
-              <w:right w:w="200" w:type="dxa"/>
-            </w:tcMar>
-          </w:tcPr>
-          <w:p>
-            <w:pPr>
-              <w:jc w:val="center"/>
-              <w:rPr>
-                <w:lang w:val="en-GB"/>
-              </w:rPr>
-            </w:pPr>
-            <w:r>
-              <w:rPr>
-                <w:b/>
-                <w:bCs/>
-                <w:color w:val="C0392B"/>
-                <w:lang w:val="en-GB"/>
-              </w:rPr>
-              <w:t>[ Diagram placeholder ]</w:t>
-            </w:r>
-          </w:p>
-          <w:p>
-            <w:pPr>
-              <w:spacing w:before="60"/>
-              <w:jc w:val="center"/>
-              <w:rPr>
-                <w:lang w:val="en-GB"/>
-              </w:rPr>
-            </w:pPr>
-            <w:r>
-              <w:rPr>
-                <w:i/>
-                <w:iCs/>
-                <w:color w:val="666666"/>
-                <w:sz w:val="20"/>
-                <w:szCs w:val="20"/>
-                <w:lang w:val="en-GB"/>
-              </w:rPr>
-              <w:lastRenderedPageBreak/>
-              <w:t>Figure 10 — Activity Diagram: Create Order</w:t>
-            </w:r>
-          </w:p>
-        </w:tc>
-      </w:tr>
-    </w:tbl>
-    <w:p>
-      <w:pPr>
-        <w:rPr>
-          <w:lang w:val="en-GB"/>
-        </w:rPr>
-      </w:pPr>
-    </w:p>
-    <w:tbl>
-      <w:tblPr>
-        <w:tblW w:w="9360" w:type="dxa"/>
-        <w:tblBorders>
-          <w:top w:val="single" w:sz="4" w:space="0" w:color="auto"/>
-          <w:left w:val="single" w:sz="4" w:space="0" w:color="auto"/>
-          <w:bottom w:val="single" w:sz="4" w:space="0" w:color="auto"/>
-          <w:right w:val="single" w:sz="4" w:space="0" w:color="auto"/>
-          <w:insideH w:val="single" w:sz="4" w:space="0" w:color="auto"/>
-          <w:insideV w:val="single" w:sz="4" w:space="0" w:color="auto"/>
-        </w:tblBorders>
-        <w:tblCellMar>
-          <w:left w:w="10" w:type="dxa"/>
-          <w:right w:w="10" w:type="dxa"/>
-        </w:tblCellMar>
-        <w:tblLook w:val="04A0" w:firstRow="1" w:lastRow="0" w:firstColumn="1" w:lastColumn="0" w:noHBand="0" w:noVBand="1"/>
-      </w:tblPr>
-      <w:tblGrid>
-        <w:gridCol w:w="9360"/>
-      </w:tblGrid>
-      <w:tr>
-        <w:tc>
-          <w:tcPr>
-            <w:tcW w:w="9360" w:type="dxa"/>
-            <w:tcBorders>
-              <w:top w:val="dashed" w:sz="8" w:space="0" w:color="C0392B"/>
-              <w:left w:val="dashed" w:sz="8" w:space="0" w:color="C0392B"/>
-              <w:bottom w:val="dashed" w:sz="8" w:space="0" w:color="C0392B"/>
-              <w:right w:val="dashed" w:sz="8" w:space="0" w:color="C0392B"/>
-            </w:tcBorders>
-            <w:shd w:val="clear" w:color="auto" w:fill="F4F4F4"/>
-            <w:tcMar>
-              <w:top w:w="240" w:type="dxa"/>
-              <w:left w:w="200" w:type="dxa"/>
-              <w:bottom w:w="240" w:type="dxa"/>
-              <w:right w:w="200" w:type="dxa"/>
-            </w:tcMar>
-          </w:tcPr>
-          <w:p>
-            <w:pPr>
-              <w:jc w:val="center"/>
-              <w:rPr>
-                <w:lang w:val="en-GB"/>
-              </w:rPr>
-            </w:pPr>
-            <w:r>
-              <w:rPr>
-                <w:b/>
-                <w:bCs/>
-                <w:color w:val="C0392B"/>
-                <w:lang w:val="en-GB"/>
-              </w:rPr>
-              <w:t>[ Diagram placeholder ]</w:t>
-            </w:r>
-          </w:p>
-          <w:p>
-            <w:pPr>
-              <w:spacing w:before="60"/>
-              <w:jc w:val="center"/>
-              <w:rPr>
-                <w:lang w:val="en-GB"/>
-              </w:rPr>
-            </w:pPr>
-            <w:r>
-              <w:rPr>
-                <w:i/>
-                <w:iCs/>
-                <w:color w:val="666666"/>
-                <w:sz w:val="20"/>
-                <w:szCs w:val="20"/>
-                <w:lang w:val="en-GB"/>
-              </w:rPr>
-              <w:t>Figure 11 — Activity Diagram: Login</w:t>
-            </w:r>
-          </w:p>
-        </w:tc>
-      </w:tr>
-    </w:tbl>
-    <w:p>
-      <w:pPr>
-        <w:pStyle w:val="Heading2"/>
-        <w:rPr>
-          <w:lang w:val="en-GB"/>
-        </w:rPr>
-      </w:pPr>
-      <w:r>
-        <w:rPr>
-          <w:lang w:val="en-GB"/>
-        </w:rPr>
-        <w:t>3.3 SEQUENCE DIAGRAM</w:t>
+          <w:b/>
+          <w:bCs/>
+          <w:color w:val="C0392B"/>
+          <w:sz w:val="24"/>
+          <w:szCs w:val="24"/>
+          <w:lang w:val="en-GB"/>
+        </w:rPr>
+      </w:pPr>
+      <w:r>
+        <w:rPr>
+          <w:b/>
+          <w:bCs/>
+          <w:color w:val="C0392B"/>
+          <w:sz w:val="24"/>
+          <w:szCs w:val="24"/>
+          <w:lang w:val="en-GB"/>
+        </w:rPr>
+        <w:t xml:space="preserve">UC: placing an order </w:t>
       </w:r>
     </w:p>
     <w:p>
@@ -6891,104 +7481,6 @@
           <w:lang w:val="en-GB"/>
         </w:rPr>
       </w:pPr>
-      <w:r>
-        <w:rPr>
-          <w:lang w:val="en-GB"/>
-        </w:rPr>
-        <w:t>The following sequence diagram illustrates, at design level, the same use case described above (Create Order), highlighting the message exchange between the View, the Application Service, the DAO layer and the persistence backend.</w:t>
-      </w:r>
-    </w:p>
-    <w:tbl>
-      <w:tblPr>
-        <w:tblW w:w="9360" w:type="dxa"/>
-        <w:tblBorders>
-          <w:top w:val="single" w:sz="4" w:space="0" w:color="auto"/>
-          <w:left w:val="single" w:sz="4" w:space="0" w:color="auto"/>
-          <w:bottom w:val="single" w:sz="4" w:space="0" w:color="auto"/>
-          <w:right w:val="single" w:sz="4" w:space="0" w:color="auto"/>
-          <w:insideH w:val="single" w:sz="4" w:space="0" w:color="auto"/>
-          <w:insideV w:val="single" w:sz="4" w:space="0" w:color="auto"/>
-        </w:tblBorders>
-        <w:tblCellMar>
-          <w:left w:w="10" w:type="dxa"/>
-          <w:right w:w="10" w:type="dxa"/>
-        </w:tblCellMar>
-        <w:tblLook w:val="04A0" w:firstRow="1" w:lastRow="0" w:firstColumn="1" w:lastColumn="0" w:noHBand="0" w:noVBand="1"/>
-      </w:tblPr>
-      <w:tblGrid>
-        <w:gridCol w:w="9360"/>
-      </w:tblGrid>
-      <w:tr>
-        <w:tc>
-          <w:tcPr>
-            <w:tcW w:w="9360" w:type="dxa"/>
-            <w:tcBorders>
-              <w:top w:val="dashed" w:sz="8" w:space="0" w:color="C0392B"/>
-              <w:left w:val="dashed" w:sz="8" w:space="0" w:color="C0392B"/>
-              <w:bottom w:val="dashed" w:sz="8" w:space="0" w:color="C0392B"/>
-              <w:right w:val="dashed" w:sz="8" w:space="0" w:color="C0392B"/>
-            </w:tcBorders>
-            <w:shd w:val="clear" w:color="auto" w:fill="F4F4F4"/>
-            <w:tcMar>
-              <w:top w:w="240" w:type="dxa"/>
-              <w:left w:w="200" w:type="dxa"/>
-              <w:bottom w:w="240" w:type="dxa"/>
-              <w:right w:w="200" w:type="dxa"/>
-            </w:tcMar>
-          </w:tcPr>
-          <w:p>
-            <w:pPr>
-              <w:jc w:val="center"/>
-              <w:rPr>
-                <w:lang w:val="en-GB"/>
-              </w:rPr>
-            </w:pPr>
-            <w:r>
-              <w:rPr>
-                <w:b/>
-                <w:bCs/>
-                <w:color w:val="C0392B"/>
-                <w:lang w:val="en-GB"/>
-              </w:rPr>
-              <w:t>[ Diagram placeholder ]</w:t>
-            </w:r>
-          </w:p>
-          <w:p>
-            <w:pPr>
-              <w:spacing w:before="60"/>
-              <w:jc w:val="center"/>
-              <w:rPr>
-                <w:lang w:val="en-GB"/>
-              </w:rPr>
-            </w:pPr>
-            <w:r>
-              <w:rPr>
-                <w:i/>
-                <w:iCs/>
-                <w:color w:val="666666"/>
-                <w:sz w:val="20"/>
-                <w:szCs w:val="20"/>
-                <w:lang w:val="en-GB"/>
-              </w:rPr>
-              <w:t>Figure 12 — Sequence Diagram: Create Order</w:t>
-            </w:r>
-          </w:p>
-        </w:tc>
-      </w:tr>
-    </w:tbl>
-    <w:p>
-      <w:pPr>
-        <w:pStyle w:val="Heading2"/>
-        <w:rPr>
-          <w:lang w:val="en-GB"/>
-        </w:rPr>
-      </w:pPr>
-      <w:r>
-        <w:rPr>
-          <w:lang w:val="en-GB"/>
-        </w:rPr>
-        <w:t>3.4 STATE DIAGRAM</w:t>
-      </w:r>
     </w:p>
     <w:p>
       <w:pPr>
@@ -6998,6 +7490,303 @@
           <w:lang w:val="en-GB"/>
         </w:rPr>
       </w:pPr>
+    </w:p>
+    <w:p>
+      <w:pPr>
+        <w:rPr>
+          <w:lang w:val="en-GB"/>
+        </w:rPr>
+      </w:pPr>
+      <w:r>
+        <w:rPr>
+          <w:lang w:val="en-GB"/>
+        </w:rPr>
+        <w:br w:type="page"/>
+      </w:r>
+    </w:p>
+    <w:p>
+      <w:pPr>
+        <w:rPr>
+          <w:lang w:val="en-GB"/>
+        </w:rPr>
+      </w:pPr>
+    </w:p>
+    <w:p>
+      <w:pPr>
+        <w:rPr>
+          <w:b/>
+          <w:bCs/>
+          <w:color w:val="1A1A1A"/>
+          <w:sz w:val="28"/>
+          <w:szCs w:val="28"/>
+          <w:lang w:val="en-GB"/>
+        </w:rPr>
+      </w:pPr>
+      <w:r>
+        <w:rPr>
+          <w:b/>
+          <w:bCs/>
+          <w:noProof/>
+          <w:color w:val="C0392B"/>
+          <w:sz w:val="24"/>
+          <w:szCs w:val="24"/>
+          <w:lang w:val="en-GB"/>
+        </w:rPr>
+        <w:drawing>
+          <wp:anchor distT="0" distB="0" distL="114300" distR="114300" simplePos="0" relativeHeight="251669504" behindDoc="0" locked="0" layoutInCell="1" allowOverlap="1" wp14:anchorId="6B4927A7" wp14:editId="1A768D20">
+            <wp:simplePos x="0" y="0"/>
+            <wp:positionH relativeFrom="column">
+              <wp:posOffset>0</wp:posOffset>
+            </wp:positionH>
+            <wp:positionV relativeFrom="paragraph">
+              <wp:posOffset>347629</wp:posOffset>
+            </wp:positionV>
+            <wp:extent cx="5213445" cy="5518419"/>
+            <wp:effectExtent l="0" t="0" r="6350" b="6350"/>
+            <wp:wrapTopAndBottom/>
+            <wp:docPr id="1176749655" name="Picture 8"/>
+            <wp:cNvGraphicFramePr>
+              <a:graphicFrameLocks xmlns:a="http://schemas.openxmlformats.org/drawingml/2006/main" noChangeAspect="1"/>
+            </wp:cNvGraphicFramePr>
+            <a:graphic xmlns:a="http://schemas.openxmlformats.org/drawingml/2006/main">
+              <a:graphicData uri="http://schemas.openxmlformats.org/drawingml/2006/picture">
+                <pic:pic xmlns:pic="http://schemas.openxmlformats.org/drawingml/2006/picture">
+                  <pic:nvPicPr>
+                    <pic:cNvPr id="1176749655" name="Picture 1176749655"/>
+                    <pic:cNvPicPr/>
+                  </pic:nvPicPr>
+                  <pic:blipFill>
+                    <a:blip r:embed="rId28">
+                      <a:extLst>
+                        <a:ext uri="{28A0092B-C50C-407E-A947-70E740481C1C}">
+                          <a14:useLocalDpi xmlns:a14="http://schemas.microsoft.com/office/drawing/2010/main" val="0"/>
+                        </a:ext>
+                      </a:extLst>
+                    </a:blip>
+                    <a:stretch>
+                      <a:fillRect/>
+                    </a:stretch>
+                  </pic:blipFill>
+                  <pic:spPr>
+                    <a:xfrm>
+                      <a:off x="0" y="0"/>
+                      <a:ext cx="5213445" cy="5518419"/>
+                    </a:xfrm>
+                    <a:prstGeom prst="rect">
+                      <a:avLst/>
+                    </a:prstGeom>
+                  </pic:spPr>
+                </pic:pic>
+              </a:graphicData>
+            </a:graphic>
+          </wp:anchor>
+        </w:drawing>
+      </w:r>
+      <w:r>
+        <w:rPr>
+          <w:b/>
+          <w:bCs/>
+          <w:color w:val="C0392B"/>
+          <w:sz w:val="24"/>
+          <w:szCs w:val="24"/>
+          <w:lang w:val="en-GB"/>
+        </w:rPr>
+        <w:t>UC:LOGIN</w:t>
+      </w:r>
+      <w:r>
+        <w:rPr>
+          <w:lang w:val="en-GB"/>
+        </w:rPr>
+        <w:br w:type="page"/>
+      </w:r>
+    </w:p>
+    <w:p>
+      <w:pPr>
+        <w:pStyle w:val="Heading2"/>
+        <w:rPr>
+          <w:lang w:val="en-GB"/>
+        </w:rPr>
+      </w:pPr>
+      <w:r>
+        <w:rPr>
+          <w:lang w:val="en-GB"/>
+        </w:rPr>
+        <w:lastRenderedPageBreak/>
+        <w:t>3.3 SEQUENCE DIAGRAM</w:t>
+      </w:r>
+    </w:p>
+    <w:p>
+      <w:pPr>
+        <w:spacing w:after="120" w:line="300" w:lineRule="auto"/>
+        <w:jc w:val="both"/>
+        <w:rPr>
+          <w:lang w:val="en-GB"/>
+        </w:rPr>
+      </w:pPr>
+      <w:r>
+        <w:rPr>
+          <w:lang w:val="en-GB"/>
+        </w:rPr>
+        <w:t>The following sequence diagram illustrates, at design level, the same use case described above (Create Order), highlighting the message exchange between the View, the Application Service, the DAO layer and the persistence backend.</w:t>
+      </w:r>
+    </w:p>
+    <w:p>
+      <w:pPr>
+        <w:spacing w:after="120" w:line="300" w:lineRule="auto"/>
+        <w:jc w:val="center"/>
+        <w:rPr>
+          <w:color w:val="ADADAD" w:themeColor="background2" w:themeShade="BF"/>
+          <w:lang w:val="en-GB"/>
+        </w:rPr>
+      </w:pPr>
+      <w:r>
+        <w:rPr>
+          <w:color w:val="ADADAD" w:themeColor="background2" w:themeShade="BF"/>
+          <w:lang w:val="en-GB"/>
+        </w:rPr>
+        <w:t>(in the following page)</w:t>
+      </w:r>
+    </w:p>
+    <w:p>
+      <w:pPr>
+        <w:pStyle w:val="Heading2"/>
+        <w:rPr>
+          <w:lang w:val="en-GB"/>
+        </w:rPr>
+      </w:pPr>
+      <w:r>
+        <w:rPr>
+          <w:noProof/>
+          <w:lang w:val="en-GB"/>
+        </w:rPr>
+        <w:lastRenderedPageBreak/>
+        <w:drawing>
+          <wp:inline distT="0" distB="0" distL="0" distR="0" wp14:anchorId="3278E37B" wp14:editId="5930B009">
+            <wp:extent cx="5455920" cy="8863330"/>
+            <wp:effectExtent l="0" t="0" r="0" b="0"/>
+            <wp:docPr id="198098346" name="Graphic 2"/>
+            <wp:cNvGraphicFramePr>
+              <a:graphicFrameLocks xmlns:a="http://schemas.openxmlformats.org/drawingml/2006/main" noChangeAspect="1"/>
+            </wp:cNvGraphicFramePr>
+            <a:graphic xmlns:a="http://schemas.openxmlformats.org/drawingml/2006/main">
+              <a:graphicData uri="http://schemas.openxmlformats.org/drawingml/2006/picture">
+                <pic:pic xmlns:pic="http://schemas.openxmlformats.org/drawingml/2006/picture">
+                  <pic:nvPicPr>
+                    <pic:cNvPr id="198098346" name="Graphic 198098346"/>
+                    <pic:cNvPicPr/>
+                  </pic:nvPicPr>
+                  <pic:blipFill>
+                    <a:blip r:embed="rId29">
+                      <a:extLst>
+                        <a:ext uri="{96DAC541-7B7A-43D3-8B79-37D633B846F1}">
+                          <asvg:svgBlip xmlns:asvg="http://schemas.microsoft.com/office/drawing/2016/SVG/main" r:embed="rId30"/>
+                        </a:ext>
+                      </a:extLst>
+                    </a:blip>
+                    <a:stretch>
+                      <a:fillRect/>
+                    </a:stretch>
+                  </pic:blipFill>
+                  <pic:spPr>
+                    <a:xfrm>
+                      <a:off x="0" y="0"/>
+                      <a:ext cx="5455920" cy="8863330"/>
+                    </a:xfrm>
+                    <a:prstGeom prst="rect">
+                      <a:avLst/>
+                    </a:prstGeom>
+                  </pic:spPr>
+                </pic:pic>
+              </a:graphicData>
+            </a:graphic>
+          </wp:inline>
+        </w:drawing>
+      </w:r>
+    </w:p>
+    <w:p>
+      <w:pPr>
+        <w:pStyle w:val="Heading2"/>
+        <w:rPr>
+          <w:lang w:val="en-GB"/>
+        </w:rPr>
+      </w:pPr>
+      <w:r>
+        <w:rPr>
+          <w:lang w:val="en-GB"/>
+        </w:rPr>
+        <w:lastRenderedPageBreak/>
+        <w:t>3.4 STATE DIAGRAM</w:t>
+      </w:r>
+    </w:p>
+    <w:p>
+      <w:pPr>
+        <w:spacing w:after="120" w:line="300" w:lineRule="auto"/>
+        <w:jc w:val="both"/>
+        <w:rPr>
+          <w:lang w:val="en-GB"/>
+        </w:rPr>
+      </w:pPr>
+      <w:r>
+        <w:rPr>
+          <w:noProof/>
+          <w:lang w:val="en-GB"/>
+        </w:rPr>
+        <w:drawing>
+          <wp:anchor distT="0" distB="0" distL="114300" distR="114300" simplePos="0" relativeHeight="251670528" behindDoc="1" locked="0" layoutInCell="1" allowOverlap="1" wp14:anchorId="043E9685" wp14:editId="032E2F6A">
+            <wp:simplePos x="0" y="0"/>
+            <wp:positionH relativeFrom="column">
+              <wp:posOffset>1014413</wp:posOffset>
+            </wp:positionH>
+            <wp:positionV relativeFrom="paragraph">
+              <wp:posOffset>470217</wp:posOffset>
+            </wp:positionV>
+            <wp:extent cx="3745988" cy="7714147"/>
+            <wp:effectExtent l="0" t="0" r="0" b="0"/>
+            <wp:wrapNone/>
+            <wp:docPr id="531264288" name="Picture 3"/>
+            <wp:cNvGraphicFramePr>
+              <a:graphicFrameLocks xmlns:a="http://schemas.openxmlformats.org/drawingml/2006/main" noChangeAspect="1"/>
+            </wp:cNvGraphicFramePr>
+            <a:graphic xmlns:a="http://schemas.openxmlformats.org/drawingml/2006/main">
+              <a:graphicData uri="http://schemas.openxmlformats.org/drawingml/2006/picture">
+                <pic:pic xmlns:pic="http://schemas.openxmlformats.org/drawingml/2006/picture">
+                  <pic:nvPicPr>
+                    <pic:cNvPr id="531264288" name="Picture 531264288"/>
+                    <pic:cNvPicPr/>
+                  </pic:nvPicPr>
+                  <pic:blipFill>
+                    <a:blip r:embed="rId31" cstate="print">
+                      <a:extLst>
+                        <a:ext uri="{28A0092B-C50C-407E-A947-70E740481C1C}">
+                          <a14:useLocalDpi xmlns:a14="http://schemas.microsoft.com/office/drawing/2010/main" val="0"/>
+                        </a:ext>
+                      </a:extLst>
+                    </a:blip>
+                    <a:stretch>
+                      <a:fillRect/>
+                    </a:stretch>
+                  </pic:blipFill>
+                  <pic:spPr>
+                    <a:xfrm>
+                      <a:off x="0" y="0"/>
+                      <a:ext cx="3745988" cy="7714147"/>
+                    </a:xfrm>
+                    <a:prstGeom prst="rect">
+                      <a:avLst/>
+                    </a:prstGeom>
+                  </pic:spPr>
+                </pic:pic>
+              </a:graphicData>
+            </a:graphic>
+            <wp14:sizeRelH relativeFrom="page">
+              <wp14:pctWidth>0</wp14:pctWidth>
+            </wp14:sizeRelH>
+            <wp14:sizeRelV relativeFrom="page">
+              <wp14:pctHeight>0</wp14:pctHeight>
+            </wp14:sizeRelV>
+          </wp:anchor>
+        </w:drawing>
+      </w:r>
       <w:r>
         <w:rPr>
           <w:lang w:val="en-GB"/>
@@ -7005,84 +7794,6 @@
         <w:t>The following state diagram represents the lifecycle of the Order entity, from its creation by the waiter to its closure at the cash desk, including the intermediate states managed by the kitchen workstation.</w:t>
       </w:r>
     </w:p>
-    <w:tbl>
-      <w:tblPr>
-        <w:tblW w:w="9360" w:type="dxa"/>
-        <w:tblBorders>
-          <w:top w:val="single" w:sz="4" w:space="0" w:color="auto"/>
-          <w:left w:val="single" w:sz="4" w:space="0" w:color="auto"/>
-          <w:bottom w:val="single" w:sz="4" w:space="0" w:color="auto"/>
-          <w:right w:val="single" w:sz="4" w:space="0" w:color="auto"/>
-          <w:insideH w:val="single" w:sz="4" w:space="0" w:color="auto"/>
-          <w:insideV w:val="single" w:sz="4" w:space="0" w:color="auto"/>
-        </w:tblBorders>
-        <w:tblCellMar>
-          <w:left w:w="10" w:type="dxa"/>
-          <w:right w:w="10" w:type="dxa"/>
-        </w:tblCellMar>
-        <w:tblLook w:val="04A0" w:firstRow="1" w:lastRow="0" w:firstColumn="1" w:lastColumn="0" w:noHBand="0" w:noVBand="1"/>
-      </w:tblPr>
-      <w:tblGrid>
-        <w:gridCol w:w="9360"/>
-      </w:tblGrid>
-      <w:tr>
-        <w:tc>
-          <w:tcPr>
-            <w:tcW w:w="9360" w:type="dxa"/>
-            <w:tcBorders>
-              <w:top w:val="dashed" w:sz="8" w:space="0" w:color="C0392B"/>
-              <w:left w:val="dashed" w:sz="8" w:space="0" w:color="C0392B"/>
-              <w:bottom w:val="dashed" w:sz="8" w:space="0" w:color="C0392B"/>
-              <w:right w:val="dashed" w:sz="8" w:space="0" w:color="C0392B"/>
-            </w:tcBorders>
-            <w:shd w:val="clear" w:color="auto" w:fill="F4F4F4"/>
-            <w:tcMar>
-              <w:top w:w="240" w:type="dxa"/>
-              <w:left w:w="200" w:type="dxa"/>
-              <w:bottom w:w="240" w:type="dxa"/>
-              <w:right w:w="200" w:type="dxa"/>
-            </w:tcMar>
-          </w:tcPr>
-          <w:p>
-            <w:pPr>
-              <w:jc w:val="center"/>
-              <w:rPr>
-                <w:lang w:val="en-GB"/>
-              </w:rPr>
-            </w:pPr>
-            <w:r>
-              <w:rPr>
-                <w:b/>
-                <w:bCs/>
-                <w:color w:val="C0392B"/>
-                <w:lang w:val="en-GB"/>
-              </w:rPr>
-              <w:t>[ Diagram placeholder ]</w:t>
-            </w:r>
-          </w:p>
-          <w:p>
-            <w:pPr>
-              <w:spacing w:before="60"/>
-              <w:jc w:val="center"/>
-              <w:rPr>
-                <w:lang w:val="en-GB"/>
-              </w:rPr>
-            </w:pPr>
-            <w:r>
-              <w:rPr>
-                <w:i/>
-                <w:iCs/>
-                <w:color w:val="666666"/>
-                <w:sz w:val="20"/>
-                <w:szCs w:val="20"/>
-                <w:lang w:val="en-GB"/>
-              </w:rPr>
-              <w:t>Figure 13 — State Diagram: Order lifecycle</w:t>
-            </w:r>
-          </w:p>
-        </w:tc>
-      </w:tr>
-    </w:tbl>
     <w:p>
       <w:pPr>
         <w:rPr>
@@ -7683,14 +8394,14 @@
         <w:lastRenderedPageBreak/>
         <w:t xml:space="preserve">5. </w:t>
       </w:r>
-      <w:commentRangeStart w:id="17"/>
+      <w:commentRangeStart w:id="15"/>
       <w:r>
         <w:rPr>
           <w:lang w:val="en-GB"/>
         </w:rPr>
         <w:t>EXCEPTIONS</w:t>
       </w:r>
-      <w:commentRangeEnd w:id="17"/>
+      <w:commentRangeEnd w:id="15"/>
       <w:r>
         <w:rPr>
           <w:rStyle w:val="CommentReference"/>
@@ -7698,7 +8409,7 @@
           <w:szCs w:val="36"/>
           <w:lang w:val="en-GB"/>
         </w:rPr>
-        <w:commentReference w:id="17"/>
+        <w:commentReference w:id="15"/>
       </w:r>
     </w:p>
     <w:p>
@@ -7727,7 +8438,19 @@
         <w:rPr>
           <w:lang w:val="en-GB"/>
         </w:rPr>
-        <w:t xml:space="preserve"> combined with defensive programming techniques, in order to clearly represent abnormal application states while preserving overall system stability.</w:t>
+        <w:t xml:space="preserve"> combined with defensive programming techniques, </w:t>
+      </w:r>
+      <w:r>
+        <w:rPr>
+          <w:lang w:val="en-GB"/>
+        </w:rPr>
+        <w:t>to</w:t>
+      </w:r>
+      <w:r>
+        <w:rPr>
+          <w:lang w:val="en-GB"/>
+        </w:rPr>
+        <w:t xml:space="preserve"> clearly represent abnormal application states while preserving overall system stability.</w:t>
       </w:r>
     </w:p>
     <w:p>
@@ -8435,7 +9158,31 @@
         <w:rPr>
           <w:lang w:val="en-GB"/>
         </w:rPr>
-        <w:t>The coexistence of the database based and file system based DAO implementations highlights the effectiveness of the DAO abstraction, allowing the persistence mechanism to be replaced transparently without affecting the rest of the application.</w:t>
+        <w:t xml:space="preserve">The coexistence of the database </w:t>
+      </w:r>
+      <w:r>
+        <w:rPr>
+          <w:lang w:val="en-GB"/>
+        </w:rPr>
+        <w:t>based,</w:t>
+      </w:r>
+      <w:r>
+        <w:rPr>
+          <w:lang w:val="en-GB"/>
+        </w:rPr>
+        <w:t xml:space="preserve"> and file </w:t>
+      </w:r>
+      <w:r>
+        <w:rPr>
+          <w:lang w:val="en-GB"/>
+        </w:rPr>
+        <w:t>system-based</w:t>
+      </w:r>
+      <w:r>
+        <w:rPr>
+          <w:lang w:val="en-GB"/>
+        </w:rPr>
+        <w:t xml:space="preserve"> DAO implementations highlights the effectiveness of the DAO abstraction, allowing the persistence mechanism to be replaced transparently without affecting the rest of the application.</w:t>
       </w:r>
     </w:p>
     <w:p>
@@ -8489,7 +9236,7 @@
           <w:lang w:val="en-GB"/>
         </w:rPr>
       </w:pPr>
-      <w:hyperlink r:id="rId14" w:history="1">
+      <w:hyperlink r:id="rId32" w:history="1">
         <w:r>
           <w:rPr>
             <w:color w:val="0563C1"/>
@@ -8537,7 +9284,7 @@
           <w:lang w:val="en-GB"/>
         </w:rPr>
       </w:pPr>
-      <w:hyperlink r:id="rId15" w:history="1">
+      <w:hyperlink r:id="rId33" w:history="1">
         <w:r>
           <w:rPr>
             <w:color w:val="0563C1"/>
@@ -8618,7 +9365,7 @@
         </w:rPr>
         <w:t xml:space="preserve">Dashboard URL: </w:t>
       </w:r>
-      <w:hyperlink r:id="rId16" w:history="1">
+      <w:hyperlink r:id="rId34" w:history="1">
         <w:r>
           <w:rPr>
             <w:color w:val="0563C1"/>
@@ -8630,8 +9377,8 @@
       </w:hyperlink>
     </w:p>
     <w:sectPr>
-      <w:headerReference w:type="default" r:id="rId17"/>
-      <w:footerReference w:type="default" r:id="rId18"/>
+      <w:headerReference w:type="default" r:id="rId35"/>
+      <w:footerReference w:type="default" r:id="rId36"/>
       <w:pgSz w:w="11906" w:h="16838"/>
       <w:pgMar w:top="1440" w:right="1440" w:bottom="1440" w:left="1440" w:header="708" w:footer="708" w:gutter="0"/>
       <w:cols w:space="720"/>
@@ -8739,7 +9486,7 @@
       </w:r>
     </w:p>
   </w:comment>
-  <w:comment w:id="5" w:author="davide brugnoli" w:date="2026-04-30T11:50:00Z" w:initials="db">
+  <w:comment w:id="6" w:author="davide brugnoli" w:date="2026-06-01T17:52:00Z" w:initials="db">
     <w:p>
       <w:pPr>
         <w:pStyle w:val="CommentText"/>
@@ -8751,11 +9498,11 @@
         <w:annotationRef/>
       </w:r>
       <w:r>
-        <w:t>Stesso ragionamento del punto precedente: l’uso di docker è limitato allo sviluppo non all’utilizzo “normale”</w:t>
+        <w:t>Rimuovere shall allow (nei consiglie è indicato come errore)</w:t>
       </w:r>
     </w:p>
   </w:comment>
-  <w:comment w:id="6" w:author="davide brugnoli" w:date="2026-05-26T15:25:00Z" w:initials="db">
+  <w:comment w:id="5" w:author="davide brugnoli" w:date="2026-06-05T19:26:00Z" w:initials="db">
     <w:p>
       <w:pPr>
         <w:pStyle w:val="CommentText"/>
@@ -8767,11 +9514,11 @@
         <w:annotationRef/>
       </w:r>
       <w:r>
-        <w:t>Funzione da riimplementare</w:t>
+        <w:t>Relazione tra loro US e FR</w:t>
       </w:r>
     </w:p>
   </w:comment>
-  <w:comment w:id="7" w:author="davide brugnoli" w:date="2026-05-26T15:28:00Z" w:initials="db">
+  <w:comment w:id="8" w:author="davide brugnoli" w:date="2026-04-30T12:11:00Z" w:initials="db">
     <w:p>
       <w:pPr>
         <w:pStyle w:val="CommentText"/>
@@ -8783,11 +9530,11 @@
         <w:annotationRef/>
       </w:r>
       <w:r>
-        <w:t>Da implementare</w:t>
+        <w:t>Potrebbe esssrre un extend?</w:t>
       </w:r>
     </w:p>
   </w:comment>
-  <w:comment w:id="8" w:author="davide brugnoli" w:date="2026-06-01T17:52:00Z" w:initials="db">
+  <w:comment w:id="7" w:author="davide brugnoli" w:date="2026-06-05T19:26:00Z" w:initials="db">
     <w:p>
       <w:pPr>
         <w:pStyle w:val="CommentText"/>
@@ -8799,11 +9546,11 @@
         <w:annotationRef/>
       </w:r>
       <w:r>
-        <w:t>Rimuovere shall allow (nei consiglie è indicato come errore)</w:t>
+        <w:t>Forse da rimuovere</w:t>
       </w:r>
     </w:p>
   </w:comment>
-  <w:comment w:id="9" w:author="davide brugnoli" w:date="2026-04-30T11:58:00Z" w:initials="db">
+  <w:comment w:id="9" w:author="davide brugnoli" w:date="2026-04-30T12:15:00Z" w:initials="db">
     <w:p>
       <w:pPr>
         <w:pStyle w:val="CommentText"/>
@@ -8815,11 +9562,11 @@
         <w:annotationRef/>
       </w:r>
       <w:r>
-        <w:t>Ricontrolla</w:t>
+        <w:t>Inserire un immagine a qualità superiore</w:t>
       </w:r>
     </w:p>
   </w:comment>
-  <w:comment w:id="10" w:author="davide brugnoli" w:date="2026-05-26T15:29:00Z" w:initials="db">
+  <w:comment w:id="10" w:author="davide brugnoli" w:date="2026-05-26T15:44:00Z" w:initials="db">
     <w:p>
       <w:pPr>
         <w:pStyle w:val="CommentText"/>
@@ -8831,11 +9578,11 @@
         <w:annotationRef/>
       </w:r>
       <w:r>
-        <w:t>Controllare se necessario</w:t>
+        <w:t>Controlla se altri progetti usano com.example.rm.app</w:t>
       </w:r>
     </w:p>
   </w:comment>
-  <w:comment w:id="11" w:author="davide brugnoli" w:date="2026-06-03T12:18:00Z" w:initials="db">
+  <w:comment w:id="11" w:author="davide brugnoli" w:date="2026-05-26T15:46:00Z" w:initials="db">
     <w:p>
       <w:pPr>
         <w:pStyle w:val="CommentText"/>
@@ -8847,11 +9594,11 @@
         <w:annotationRef/>
       </w:r>
       <w:r>
-        <w:t>Altri progetti ce l’hanno</w:t>
+        <w:t>I DAO sono pattern?</w:t>
       </w:r>
     </w:p>
   </w:comment>
-  <w:comment w:id="12" w:author="davide brugnoli" w:date="2026-04-30T12:11:00Z" w:initials="db">
+  <w:comment w:id="12" w:author="davide brugnoli" w:date="2026-06-05T18:07:00Z" w:initials="db">
     <w:p>
       <w:pPr>
         <w:pStyle w:val="CommentText"/>
@@ -8863,11 +9610,11 @@
         <w:annotationRef/>
       </w:r>
       <w:r>
-        <w:t>Potrebbe esssrre un extend?</w:t>
+        <w:t>si</w:t>
       </w:r>
     </w:p>
   </w:comment>
-  <w:comment w:id="13" w:author="davide brugnoli" w:date="2026-04-30T12:15:00Z" w:initials="db">
+  <w:comment w:id="14" w:author="davide brugnoli" w:date="2026-05-26T15:48:00Z" w:initials="db">
     <w:p>
       <w:pPr>
         <w:pStyle w:val="CommentText"/>
@@ -8879,11 +9626,11 @@
         <w:annotationRef/>
       </w:r>
       <w:r>
-        <w:t>Inserire un immagine a qualità superiore</w:t>
+        <w:t>Rileggi bene</w:t>
       </w:r>
     </w:p>
   </w:comment>
-  <w:comment w:id="14" w:author="davide brugnoli" w:date="2026-05-26T15:44:00Z" w:initials="db">
+  <w:comment w:id="13" w:author="davide brugnoli" w:date="2026-06-05T18:08:00Z" w:initials="db">
     <w:p>
       <w:pPr>
         <w:pStyle w:val="CommentText"/>
@@ -8895,43 +9642,11 @@
         <w:annotationRef/>
       </w:r>
       <w:r>
-        <w:t>Controlla se altri progetti usano com.example.rm.app</w:t>
+        <w:t>Potrebbero essere rimossi</w:t>
       </w:r>
     </w:p>
   </w:comment>
-  <w:comment w:id="15" w:author="davide brugnoli" w:date="2026-05-26T15:46:00Z" w:initials="db">
-    <w:p>
-      <w:pPr>
-        <w:pStyle w:val="CommentText"/>
-      </w:pPr>
-      <w:r>
-        <w:rPr>
-          <w:rStyle w:val="CommentReference"/>
-        </w:rPr>
-        <w:annotationRef/>
-      </w:r>
-      <w:r>
-        <w:t>I DAO sono pattern?</w:t>
-      </w:r>
-    </w:p>
-  </w:comment>
-  <w:comment w:id="16" w:author="davide brugnoli" w:date="2026-05-26T15:48:00Z" w:initials="db">
-    <w:p>
-      <w:pPr>
-        <w:pStyle w:val="CommentText"/>
-      </w:pPr>
-      <w:r>
-        <w:rPr>
-          <w:rStyle w:val="CommentReference"/>
-        </w:rPr>
-        <w:annotationRef/>
-      </w:r>
-      <w:r>
-        <w:t>Rileggi bene</w:t>
-      </w:r>
-    </w:p>
-  </w:comment>
-  <w:comment w:id="17" w:author="davide brugnoli" w:date="2026-05-26T15:53:00Z" w:initials="db">
+  <w:comment w:id="15" w:author="davide brugnoli" w:date="2026-05-26T15:53:00Z" w:initials="db">
     <w:p>
       <w:pPr>
         <w:pStyle w:val="CommentText"/>
@@ -8952,23 +9667,21 @@
 
 <file path=word/commentsExtended.xml><?xml version="1.0" encoding="utf-8"?>
 <w15:commentsEx xmlns:wpc="http://schemas.microsoft.com/office/word/2010/wordprocessingCanvas" xmlns:cx="http://schemas.microsoft.com/office/drawing/2014/chartex" xmlns:cx1="http://schemas.microsoft.com/office/drawing/2015/9/8/chartex" xmlns:cx2="http://schemas.microsoft.com/office/drawing/2015/10/21/chartex" xmlns:cx3="http://schemas.microsoft.com/office/drawing/2016/5/9/chartex" xmlns:cx4="http://schemas.microsoft.com/office/drawing/2016/5/10/chartex" xmlns:cx5="http://schemas.microsoft.com/office/drawing/2016/5/11/chartex" xmlns:cx6="http://schemas.microsoft.com/office/drawing/2016/5/12/chartex" xmlns:cx7="http://schemas.microsoft.com/office/drawing/2016/5/13/chartex" xmlns:cx8="http://schemas.microsoft.com/office/drawing/2016/5/14/chartex" xmlns:mc="http://schemas.openxmlformats.org/markup-compatibility/2006" xmlns:aink="http://schemas.microsoft.com/office/drawing/2016/ink" xmlns:am3d="http://schemas.microsoft.com/office/drawing/2017/model3d" xmlns:o="urn:schemas-microsoft-com:office:office" xmlns:oel="http://schemas.microsoft.com/office/2019/extlst" xmlns:r="http://schemas.openxmlformats.org/officeDocument/2006/relationships" xmlns:m="http://schemas.openxmlformats.org/officeDocument/2006/math" xmlns:v="urn:schemas-microsoft-com:vml" xmlns:wp14="http://schemas.microsoft.com/office/word/2010/wordprocessingDrawing" xmlns:wp="http://schemas.openxmlformats.org/drawingml/2006/wordprocessingDrawing" xmlns:w10="urn:schemas-microsoft-com:office:word" xmlns:w="http://schemas.openxmlformats.org/wordprocessingml/2006/main" xmlns:w14="http://schemas.microsoft.com/office/word/2010/wordml" xmlns:w15="http://schemas.microsoft.com/office/word/2012/wordml" xmlns:w16cex="http://schemas.microsoft.com/office/word/2018/wordml/cex" xmlns:w16cid="http://schemas.microsoft.com/office/word/2016/wordml/cid" xmlns:w16="http://schemas.microsoft.com/office/word/2018/wordml" xmlns:w16du="http://schemas.microsoft.com/office/word/2023/wordml/word16du" xmlns:w16sdtdh="http://schemas.microsoft.com/office/word/2020/wordml/sdtdatahash" xmlns:w16sdtfl="http://schemas.microsoft.com/office/word/2024/wordml/sdtformatlock" xmlns:w16se="http://schemas.microsoft.com/office/word/2015/wordml/symex" xmlns:wpg="http://schemas.microsoft.com/office/word/2010/wordprocessingGroup" xmlns:wpi="http://schemas.microsoft.com/office/word/2010/wordprocessingInk" xmlns:wne="http://schemas.microsoft.com/office/word/2006/wordml" xmlns:wps="http://schemas.microsoft.com/office/word/2010/wordprocessingShape" mc:Ignorable="w14 w15 w16se w16cid w16 w16cex w16sdtdh w16sdtfl w16du wp14">
-  <w15:commentEx w15:paraId="5DABDE37" w15:done="0"/>
-  <w15:commentEx w15:paraId="5D36B10B" w15:paraIdParent="5DABDE37" w15:done="0"/>
-  <w15:commentEx w15:paraId="15B5B6FE" w15:paraIdParent="5DABDE37" w15:done="0"/>
-  <w15:commentEx w15:paraId="55E1E209" w15:paraIdParent="5DABDE37" w15:done="0"/>
-  <w15:commentEx w15:paraId="63C32BE6" w15:done="0"/>
-  <w15:commentEx w15:paraId="5ABC12F1" w15:done="0"/>
-  <w15:commentEx w15:paraId="06108AB1" w15:done="1"/>
-  <w15:commentEx w15:paraId="6948B227" w15:done="0"/>
+  <w15:commentEx w15:paraId="5DABDE37" w15:done="1"/>
+  <w15:commentEx w15:paraId="5D36B10B" w15:paraIdParent="5DABDE37" w15:done="1"/>
+  <w15:commentEx w15:paraId="15B5B6FE" w15:paraIdParent="5DABDE37" w15:done="1"/>
+  <w15:commentEx w15:paraId="55E1E209" w15:paraIdParent="5DABDE37" w15:done="1"/>
+  <w15:commentEx w15:paraId="63C32BE6" w15:done="1"/>
   <w15:commentEx w15:paraId="2ECF85D9" w15:done="1"/>
-  <w15:commentEx w15:paraId="23F9DCC9" w15:done="0"/>
-  <w15:commentEx w15:paraId="36AB0C9D" w15:done="0"/>
-  <w15:commentEx w15:paraId="1ABBCD74" w15:paraIdParent="36AB0C9D" w15:done="0"/>
+  <w15:commentEx w15:paraId="66504860" w15:done="1"/>
   <w15:commentEx w15:paraId="46443DE5" w15:done="1"/>
+  <w15:commentEx w15:paraId="4ED73221" w15:done="1"/>
   <w15:commentEx w15:paraId="2CA708E2" w15:done="1"/>
   <w15:commentEx w15:paraId="47FB3CB4" w15:done="1"/>
-  <w15:commentEx w15:paraId="61D113FC" w15:done="0"/>
+  <w15:commentEx w15:paraId="61D113FC" w15:done="1"/>
+  <w15:commentEx w15:paraId="7A862FED" w15:paraIdParent="61D113FC" w15:done="1"/>
   <w15:commentEx w15:paraId="0EB5BDA6" w15:done="0"/>
+  <w15:commentEx w15:paraId="35885F8D" w15:done="0"/>
   <w15:commentEx w15:paraId="5D12BDB0" w15:done="0"/>
 </w15:commentsEx>
 </file>
@@ -8992,21 +9705,6 @@
   <w16cex:commentExtensible w16cex:durableId="403C0F0D" w16cex:dateUtc="2026-06-01T15:57:00Z"/>
   <w16cex:commentExtensible w16cex:durableId="4DF94135" w16cex:dateUtc="2026-06-01T16:02:00Z"/>
   <w16cex:commentExtensible w16cex:durableId="5AB1A90F" w16cex:dateUtc="2026-04-30T09:50:00Z"/>
-  <w16cex:commentExtensible w16cex:durableId="223CE331" w16cex:dateUtc="2026-04-30T09:50:00Z"/>
-  <w16cex:commentExtensible w16cex:durableId="66A7F010" w16cex:dateUtc="2026-05-26T13:25:00Z">
-    <w16cex:extLst>
-      <w16:ext w16:uri="{CE6994B0-6A32-4C9F-8C6B-6E91EDA988CE}">
-        <cr:reactions xmlns:cr="http://schemas.microsoft.com/office/comments/2020/reactions">
-          <cr:reaction reactionType="1">
-            <cr:reactionInfo dateUtc="2026-06-03T09:38:29Z">
-              <cr:user userId="S::davide.brugnoli@students.uniroma2.eu::00c05e8b-0e35-421e-bad9-6afeecc66b22" userProvider="AD" userName="davide brugnoli"/>
-            </cr:reactionInfo>
-          </cr:reaction>
-        </cr:reactions>
-      </w16:ext>
-    </w16cex:extLst>
-  </w16cex:commentExtensible>
-  <w16cex:commentExtensible w16cex:durableId="643AFE80" w16cex:dateUtc="2026-05-26T13:28:00Z"/>
   <w16cex:commentExtensible w16cex:durableId="1602E17F" w16cex:dateUtc="2026-06-01T15:52:00Z">
     <w16cex:extLst>
       <w16:ext w16:uri="{CE6994B0-6A32-4C9F-8C6B-6E91EDA988CE}">
@@ -9020,22 +9718,9 @@
       </w16:ext>
     </w16cex:extLst>
   </w16cex:commentExtensible>
-  <w16cex:commentExtensible w16cex:durableId="6D76DFA0" w16cex:dateUtc="2026-04-30T09:58:00Z">
-    <w16cex:extLst>
-      <w16:ext w16:uri="{CE6994B0-6A32-4C9F-8C6B-6E91EDA988CE}">
-        <cr:reactions xmlns:cr="http://schemas.microsoft.com/office/comments/2020/reactions">
-          <cr:reaction reactionType="1">
-            <cr:reactionInfo dateUtc="2026-06-03T10:16:53Z">
-              <cr:user userId="S::davide.brugnoli@students.uniroma2.eu::00c05e8b-0e35-421e-bad9-6afeecc66b22" userProvider="AD" userName="davide brugnoli"/>
-            </cr:reactionInfo>
-          </cr:reaction>
-        </cr:reactions>
-      </w16:ext>
-    </w16cex:extLst>
-  </w16cex:commentExtensible>
-  <w16cex:commentExtensible w16cex:durableId="4CCF2757" w16cex:dateUtc="2026-05-26T13:29:00Z"/>
-  <w16cex:commentExtensible w16cex:durableId="460C1592" w16cex:dateUtc="2026-06-03T10:18:00Z"/>
+  <w16cex:commentExtensible w16cex:durableId="3E77A5FF" w16cex:dateUtc="2026-06-05T17:26:00Z"/>
   <w16cex:commentExtensible w16cex:durableId="2EFD151C" w16cex:dateUtc="2026-04-30T10:11:00Z"/>
+  <w16cex:commentExtensible w16cex:durableId="56026B48" w16cex:dateUtc="2026-06-05T17:26:00Z"/>
   <w16cex:commentExtensible w16cex:durableId="33EF2EA6" w16cex:dateUtc="2026-04-30T10:15:00Z">
     <w16cex:extLst>
       <w16:ext w16:uri="{CE6994B0-6A32-4C9F-8C6B-6E91EDA988CE}">
@@ -9063,7 +9748,9 @@
     </w16cex:extLst>
   </w16cex:commentExtensible>
   <w16cex:commentExtensible w16cex:durableId="1B4900E6" w16cex:dateUtc="2026-05-26T13:46:00Z"/>
+  <w16cex:commentExtensible w16cex:durableId="17D2E5F4" w16cex:dateUtc="2026-06-05T16:07:00Z"/>
   <w16cex:commentExtensible w16cex:durableId="2233859F" w16cex:dateUtc="2026-05-26T13:48:00Z"/>
+  <w16cex:commentExtensible w16cex:durableId="2E9CD01A" w16cex:dateUtc="2026-06-05T16:08:00Z"/>
   <w16cex:commentExtensible w16cex:durableId="08207586" w16cex:dateUtc="2026-05-26T13:53:00Z"/>
 </w16cex:commentsExtensible>
 </file>
@@ -9075,18 +9762,16 @@
   <w16cid:commentId w16cid:paraId="15B5B6FE" w16cid:durableId="403C0F0D"/>
   <w16cid:commentId w16cid:paraId="55E1E209" w16cid:durableId="4DF94135"/>
   <w16cid:commentId w16cid:paraId="63C32BE6" w16cid:durableId="5AB1A90F"/>
-  <w16cid:commentId w16cid:paraId="5ABC12F1" w16cid:durableId="223CE331"/>
-  <w16cid:commentId w16cid:paraId="06108AB1" w16cid:durableId="66A7F010"/>
-  <w16cid:commentId w16cid:paraId="6948B227" w16cid:durableId="643AFE80"/>
   <w16cid:commentId w16cid:paraId="2ECF85D9" w16cid:durableId="1602E17F"/>
-  <w16cid:commentId w16cid:paraId="23F9DCC9" w16cid:durableId="6D76DFA0"/>
-  <w16cid:commentId w16cid:paraId="36AB0C9D" w16cid:durableId="4CCF2757"/>
-  <w16cid:commentId w16cid:paraId="1ABBCD74" w16cid:durableId="460C1592"/>
+  <w16cid:commentId w16cid:paraId="66504860" w16cid:durableId="3E77A5FF"/>
   <w16cid:commentId w16cid:paraId="46443DE5" w16cid:durableId="2EFD151C"/>
+  <w16cid:commentId w16cid:paraId="4ED73221" w16cid:durableId="56026B48"/>
   <w16cid:commentId w16cid:paraId="2CA708E2" w16cid:durableId="33EF2EA6"/>
   <w16cid:commentId w16cid:paraId="47FB3CB4" w16cid:durableId="6FA98D39"/>
   <w16cid:commentId w16cid:paraId="61D113FC" w16cid:durableId="1B4900E6"/>
+  <w16cid:commentId w16cid:paraId="7A862FED" w16cid:durableId="17D2E5F4"/>
   <w16cid:commentId w16cid:paraId="0EB5BDA6" w16cid:durableId="2233859F"/>
+  <w16cid:commentId w16cid:paraId="35885F8D" w16cid:durableId="2E9CD01A"/>
   <w16cid:commentId w16cid:paraId="5D12BDB0" w16cid:durableId="08207586"/>
 </w16cid:commentsIds>
 </file>
@@ -9996,6 +10681,119 @@
       <w:lvlJc w:val="left"/>
     </w:lvl>
   </w:abstractNum>
+  <w:abstractNum w:abstractNumId="11" w15:restartNumberingAfterBreak="0">
+    <w:nsid w:val="76F5646D"/>
+    <w:multiLevelType w:val="hybridMultilevel"/>
+    <w:tmpl w:val="80B64924"/>
+    <w:lvl w:ilvl="0" w:tplc="04100001">
+      <w:start w:val="1"/>
+      <w:numFmt w:val="bullet"/>
+      <w:lvlText w:val=""/>
+      <w:lvlJc w:val="left"/>
+      <w:pPr>
+        <w:ind w:left="720" w:hanging="360"/>
+      </w:pPr>
+      <w:rPr>
+        <w:rFonts w:ascii="Symbol" w:hAnsi="Symbol" w:hint="default"/>
+      </w:rPr>
+    </w:lvl>
+    <w:lvl w:ilvl="1" w:tplc="04100003" w:tentative="1">
+      <w:start w:val="1"/>
+      <w:numFmt w:val="bullet"/>
+      <w:lvlText w:val="o"/>
+      <w:lvlJc w:val="left"/>
+      <w:pPr>
+        <w:ind w:left="1440" w:hanging="360"/>
+      </w:pPr>
+      <w:rPr>
+        <w:rFonts w:ascii="Courier New" w:hAnsi="Courier New" w:cs="Courier New" w:hint="default"/>
+      </w:rPr>
+    </w:lvl>
+    <w:lvl w:ilvl="2" w:tplc="04100005" w:tentative="1">
+      <w:start w:val="1"/>
+      <w:numFmt w:val="bullet"/>
+      <w:lvlText w:val=""/>
+      <w:lvlJc w:val="left"/>
+      <w:pPr>
+        <w:ind w:left="2160" w:hanging="360"/>
+      </w:pPr>
+      <w:rPr>
+        <w:rFonts w:ascii="Wingdings" w:hAnsi="Wingdings" w:hint="default"/>
+      </w:rPr>
+    </w:lvl>
+    <w:lvl w:ilvl="3" w:tplc="04100001" w:tentative="1">
+      <w:start w:val="1"/>
+      <w:numFmt w:val="bullet"/>
+      <w:lvlText w:val=""/>
+      <w:lvlJc w:val="left"/>
+      <w:pPr>
+        <w:ind w:left="2880" w:hanging="360"/>
+      </w:pPr>
+      <w:rPr>
+        <w:rFonts w:ascii="Symbol" w:hAnsi="Symbol" w:hint="default"/>
+      </w:rPr>
+    </w:lvl>
+    <w:lvl w:ilvl="4" w:tplc="04100003" w:tentative="1">
+      <w:start w:val="1"/>
+      <w:numFmt w:val="bullet"/>
+      <w:lvlText w:val="o"/>
+      <w:lvlJc w:val="left"/>
+      <w:pPr>
+        <w:ind w:left="3600" w:hanging="360"/>
+      </w:pPr>
+      <w:rPr>
+        <w:rFonts w:ascii="Courier New" w:hAnsi="Courier New" w:cs="Courier New" w:hint="default"/>
+      </w:rPr>
+    </w:lvl>
+    <w:lvl w:ilvl="5" w:tplc="04100005" w:tentative="1">
+      <w:start w:val="1"/>
+      <w:numFmt w:val="bullet"/>
+      <w:lvlText w:val=""/>
+      <w:lvlJc w:val="left"/>
+      <w:pPr>
+        <w:ind w:left="4320" w:hanging="360"/>
+      </w:pPr>
+      <w:rPr>
+        <w:rFonts w:ascii="Wingdings" w:hAnsi="Wingdings" w:hint="default"/>
+      </w:rPr>
+    </w:lvl>
+    <w:lvl w:ilvl="6" w:tplc="04100001" w:tentative="1">
+      <w:start w:val="1"/>
+      <w:numFmt w:val="bullet"/>
+      <w:lvlText w:val=""/>
+      <w:lvlJc w:val="left"/>
+      <w:pPr>
+        <w:ind w:left="5040" w:hanging="360"/>
+      </w:pPr>
+      <w:rPr>
+        <w:rFonts w:ascii="Symbol" w:hAnsi="Symbol" w:hint="default"/>
+      </w:rPr>
+    </w:lvl>
+    <w:lvl w:ilvl="7" w:tplc="04100003" w:tentative="1">
+      <w:start w:val="1"/>
+      <w:numFmt w:val="bullet"/>
+      <w:lvlText w:val="o"/>
+      <w:lvlJc w:val="left"/>
+      <w:pPr>
+        <w:ind w:left="5760" w:hanging="360"/>
+      </w:pPr>
+      <w:rPr>
+        <w:rFonts w:ascii="Courier New" w:hAnsi="Courier New" w:cs="Courier New" w:hint="default"/>
+      </w:rPr>
+    </w:lvl>
+    <w:lvl w:ilvl="8" w:tplc="04100005" w:tentative="1">
+      <w:start w:val="1"/>
+      <w:numFmt w:val="bullet"/>
+      <w:lvlText w:val=""/>
+      <w:lvlJc w:val="left"/>
+      <w:pPr>
+        <w:ind w:left="6480" w:hanging="360"/>
+      </w:pPr>
+      <w:rPr>
+        <w:rFonts w:ascii="Wingdings" w:hAnsi="Wingdings" w:hint="default"/>
+      </w:rPr>
+    </w:lvl>
+  </w:abstractNum>
   <w:num w:numId="1" w16cid:durableId="1162894636">
     <w:abstractNumId w:val="4"/>
     <w:lvlOverride w:ilvl="0">
@@ -10049,6 +10847,9 @@
   </w:num>
   <w:num w:numId="11" w16cid:durableId="1558588470">
     <w:abstractNumId w:val="6"/>
+  </w:num>
+  <w:num w:numId="12" w16cid:durableId="894505197">
+    <w:abstractNumId w:val="11"/>
   </w:num>
 </w:numbering>
 </file>
@@ -10475,6 +11276,7 @@
   </w:style>
   <w:style w:type="paragraph" w:styleId="Heading2">
     <w:name w:val="heading 2"/>
+    <w:link w:val="Heading2Char"/>
     <w:uiPriority w:val="9"/>
     <w:unhideWhenUsed/>
     <w:qFormat/>
@@ -10770,6 +11572,103 @@
       <w:bCs/>
       <w:sz w:val="20"/>
       <w:szCs w:val="20"/>
+    </w:rPr>
+  </w:style>
+  <w:style w:type="paragraph" w:styleId="NormalWeb">
+    <w:name w:val="Normal (Web)"/>
+    <w:basedOn w:val="Normal"/>
+    <w:uiPriority w:val="99"/>
+    <w:semiHidden/>
+    <w:unhideWhenUsed/>
+    <w:rsid w:val="00525ABA"/>
+    <w:rPr>
+      <w:rFonts w:ascii="Times New Roman" w:hAnsi="Times New Roman" w:cs="Times New Roman"/>
+      <w:sz w:val="24"/>
+      <w:szCs w:val="24"/>
+    </w:rPr>
+  </w:style>
+  <w:style w:type="character" w:customStyle="1" w:styleId="Heading2Char">
+    <w:name w:val="Heading 2 Char"/>
+    <w:basedOn w:val="DefaultParagraphFont"/>
+    <w:link w:val="Heading2"/>
+    <w:uiPriority w:val="9"/>
+    <w:rsid w:val="00485B3B"/>
+    <w:rPr>
+      <w:b/>
+      <w:bCs/>
+      <w:color w:val="1A1A1A"/>
+      <w:sz w:val="28"/>
+      <w:szCs w:val="28"/>
+    </w:rPr>
+  </w:style>
+  <w:style w:type="paragraph" w:styleId="TOCHeading">
+    <w:name w:val="TOC Heading"/>
+    <w:basedOn w:val="Heading1"/>
+    <w:next w:val="Normal"/>
+    <w:uiPriority w:val="39"/>
+    <w:unhideWhenUsed/>
+    <w:qFormat/>
+    <w:rsid w:val="00E74ED5"/>
+    <w:pPr>
+      <w:keepNext/>
+      <w:keepLines/>
+      <w:spacing w:before="240" w:after="0" w:line="259" w:lineRule="auto"/>
+      <w:outlineLvl w:val="9"/>
+    </w:pPr>
+    <w:rPr>
+      <w:rFonts w:asciiTheme="majorHAnsi" w:eastAsiaTheme="majorEastAsia" w:hAnsiTheme="majorHAnsi" w:cstheme="majorBidi"/>
+      <w:b w:val="0"/>
+      <w:bCs w:val="0"/>
+      <w:color w:val="0F4761" w:themeColor="accent1" w:themeShade="BF"/>
+      <w:sz w:val="32"/>
+      <w:szCs w:val="32"/>
+    </w:rPr>
+  </w:style>
+  <w:style w:type="paragraph" w:styleId="TOC2">
+    <w:name w:val="toc 2"/>
+    <w:basedOn w:val="Normal"/>
+    <w:next w:val="Normal"/>
+    <w:autoRedefine/>
+    <w:uiPriority w:val="39"/>
+    <w:unhideWhenUsed/>
+    <w:rsid w:val="00E74ED5"/>
+    <w:pPr>
+      <w:spacing w:after="100" w:line="259" w:lineRule="auto"/>
+      <w:ind w:left="220"/>
+    </w:pPr>
+    <w:rPr>
+      <w:rFonts w:asciiTheme="minorHAnsi" w:eastAsiaTheme="minorEastAsia" w:hAnsiTheme="minorHAnsi" w:cs="Times New Roman"/>
+    </w:rPr>
+  </w:style>
+  <w:style w:type="paragraph" w:styleId="TOC1">
+    <w:name w:val="toc 1"/>
+    <w:basedOn w:val="Normal"/>
+    <w:next w:val="Normal"/>
+    <w:autoRedefine/>
+    <w:uiPriority w:val="39"/>
+    <w:unhideWhenUsed/>
+    <w:rsid w:val="00E74ED5"/>
+    <w:pPr>
+      <w:spacing w:after="100" w:line="259" w:lineRule="auto"/>
+    </w:pPr>
+    <w:rPr>
+      <w:rFonts w:asciiTheme="minorHAnsi" w:eastAsiaTheme="minorEastAsia" w:hAnsiTheme="minorHAnsi" w:cs="Times New Roman"/>
+    </w:rPr>
+  </w:style>
+  <w:style w:type="paragraph" w:styleId="TOC3">
+    <w:name w:val="toc 3"/>
+    <w:basedOn w:val="Normal"/>
+    <w:next w:val="Normal"/>
+    <w:autoRedefine/>
+    <w:uiPriority w:val="39"/>
+    <w:unhideWhenUsed/>
+    <w:rsid w:val="00E74ED5"/>
+    <w:pPr>
+      <w:spacing w:after="100" w:line="259" w:lineRule="auto"/>
+      <w:ind w:left="440"/>
+    </w:pPr>
+    <w:rPr>
+      <w:rFonts w:asciiTheme="minorHAnsi" w:eastAsiaTheme="minorEastAsia" w:hAnsiTheme="minorHAnsi" w:cs="Times New Roman"/>
     </w:rPr>
   </w:style>
 </w:styles>
@@ -11108,4 +12007,16 @@
   <we:bindings/>
   <we:snapshot xmlns:r="http://schemas.openxmlformats.org/officeDocument/2006/relationships"/>
 </we:webextension>
+</file>
+
+<file path=customXml/item1.xml><?xml version="1.0" encoding="utf-8"?>
+<b:Sources xmlns:b="http://schemas.openxmlformats.org/officeDocument/2006/bibliography" xmlns="http://schemas.openxmlformats.org/officeDocument/2006/bibliography" SelectedStyle="\APASixthEditionOfficeOnline.xsl" StyleName="APA" Version="6"/>
+</file>
+
+<file path=customXml/itemProps1.xml><?xml version="1.0" encoding="utf-8"?>
+<ds:datastoreItem xmlns:ds="http://schemas.openxmlformats.org/officeDocument/2006/customXml" ds:itemID="{2357DA9F-08A7-47A5-AC98-3DC648DE7035}">
+  <ds:schemaRefs>
+    <ds:schemaRef ds:uri="http://schemas.openxmlformats.org/officeDocument/2006/bibliography"/>
+  </ds:schemaRefs>
+</ds:datastoreItem>
 </file>